--- a/Reports/Synopsis_Final.docx
+++ b/Reports/Synopsis_Final.docx
@@ -102,7 +102,7 @@
       <w:r>
         <w:fldChar w:fldCharType="separate"/>
       </w:r>
-      <w:hyperlink w:anchor="_Toc237814664" w:history="1">
+      <w:hyperlink w:anchor="_Toc237816072" w:history="1">
         <w:r>
           <w:rPr>
             <w:rStyle w:val="Hyperlink"/>
@@ -129,7 +129,7 @@
             <w:noProof/>
             <w:webHidden/>
           </w:rPr>
-          <w:instrText xml:space="preserve"> PAGEREF _Toc237814664 \h </w:instrText>
+          <w:instrText xml:space="preserve"> PAGEREF _Toc237816072 \h </w:instrText>
         </w:r>
         <w:r>
           <w:rPr>
@@ -175,7 +175,7 @@
           <w14:ligatures w14:val="standardContextual"/>
         </w:rPr>
       </w:pPr>
-      <w:hyperlink w:anchor="_Toc237814665" w:history="1">
+      <w:hyperlink w:anchor="_Toc237816073" w:history="1">
         <w:r>
           <w:rPr>
             <w:rStyle w:val="Hyperlink"/>
@@ -202,7 +202,7 @@
             <w:noProof/>
             <w:webHidden/>
           </w:rPr>
-          <w:instrText xml:space="preserve"> PAGEREF _Toc237814665 \h </w:instrText>
+          <w:instrText xml:space="preserve"> PAGEREF _Toc237816073 \h </w:instrText>
         </w:r>
         <w:r>
           <w:rPr>
@@ -248,7 +248,7 @@
           <w14:ligatures w14:val="standardContextual"/>
         </w:rPr>
       </w:pPr>
-      <w:hyperlink w:anchor="_Toc237814666" w:history="1">
+      <w:hyperlink w:anchor="_Toc237816074" w:history="1">
         <w:r>
           <w:rPr>
             <w:rStyle w:val="Hyperlink"/>
@@ -275,7 +275,7 @@
             <w:noProof/>
             <w:webHidden/>
           </w:rPr>
-          <w:instrText xml:space="preserve"> PAGEREF _Toc237814666 \h </w:instrText>
+          <w:instrText xml:space="preserve"> PAGEREF _Toc237816074 \h </w:instrText>
         </w:r>
         <w:r>
           <w:rPr>
@@ -321,7 +321,7 @@
           <w14:ligatures w14:val="standardContextual"/>
         </w:rPr>
       </w:pPr>
-      <w:hyperlink w:anchor="_Toc237814667" w:history="1">
+      <w:hyperlink w:anchor="_Toc237816075" w:history="1">
         <w:r>
           <w:rPr>
             <w:rStyle w:val="Hyperlink"/>
@@ -348,7 +348,7 @@
             <w:noProof/>
             <w:webHidden/>
           </w:rPr>
-          <w:instrText xml:space="preserve"> PAGEREF _Toc237814667 \h </w:instrText>
+          <w:instrText xml:space="preserve"> PAGEREF _Toc237816075 \h </w:instrText>
         </w:r>
         <w:r>
           <w:rPr>
@@ -394,7 +394,7 @@
           <w14:ligatures w14:val="standardContextual"/>
         </w:rPr>
       </w:pPr>
-      <w:hyperlink w:anchor="_Toc237814668" w:history="1">
+      <w:hyperlink w:anchor="_Toc237816076" w:history="1">
         <w:r>
           <w:rPr>
             <w:rStyle w:val="Hyperlink"/>
@@ -421,7 +421,7 @@
             <w:noProof/>
             <w:webHidden/>
           </w:rPr>
-          <w:instrText xml:space="preserve"> PAGEREF _Toc237814668 \h </w:instrText>
+          <w:instrText xml:space="preserve"> PAGEREF _Toc237816076 \h </w:instrText>
         </w:r>
         <w:r>
           <w:rPr>
@@ -467,7 +467,7 @@
           <w14:ligatures w14:val="standardContextual"/>
         </w:rPr>
       </w:pPr>
-      <w:hyperlink w:anchor="_Toc237814669" w:history="1">
+      <w:hyperlink w:anchor="_Toc237816077" w:history="1">
         <w:r>
           <w:rPr>
             <w:rStyle w:val="Hyperlink"/>
@@ -494,7 +494,7 @@
             <w:noProof/>
             <w:webHidden/>
           </w:rPr>
-          <w:instrText xml:space="preserve"> PAGEREF _Toc237814669 \h </w:instrText>
+          <w:instrText xml:space="preserve"> PAGEREF _Toc237816077 \h </w:instrText>
         </w:r>
         <w:r>
           <w:rPr>
@@ -540,7 +540,7 @@
           <w14:ligatures w14:val="standardContextual"/>
         </w:rPr>
       </w:pPr>
-      <w:hyperlink w:anchor="_Toc237814670" w:history="1">
+      <w:hyperlink w:anchor="_Toc237816078" w:history="1">
         <w:r>
           <w:rPr>
             <w:rStyle w:val="Hyperlink"/>
@@ -567,7 +567,7 @@
             <w:noProof/>
             <w:webHidden/>
           </w:rPr>
-          <w:instrText xml:space="preserve"> PAGEREF _Toc237814670 \h </w:instrText>
+          <w:instrText xml:space="preserve"> PAGEREF _Toc237816078 \h </w:instrText>
         </w:r>
         <w:r>
           <w:rPr>
@@ -613,7 +613,7 @@
           <w14:ligatures w14:val="standardContextual"/>
         </w:rPr>
       </w:pPr>
-      <w:hyperlink w:anchor="_Toc237814671" w:history="1">
+      <w:hyperlink w:anchor="_Toc237816079" w:history="1">
         <w:r>
           <w:rPr>
             <w:rStyle w:val="Hyperlink"/>
@@ -640,7 +640,7 @@
             <w:noProof/>
             <w:webHidden/>
           </w:rPr>
-          <w:instrText xml:space="preserve"> PAGEREF _Toc237814671 \h </w:instrText>
+          <w:instrText xml:space="preserve"> PAGEREF _Toc237816079 \h </w:instrText>
         </w:r>
         <w:r>
           <w:rPr>
@@ -686,7 +686,7 @@
           <w14:ligatures w14:val="standardContextual"/>
         </w:rPr>
       </w:pPr>
-      <w:hyperlink w:anchor="_Toc237814672" w:history="1">
+      <w:hyperlink w:anchor="_Toc237816080" w:history="1">
         <w:r>
           <w:rPr>
             <w:rStyle w:val="Hyperlink"/>
@@ -713,7 +713,7 @@
             <w:noProof/>
             <w:webHidden/>
           </w:rPr>
-          <w:instrText xml:space="preserve"> PAGEREF _Toc237814672 \h </w:instrText>
+          <w:instrText xml:space="preserve"> PAGEREF _Toc237816080 \h </w:instrText>
         </w:r>
         <w:r>
           <w:rPr>
@@ -759,7 +759,7 @@
           <w14:ligatures w14:val="standardContextual"/>
         </w:rPr>
       </w:pPr>
-      <w:hyperlink w:anchor="_Toc237814673" w:history="1">
+      <w:hyperlink w:anchor="_Toc237816081" w:history="1">
         <w:r>
           <w:rPr>
             <w:rStyle w:val="Hyperlink"/>
@@ -786,7 +786,7 @@
             <w:noProof/>
             <w:webHidden/>
           </w:rPr>
-          <w:instrText xml:space="preserve"> PAGEREF _Toc237814673 \h </w:instrText>
+          <w:instrText xml:space="preserve"> PAGEREF _Toc237816081 \h </w:instrText>
         </w:r>
         <w:r>
           <w:rPr>
@@ -832,7 +832,7 @@
           <w14:ligatures w14:val="standardContextual"/>
         </w:rPr>
       </w:pPr>
-      <w:hyperlink w:anchor="_Toc237814674" w:history="1">
+      <w:hyperlink w:anchor="_Toc237816082" w:history="1">
         <w:r>
           <w:rPr>
             <w:rStyle w:val="Hyperlink"/>
@@ -859,7 +859,7 @@
             <w:noProof/>
             <w:webHidden/>
           </w:rPr>
-          <w:instrText xml:space="preserve"> PAGEREF _Toc237814674 \h </w:instrText>
+          <w:instrText xml:space="preserve"> PAGEREF _Toc237816082 \h </w:instrText>
         </w:r>
         <w:r>
           <w:rPr>
@@ -905,7 +905,7 @@
           <w14:ligatures w14:val="standardContextual"/>
         </w:rPr>
       </w:pPr>
-      <w:hyperlink w:anchor="_Toc237814675" w:history="1">
+      <w:hyperlink w:anchor="_Toc237816083" w:history="1">
         <w:r>
           <w:rPr>
             <w:rStyle w:val="Hyperlink"/>
@@ -932,7 +932,7 @@
             <w:noProof/>
             <w:webHidden/>
           </w:rPr>
-          <w:instrText xml:space="preserve"> PAGEREF _Toc237814675 \h </w:instrText>
+          <w:instrText xml:space="preserve"> PAGEREF _Toc237816083 \h </w:instrText>
         </w:r>
         <w:r>
           <w:rPr>
@@ -978,7 +978,7 @@
           <w14:ligatures w14:val="standardContextual"/>
         </w:rPr>
       </w:pPr>
-      <w:hyperlink w:anchor="_Toc237814676" w:history="1">
+      <w:hyperlink w:anchor="_Toc237816084" w:history="1">
         <w:r>
           <w:rPr>
             <w:rStyle w:val="Hyperlink"/>
@@ -1005,7 +1005,7 @@
             <w:noProof/>
             <w:webHidden/>
           </w:rPr>
-          <w:instrText xml:space="preserve"> PAGEREF _Toc237814676 \h </w:instrText>
+          <w:instrText xml:space="preserve"> PAGEREF _Toc237816084 \h </w:instrText>
         </w:r>
         <w:r>
           <w:rPr>
@@ -1051,7 +1051,7 @@
           <w14:ligatures w14:val="standardContextual"/>
         </w:rPr>
       </w:pPr>
-      <w:hyperlink w:anchor="_Toc237814677" w:history="1">
+      <w:hyperlink w:anchor="_Toc237816085" w:history="1">
         <w:r>
           <w:rPr>
             <w:rStyle w:val="Hyperlink"/>
@@ -1078,7 +1078,7 @@
             <w:noProof/>
             <w:webHidden/>
           </w:rPr>
-          <w:instrText xml:space="preserve"> PAGEREF _Toc237814677 \h </w:instrText>
+          <w:instrText xml:space="preserve"> PAGEREF _Toc237816085 \h </w:instrText>
         </w:r>
         <w:r>
           <w:rPr>
@@ -1124,7 +1124,7 @@
           <w14:ligatures w14:val="standardContextual"/>
         </w:rPr>
       </w:pPr>
-      <w:hyperlink w:anchor="_Toc237814678" w:history="1">
+      <w:hyperlink w:anchor="_Toc237816086" w:history="1">
         <w:r>
           <w:rPr>
             <w:rStyle w:val="Hyperlink"/>
@@ -1151,7 +1151,7 @@
             <w:noProof/>
             <w:webHidden/>
           </w:rPr>
-          <w:instrText xml:space="preserve"> PAGEREF _Toc237814678 \h </w:instrText>
+          <w:instrText xml:space="preserve"> PAGEREF _Toc237816086 \h </w:instrText>
         </w:r>
         <w:r>
           <w:rPr>
@@ -1197,7 +1197,7 @@
           <w14:ligatures w14:val="standardContextual"/>
         </w:rPr>
       </w:pPr>
-      <w:hyperlink w:anchor="_Toc237814679" w:history="1">
+      <w:hyperlink w:anchor="_Toc237816087" w:history="1">
         <w:r>
           <w:rPr>
             <w:rStyle w:val="Hyperlink"/>
@@ -1224,7 +1224,7 @@
             <w:noProof/>
             <w:webHidden/>
           </w:rPr>
-          <w:instrText xml:space="preserve"> PAGEREF _Toc237814679 \h </w:instrText>
+          <w:instrText xml:space="preserve"> PAGEREF _Toc237816087 \h </w:instrText>
         </w:r>
         <w:r>
           <w:rPr>
@@ -1270,7 +1270,7 @@
           <w14:ligatures w14:val="standardContextual"/>
         </w:rPr>
       </w:pPr>
-      <w:hyperlink w:anchor="_Toc237814680" w:history="1">
+      <w:hyperlink w:anchor="_Toc237816088" w:history="1">
         <w:r>
           <w:rPr>
             <w:rStyle w:val="Hyperlink"/>
@@ -1297,7 +1297,7 @@
             <w:noProof/>
             <w:webHidden/>
           </w:rPr>
-          <w:instrText xml:space="preserve"> PAGEREF _Toc237814680 \h </w:instrText>
+          <w:instrText xml:space="preserve"> PAGEREF _Toc237816088 \h </w:instrText>
         </w:r>
         <w:r>
           <w:rPr>
@@ -1343,7 +1343,7 @@
           <w14:ligatures w14:val="standardContextual"/>
         </w:rPr>
       </w:pPr>
-      <w:hyperlink w:anchor="_Toc237814681" w:history="1">
+      <w:hyperlink w:anchor="_Toc237816089" w:history="1">
         <w:r>
           <w:rPr>
             <w:rStyle w:val="Hyperlink"/>
@@ -1370,7 +1370,7 @@
             <w:noProof/>
             <w:webHidden/>
           </w:rPr>
-          <w:instrText xml:space="preserve"> PAGEREF _Toc237814681 \h </w:instrText>
+          <w:instrText xml:space="preserve"> PAGEREF _Toc237816089 \h </w:instrText>
         </w:r>
         <w:r>
           <w:rPr>
@@ -1416,7 +1416,7 @@
           <w14:ligatures w14:val="standardContextual"/>
         </w:rPr>
       </w:pPr>
-      <w:hyperlink w:anchor="_Toc237814682" w:history="1">
+      <w:hyperlink w:anchor="_Toc237816090" w:history="1">
         <w:r>
           <w:rPr>
             <w:rStyle w:val="Hyperlink"/>
@@ -1443,7 +1443,7 @@
             <w:noProof/>
             <w:webHidden/>
           </w:rPr>
-          <w:instrText xml:space="preserve"> PAGEREF _Toc237814682 \h </w:instrText>
+          <w:instrText xml:space="preserve"> PAGEREF _Toc237816090 \h </w:instrText>
         </w:r>
         <w:r>
           <w:rPr>
@@ -1489,7 +1489,7 @@
           <w14:ligatures w14:val="standardContextual"/>
         </w:rPr>
       </w:pPr>
-      <w:hyperlink w:anchor="_Toc237814683" w:history="1">
+      <w:hyperlink w:anchor="_Toc237816091" w:history="1">
         <w:r>
           <w:rPr>
             <w:rStyle w:val="Hyperlink"/>
@@ -1516,7 +1516,7 @@
             <w:noProof/>
             <w:webHidden/>
           </w:rPr>
-          <w:instrText xml:space="preserve"> PAGEREF _Toc237814683 \h </w:instrText>
+          <w:instrText xml:space="preserve"> PAGEREF _Toc237816091 \h </w:instrText>
         </w:r>
         <w:r>
           <w:rPr>
@@ -1562,7 +1562,7 @@
           <w14:ligatures w14:val="standardContextual"/>
         </w:rPr>
       </w:pPr>
-      <w:hyperlink w:anchor="_Toc237814684" w:history="1">
+      <w:hyperlink w:anchor="_Toc237816092" w:history="1">
         <w:r>
           <w:rPr>
             <w:rStyle w:val="Hyperlink"/>
@@ -1589,7 +1589,7 @@
             <w:noProof/>
             <w:webHidden/>
           </w:rPr>
-          <w:instrText xml:space="preserve"> PAGEREF _Toc237814684 \h </w:instrText>
+          <w:instrText xml:space="preserve"> PAGEREF _Toc237816092 \h </w:instrText>
         </w:r>
         <w:r>
           <w:rPr>
@@ -1635,7 +1635,7 @@
           <w14:ligatures w14:val="standardContextual"/>
         </w:rPr>
       </w:pPr>
-      <w:hyperlink w:anchor="_Toc237814685" w:history="1">
+      <w:hyperlink w:anchor="_Toc237816093" w:history="1">
         <w:r>
           <w:rPr>
             <w:rStyle w:val="Hyperlink"/>
@@ -1662,7 +1662,7 @@
             <w:noProof/>
             <w:webHidden/>
           </w:rPr>
-          <w:instrText xml:space="preserve"> PAGEREF _Toc237814685 \h </w:instrText>
+          <w:instrText xml:space="preserve"> PAGEREF _Toc237816093 \h </w:instrText>
         </w:r>
         <w:r>
           <w:rPr>
@@ -1708,7 +1708,7 @@
           <w14:ligatures w14:val="standardContextual"/>
         </w:rPr>
       </w:pPr>
-      <w:hyperlink w:anchor="_Toc237814686" w:history="1">
+      <w:hyperlink w:anchor="_Toc237816094" w:history="1">
         <w:r>
           <w:rPr>
             <w:rStyle w:val="Hyperlink"/>
@@ -1735,7 +1735,7 @@
             <w:noProof/>
             <w:webHidden/>
           </w:rPr>
-          <w:instrText xml:space="preserve"> PAGEREF _Toc237814686 \h </w:instrText>
+          <w:instrText xml:space="preserve"> PAGEREF _Toc237816094 \h </w:instrText>
         </w:r>
         <w:r>
           <w:rPr>
@@ -1755,7 +1755,7 @@
             <w:noProof/>
             <w:webHidden/>
           </w:rPr>
-          <w:t>28</w:t>
+          <w:t>29</w:t>
         </w:r>
         <w:r>
           <w:rPr>
@@ -1781,7 +1781,7 @@
           <w14:ligatures w14:val="standardContextual"/>
         </w:rPr>
       </w:pPr>
-      <w:hyperlink w:anchor="_Toc237814687" w:history="1">
+      <w:hyperlink w:anchor="_Toc237816095" w:history="1">
         <w:r>
           <w:rPr>
             <w:rStyle w:val="Hyperlink"/>
@@ -1808,7 +1808,7 @@
             <w:noProof/>
             <w:webHidden/>
           </w:rPr>
-          <w:instrText xml:space="preserve"> PAGEREF _Toc237814687 \h </w:instrText>
+          <w:instrText xml:space="preserve"> PAGEREF _Toc237816095 \h </w:instrText>
         </w:r>
         <w:r>
           <w:rPr>
@@ -1828,7 +1828,7 @@
             <w:noProof/>
             <w:webHidden/>
           </w:rPr>
-          <w:t>30</w:t>
+          <w:t>31</w:t>
         </w:r>
         <w:r>
           <w:rPr>
@@ -1854,7 +1854,7 @@
           <w14:ligatures w14:val="standardContextual"/>
         </w:rPr>
       </w:pPr>
-      <w:hyperlink w:anchor="_Toc237814688" w:history="1">
+      <w:hyperlink w:anchor="_Toc237816096" w:history="1">
         <w:r>
           <w:rPr>
             <w:rStyle w:val="Hyperlink"/>
@@ -1881,7 +1881,7 @@
             <w:noProof/>
             <w:webHidden/>
           </w:rPr>
-          <w:instrText xml:space="preserve"> PAGEREF _Toc237814688 \h </w:instrText>
+          <w:instrText xml:space="preserve"> PAGEREF _Toc237816096 \h </w:instrText>
         </w:r>
         <w:r>
           <w:rPr>
@@ -1901,7 +1901,7 @@
             <w:noProof/>
             <w:webHidden/>
           </w:rPr>
-          <w:t>30</w:t>
+          <w:t>31</w:t>
         </w:r>
         <w:r>
           <w:rPr>
@@ -1927,7 +1927,7 @@
           <w14:ligatures w14:val="standardContextual"/>
         </w:rPr>
       </w:pPr>
-      <w:hyperlink w:anchor="_Toc237814689" w:history="1">
+      <w:hyperlink w:anchor="_Toc237816097" w:history="1">
         <w:r>
           <w:rPr>
             <w:rStyle w:val="Hyperlink"/>
@@ -1954,7 +1954,7 @@
             <w:noProof/>
             <w:webHidden/>
           </w:rPr>
-          <w:instrText xml:space="preserve"> PAGEREF _Toc237814689 \h </w:instrText>
+          <w:instrText xml:space="preserve"> PAGEREF _Toc237816097 \h </w:instrText>
         </w:r>
         <w:r>
           <w:rPr>
@@ -1974,7 +1974,7 @@
             <w:noProof/>
             <w:webHidden/>
           </w:rPr>
-          <w:t>31</w:t>
+          <w:t>32</w:t>
         </w:r>
         <w:r>
           <w:rPr>
@@ -2000,7 +2000,7 @@
           <w14:ligatures w14:val="standardContextual"/>
         </w:rPr>
       </w:pPr>
-      <w:hyperlink w:anchor="_Toc237814690" w:history="1">
+      <w:hyperlink w:anchor="_Toc237816098" w:history="1">
         <w:r>
           <w:rPr>
             <w:rStyle w:val="Hyperlink"/>
@@ -2027,7 +2027,7 @@
             <w:noProof/>
             <w:webHidden/>
           </w:rPr>
-          <w:instrText xml:space="preserve"> PAGEREF _Toc237814690 \h </w:instrText>
+          <w:instrText xml:space="preserve"> PAGEREF _Toc237816098 \h </w:instrText>
         </w:r>
         <w:r>
           <w:rPr>
@@ -2047,7 +2047,7 @@
             <w:noProof/>
             <w:webHidden/>
           </w:rPr>
-          <w:t>32</w:t>
+          <w:t>33</w:t>
         </w:r>
         <w:r>
           <w:rPr>
@@ -2073,7 +2073,7 @@
           <w14:ligatures w14:val="standardContextual"/>
         </w:rPr>
       </w:pPr>
-      <w:hyperlink w:anchor="_Toc237814691" w:history="1">
+      <w:hyperlink w:anchor="_Toc237816099" w:history="1">
         <w:r>
           <w:rPr>
             <w:rStyle w:val="Hyperlink"/>
@@ -2100,7 +2100,7 @@
             <w:noProof/>
             <w:webHidden/>
           </w:rPr>
-          <w:instrText xml:space="preserve"> PAGEREF _Toc237814691 \h </w:instrText>
+          <w:instrText xml:space="preserve"> PAGEREF _Toc237816099 \h </w:instrText>
         </w:r>
         <w:r>
           <w:rPr>
@@ -2120,7 +2120,7 @@
             <w:noProof/>
             <w:webHidden/>
           </w:rPr>
-          <w:t>32</w:t>
+          <w:t>33</w:t>
         </w:r>
         <w:r>
           <w:rPr>
@@ -2146,7 +2146,7 @@
           <w14:ligatures w14:val="standardContextual"/>
         </w:rPr>
       </w:pPr>
-      <w:hyperlink w:anchor="_Toc237814692" w:history="1">
+      <w:hyperlink w:anchor="_Toc237816100" w:history="1">
         <w:r>
           <w:rPr>
             <w:rStyle w:val="Hyperlink"/>
@@ -2173,7 +2173,7 @@
             <w:noProof/>
             <w:webHidden/>
           </w:rPr>
-          <w:instrText xml:space="preserve"> PAGEREF _Toc237814692 \h </w:instrText>
+          <w:instrText xml:space="preserve"> PAGEREF _Toc237816100 \h </w:instrText>
         </w:r>
         <w:r>
           <w:rPr>
@@ -2193,7 +2193,7 @@
             <w:noProof/>
             <w:webHidden/>
           </w:rPr>
-          <w:t>32</w:t>
+          <w:t>33</w:t>
         </w:r>
         <w:r>
           <w:rPr>
@@ -2219,7 +2219,7 @@
           <w14:ligatures w14:val="standardContextual"/>
         </w:rPr>
       </w:pPr>
-      <w:hyperlink w:anchor="_Toc237814693" w:history="1">
+      <w:hyperlink w:anchor="_Toc237816101" w:history="1">
         <w:r>
           <w:rPr>
             <w:rStyle w:val="Hyperlink"/>
@@ -2246,7 +2246,7 @@
             <w:noProof/>
             <w:webHidden/>
           </w:rPr>
-          <w:instrText xml:space="preserve"> PAGEREF _Toc237814693 \h </w:instrText>
+          <w:instrText xml:space="preserve"> PAGEREF _Toc237816101 \h </w:instrText>
         </w:r>
         <w:r>
           <w:rPr>
@@ -2266,7 +2266,7 @@
             <w:noProof/>
             <w:webHidden/>
           </w:rPr>
-          <w:t>33</w:t>
+          <w:t>34</w:t>
         </w:r>
         <w:r>
           <w:rPr>
@@ -2292,7 +2292,7 @@
           <w14:ligatures w14:val="standardContextual"/>
         </w:rPr>
       </w:pPr>
-      <w:hyperlink w:anchor="_Toc237814694" w:history="1">
+      <w:hyperlink w:anchor="_Toc237816102" w:history="1">
         <w:r>
           <w:rPr>
             <w:rStyle w:val="Hyperlink"/>
@@ -2319,7 +2319,7 @@
             <w:noProof/>
             <w:webHidden/>
           </w:rPr>
-          <w:instrText xml:space="preserve"> PAGEREF _Toc237814694 \h </w:instrText>
+          <w:instrText xml:space="preserve"> PAGEREF _Toc237816102 \h </w:instrText>
         </w:r>
         <w:r>
           <w:rPr>
@@ -2339,7 +2339,7 @@
             <w:noProof/>
             <w:webHidden/>
           </w:rPr>
-          <w:t>34</w:t>
+          <w:t>35</w:t>
         </w:r>
         <w:r>
           <w:rPr>
@@ -2365,7 +2365,7 @@
           <w14:ligatures w14:val="standardContextual"/>
         </w:rPr>
       </w:pPr>
-      <w:hyperlink w:anchor="_Toc237814695" w:history="1">
+      <w:hyperlink w:anchor="_Toc237816103" w:history="1">
         <w:r>
           <w:rPr>
             <w:rStyle w:val="Hyperlink"/>
@@ -2392,7 +2392,7 @@
             <w:noProof/>
             <w:webHidden/>
           </w:rPr>
-          <w:instrText xml:space="preserve"> PAGEREF _Toc237814695 \h </w:instrText>
+          <w:instrText xml:space="preserve"> PAGEREF _Toc237816103 \h </w:instrText>
         </w:r>
         <w:r>
           <w:rPr>
@@ -2412,7 +2412,7 @@
             <w:noProof/>
             <w:webHidden/>
           </w:rPr>
-          <w:t>35</w:t>
+          <w:t>36</w:t>
         </w:r>
         <w:r>
           <w:rPr>
@@ -2438,7 +2438,7 @@
           <w14:ligatures w14:val="standardContextual"/>
         </w:rPr>
       </w:pPr>
-      <w:hyperlink w:anchor="_Toc237814696" w:history="1">
+      <w:hyperlink w:anchor="_Toc237816104" w:history="1">
         <w:r>
           <w:rPr>
             <w:rStyle w:val="Hyperlink"/>
@@ -2465,7 +2465,7 @@
             <w:noProof/>
             <w:webHidden/>
           </w:rPr>
-          <w:instrText xml:space="preserve"> PAGEREF _Toc237814696 \h </w:instrText>
+          <w:instrText xml:space="preserve"> PAGEREF _Toc237816104 \h </w:instrText>
         </w:r>
         <w:r>
           <w:rPr>
@@ -2485,7 +2485,7 @@
             <w:noProof/>
             <w:webHidden/>
           </w:rPr>
-          <w:t>37</w:t>
+          <w:t>38</w:t>
         </w:r>
         <w:r>
           <w:rPr>
@@ -2511,7 +2511,7 @@
           <w14:ligatures w14:val="standardContextual"/>
         </w:rPr>
       </w:pPr>
-      <w:hyperlink w:anchor="_Toc237814697" w:history="1">
+      <w:hyperlink w:anchor="_Toc237816105" w:history="1">
         <w:r>
           <w:rPr>
             <w:rStyle w:val="Hyperlink"/>
@@ -2538,7 +2538,7 @@
             <w:noProof/>
             <w:webHidden/>
           </w:rPr>
-          <w:instrText xml:space="preserve"> PAGEREF _Toc237814697 \h </w:instrText>
+          <w:instrText xml:space="preserve"> PAGEREF _Toc237816105 \h </w:instrText>
         </w:r>
         <w:r>
           <w:rPr>
@@ -2558,7 +2558,7 @@
             <w:noProof/>
             <w:webHidden/>
           </w:rPr>
-          <w:t>41</w:t>
+          <w:t>42</w:t>
         </w:r>
         <w:r>
           <w:rPr>
@@ -2584,7 +2584,7 @@
           <w14:ligatures w14:val="standardContextual"/>
         </w:rPr>
       </w:pPr>
-      <w:hyperlink w:anchor="_Toc237814698" w:history="1">
+      <w:hyperlink w:anchor="_Toc237816106" w:history="1">
         <w:r>
           <w:rPr>
             <w:rStyle w:val="Hyperlink"/>
@@ -2611,7 +2611,7 @@
             <w:noProof/>
             <w:webHidden/>
           </w:rPr>
-          <w:instrText xml:space="preserve"> PAGEREF _Toc237814698 \h </w:instrText>
+          <w:instrText xml:space="preserve"> PAGEREF _Toc237816106 \h </w:instrText>
         </w:r>
         <w:r>
           <w:rPr>
@@ -2631,7 +2631,7 @@
             <w:noProof/>
             <w:webHidden/>
           </w:rPr>
-          <w:t>42</w:t>
+          <w:t>44</w:t>
         </w:r>
         <w:r>
           <w:rPr>
@@ -2657,7 +2657,7 @@
           <w14:ligatures w14:val="standardContextual"/>
         </w:rPr>
       </w:pPr>
-      <w:hyperlink w:anchor="_Toc237814699" w:history="1">
+      <w:hyperlink w:anchor="_Toc237816107" w:history="1">
         <w:r>
           <w:rPr>
             <w:rStyle w:val="Hyperlink"/>
@@ -2684,7 +2684,7 @@
             <w:noProof/>
             <w:webHidden/>
           </w:rPr>
-          <w:instrText xml:space="preserve"> PAGEREF _Toc237814699 \h </w:instrText>
+          <w:instrText xml:space="preserve"> PAGEREF _Toc237816107 \h </w:instrText>
         </w:r>
         <w:r>
           <w:rPr>
@@ -2704,7 +2704,7 @@
             <w:noProof/>
             <w:webHidden/>
           </w:rPr>
-          <w:t>42</w:t>
+          <w:t>44</w:t>
         </w:r>
         <w:r>
           <w:rPr>
@@ -2730,7 +2730,7 @@
           <w14:ligatures w14:val="standardContextual"/>
         </w:rPr>
       </w:pPr>
-      <w:hyperlink w:anchor="_Toc237814700" w:history="1">
+      <w:hyperlink w:anchor="_Toc237816108" w:history="1">
         <w:r>
           <w:rPr>
             <w:rStyle w:val="Hyperlink"/>
@@ -2757,7 +2757,7 @@
             <w:noProof/>
             <w:webHidden/>
           </w:rPr>
-          <w:instrText xml:space="preserve"> PAGEREF _Toc237814700 \h </w:instrText>
+          <w:instrText xml:space="preserve"> PAGEREF _Toc237816108 \h </w:instrText>
         </w:r>
         <w:r>
           <w:rPr>
@@ -2777,7 +2777,7 @@
             <w:noProof/>
             <w:webHidden/>
           </w:rPr>
-          <w:t>43</w:t>
+          <w:t>45</w:t>
         </w:r>
         <w:r>
           <w:rPr>
@@ -2803,7 +2803,7 @@
           <w14:ligatures w14:val="standardContextual"/>
         </w:rPr>
       </w:pPr>
-      <w:hyperlink w:anchor="_Toc237814701" w:history="1">
+      <w:hyperlink w:anchor="_Toc237816109" w:history="1">
         <w:r>
           <w:rPr>
             <w:rStyle w:val="Hyperlink"/>
@@ -2830,7 +2830,7 @@
             <w:noProof/>
             <w:webHidden/>
           </w:rPr>
-          <w:instrText xml:space="preserve"> PAGEREF _Toc237814701 \h </w:instrText>
+          <w:instrText xml:space="preserve"> PAGEREF _Toc237816109 \h </w:instrText>
         </w:r>
         <w:r>
           <w:rPr>
@@ -2850,7 +2850,7 @@
             <w:noProof/>
             <w:webHidden/>
           </w:rPr>
-          <w:t>44</w:t>
+          <w:t>46</w:t>
         </w:r>
         <w:r>
           <w:rPr>
@@ -2876,7 +2876,7 @@
           <w14:ligatures w14:val="standardContextual"/>
         </w:rPr>
       </w:pPr>
-      <w:hyperlink w:anchor="_Toc237814702" w:history="1">
+      <w:hyperlink w:anchor="_Toc237816110" w:history="1">
         <w:r>
           <w:rPr>
             <w:rStyle w:val="Hyperlink"/>
@@ -2903,7 +2903,7 @@
             <w:noProof/>
             <w:webHidden/>
           </w:rPr>
-          <w:instrText xml:space="preserve"> PAGEREF _Toc237814702 \h </w:instrText>
+          <w:instrText xml:space="preserve"> PAGEREF _Toc237816110 \h </w:instrText>
         </w:r>
         <w:r>
           <w:rPr>
@@ -2923,7 +2923,7 @@
             <w:noProof/>
             <w:webHidden/>
           </w:rPr>
-          <w:t>45</w:t>
+          <w:t>47</w:t>
         </w:r>
         <w:r>
           <w:rPr>
@@ -2948,7 +2948,7 @@
       <w:pPr>
         <w:pStyle w:val="Heading1"/>
       </w:pPr>
-      <w:bookmarkStart w:id="0" w:name="_Toc237814664"/>
+      <w:bookmarkStart w:id="0" w:name="_Toc237816072"/>
       <w:r>
         <w:lastRenderedPageBreak/>
         <w:t>1. Introduction</w:t>
@@ -2959,7 +2959,7 @@
       <w:pPr>
         <w:pStyle w:val="Heading2"/>
       </w:pPr>
-      <w:bookmarkStart w:id="1" w:name="_Toc237814665"/>
+      <w:bookmarkStart w:id="1" w:name="_Toc237816073"/>
       <w:r>
         <w:t>1.1 Problem Definition</w:t>
       </w:r>
@@ -3006,7 +3006,7 @@
       <w:pPr>
         <w:pStyle w:val="Heading2"/>
       </w:pPr>
-      <w:bookmarkStart w:id="2" w:name="_Toc237814666"/>
+      <w:bookmarkStart w:id="2" w:name="_Toc237816074"/>
       <w:r>
         <w:t>1.2 Problem Overview</w:t>
       </w:r>
@@ -3154,7 +3154,7 @@
           <w:noProof/>
         </w:rPr>
         <w:drawing>
-          <wp:inline distT="0" distB="0" distL="0" distR="0" wp14:anchorId="5BFB2482" wp14:editId="4CB46458">
+          <wp:inline distT="0" distB="0" distL="0" distR="0" wp14:anchorId="73F42ABF" wp14:editId="7918C4E3">
             <wp:extent cx="5440680" cy="3192160"/>
             <wp:effectExtent l="0" t="0" r="0" b="0"/>
             <wp:docPr id="1" name="Picture 1"/>
@@ -3894,7 +3894,7 @@
       <w:pPr>
         <w:pStyle w:val="Heading2"/>
       </w:pPr>
-      <w:bookmarkStart w:id="3" w:name="_Toc237814667"/>
+      <w:bookmarkStart w:id="3" w:name="_Toc237816075"/>
       <w:r>
         <w:t>1.3 Hardware Specification</w:t>
       </w:r>
@@ -4313,7 +4313,7 @@
       <w:pPr>
         <w:pStyle w:val="Heading2"/>
       </w:pPr>
-      <w:bookmarkStart w:id="4" w:name="_Toc237814668"/>
+      <w:bookmarkStart w:id="4" w:name="_Toc237816076"/>
       <w:r>
         <w:t>1.4 Software Specification</w:t>
       </w:r>
@@ -5111,7 +5111,7 @@
       <w:pPr>
         <w:pStyle w:val="Heading1"/>
       </w:pPr>
-      <w:bookmarkStart w:id="5" w:name="_Toc237814669"/>
+      <w:bookmarkStart w:id="5" w:name="_Toc237816077"/>
       <w:r>
         <w:lastRenderedPageBreak/>
         <w:t>2. Literature Review</w:t>
@@ -5135,7 +5135,7 @@
       <w:pPr>
         <w:pStyle w:val="Heading2"/>
       </w:pPr>
-      <w:bookmarkStart w:id="6" w:name="_Toc237814670"/>
+      <w:bookmarkStart w:id="6" w:name="_Toc237816078"/>
       <w:r>
         <w:t>2.1 Existing System</w:t>
       </w:r>
@@ -5915,7 +5915,7 @@
       <w:pPr>
         <w:pStyle w:val="Heading2"/>
       </w:pPr>
-      <w:bookmarkStart w:id="7" w:name="_Toc237814671"/>
+      <w:bookmarkStart w:id="7" w:name="_Toc237816079"/>
       <w:r>
         <w:t>2.2 Proposed Systems</w:t>
       </w:r>
@@ -6033,7 +6033,7 @@
       <w:pPr>
         <w:pStyle w:val="Heading2"/>
       </w:pPr>
-      <w:bookmarkStart w:id="8" w:name="_Toc237814672"/>
+      <w:bookmarkStart w:id="8" w:name="_Toc237816080"/>
       <w:r>
         <w:t>2.3 Literature Review Summary</w:t>
       </w:r>
@@ -8656,7 +8656,7 @@
       <w:pPr>
         <w:pStyle w:val="Heading1"/>
       </w:pPr>
-      <w:bookmarkStart w:id="9" w:name="_Toc237814673"/>
+      <w:bookmarkStart w:id="9" w:name="_Toc237816081"/>
       <w:r>
         <w:lastRenderedPageBreak/>
         <w:t>3. Project Formulation</w:t>
@@ -8672,7 +8672,7 @@
       <w:pPr>
         <w:pStyle w:val="Heading2"/>
       </w:pPr>
-      <w:bookmarkStart w:id="10" w:name="_Toc237814674"/>
+      <w:bookmarkStart w:id="10" w:name="_Toc237816082"/>
       <w:r>
         <w:t>3.1 The setting</w:t>
       </w:r>
@@ -8740,7 +8740,7 @@
       <w:pPr>
         <w:pStyle w:val="Heading2"/>
       </w:pPr>
-      <w:bookmarkStart w:id="11" w:name="_Toc237814675"/>
+      <w:bookmarkStart w:id="11" w:name="_Toc237816083"/>
       <w:r>
         <w:t>3.2 The cost table</w:t>
       </w:r>
@@ -9193,7 +9193,7 @@
       <w:pPr>
         <w:pStyle w:val="Heading2"/>
       </w:pPr>
-      <w:bookmarkStart w:id="12" w:name="_Toc237814676"/>
+      <w:bookmarkStart w:id="12" w:name="_Toc237816084"/>
       <w:r>
         <w:t>3.3 The negative result that motivates everything</w:t>
       </w:r>
@@ -9244,7 +9244,7 @@
       <w:pPr>
         <w:pStyle w:val="Heading2"/>
       </w:pPr>
-      <w:bookmarkStart w:id="13" w:name="_Toc237814677"/>
+      <w:bookmarkStart w:id="13" w:name="_Toc237816085"/>
       <w:r>
         <w:t>3.4 What a probe is worth</w:t>
       </w:r>
@@ -9309,7 +9309,7 @@
           <w:noProof/>
         </w:rPr>
         <w:drawing>
-          <wp:inline distT="0" distB="0" distL="0" distR="0" wp14:anchorId="3F7A6AFF" wp14:editId="5667891C">
+          <wp:inline distT="0" distB="0" distL="0" distR="0" wp14:anchorId="4646410F" wp14:editId="103ABB63">
             <wp:extent cx="5440680" cy="3373829"/>
             <wp:effectExtent l="0" t="0" r="0" b="0"/>
             <wp:docPr id="2" name="Picture 2"/>
@@ -9364,7 +9364,7 @@
       <w:pPr>
         <w:pStyle w:val="Heading2"/>
       </w:pPr>
-      <w:bookmarkStart w:id="14" w:name="_Toc237814678"/>
+      <w:bookmarkStart w:id="14" w:name="_Toc237816086"/>
       <w:r>
         <w:t>3.5 The bands that come out</w:t>
       </w:r>
@@ -9389,7 +9389,7 @@
           <w:i/>
           <w:sz w:val="23"/>
         </w:rPr>
-        <w:t>PASS  p &lt; 0.0516        BAIT  0.0516 ≤ p &lt; 0.8626        DIVERT  p ≥ 0.8626</w:t>
+        <w:t>PASS  p &lt; 0.0647        BAIT  0.0647 ≤ p &lt; 0.8793        DIVERT  p ≥ 0.8793</w:t>
       </w:r>
     </w:p>
     <w:p>
@@ -9403,7 +9403,7 @@
           <w:noProof/>
         </w:rPr>
         <w:drawing>
-          <wp:inline distT="0" distB="0" distL="0" distR="0" wp14:anchorId="5D03D428" wp14:editId="76EEEC54">
+          <wp:inline distT="0" distB="0" distL="0" distR="0" wp14:anchorId="38337DC3" wp14:editId="2A6C6F8B">
             <wp:extent cx="5440680" cy="2125780"/>
             <wp:effectExtent l="0" t="0" r="0" b="0"/>
             <wp:docPr id="3" name="Picture 3"/>
@@ -9456,7 +9456,7 @@
     </w:p>
     <w:p>
       <w:r>
-        <w:t>That last observation is the safety argument in one sentence. Because the probing band sits underneath the divert threshold and pushes it up from 0.816 to 0.863, a system that probes is more reluctant to divert an honest user than the same system without a probe, not less. Adding deception made the system safer for ordinary visitors, and that is a consequence of the arithmetic rather than a design goal we aimed at.</w:t>
+        <w:t>That last observation is the safety argument in one sentence. Because the probing band sits underneath the divert threshold and pushes it up from 0.816 to 0.879, a system that probes is more reluctant to divert an honest user than the same system without a probe, not less. Adding deception made the system safer for ordinary visitors, and that is a consequence of the arithmetic rather than a design goal we aimed at.</w:t>
       </w:r>
     </w:p>
     <w:p>
@@ -9468,7 +9468,7 @@
       <w:pPr>
         <w:pStyle w:val="Heading1"/>
       </w:pPr>
-      <w:bookmarkStart w:id="15" w:name="_Toc237814679"/>
+      <w:bookmarkStart w:id="15" w:name="_Toc237816087"/>
       <w:r>
         <w:lastRenderedPageBreak/>
         <w:t>4. Research Objectives</w:t>
@@ -10157,7 +10157,7 @@
       <w:pPr>
         <w:pStyle w:val="Heading1"/>
       </w:pPr>
-      <w:bookmarkStart w:id="16" w:name="_Toc237814680"/>
+      <w:bookmarkStart w:id="16" w:name="_Toc237816088"/>
       <w:r>
         <w:lastRenderedPageBreak/>
         <w:t>5. Methodologies</w:t>
@@ -10173,7 +10173,7 @@
       <w:pPr>
         <w:pStyle w:val="Heading2"/>
       </w:pPr>
-      <w:bookmarkStart w:id="17" w:name="_Toc237814681"/>
+      <w:bookmarkStart w:id="17" w:name="_Toc237816089"/>
       <w:r>
         <w:t>5.1 Step 1: working out which session a request belongs to</w:t>
       </w:r>
@@ -10198,7 +10198,7 @@
       <w:pPr>
         <w:pStyle w:val="Heading2"/>
       </w:pPr>
-      <w:bookmarkStart w:id="18" w:name="_Toc237814682"/>
+      <w:bookmarkStart w:id="18" w:name="_Toc237816090"/>
       <w:r>
         <w:t>5.2 Step 2: turning a request into numbers</w:t>
       </w:r>
@@ -10451,7 +10451,7 @@
       <w:pPr>
         <w:pStyle w:val="Heading2"/>
       </w:pPr>
-      <w:bookmarkStart w:id="19" w:name="_Toc237814683"/>
+      <w:bookmarkStart w:id="19" w:name="_Toc237816091"/>
       <w:r>
         <w:t>5.3 Step 3: the dual suspicion meter</w:t>
       </w:r>
@@ -10482,7 +10482,7 @@
           <w:noProof/>
         </w:rPr>
         <w:drawing>
-          <wp:inline distT="0" distB="0" distL="0" distR="0" wp14:anchorId="46ED3EA3" wp14:editId="1688D141">
+          <wp:inline distT="0" distB="0" distL="0" distR="0" wp14:anchorId="1CFFE8D6" wp14:editId="20941C35">
             <wp:extent cx="5440680" cy="4706990"/>
             <wp:effectExtent l="0" t="0" r="0" b="0"/>
             <wp:docPr id="4" name="Picture 4"/>
@@ -10537,7 +10537,7 @@
       <w:pPr>
         <w:pStyle w:val="Heading2"/>
       </w:pPr>
-      <w:bookmarkStart w:id="20" w:name="_Toc237814684"/>
+      <w:bookmarkStart w:id="20" w:name="_Toc237816092"/>
       <w:r>
         <w:t>5.4 Step 4: the decision policy</w:t>
       </w:r>
@@ -10560,7 +10560,7 @@
         </w:rPr>
         <w:lastRenderedPageBreak/>
         <w:drawing>
-          <wp:inline distT="0" distB="0" distL="0" distR="0" wp14:anchorId="19D05C85" wp14:editId="697A0CBE">
+          <wp:inline distT="0" distB="0" distL="0" distR="0" wp14:anchorId="6D0AD526" wp14:editId="539FFFF9">
             <wp:extent cx="5440680" cy="4763074"/>
             <wp:effectExtent l="0" t="0" r="0" b="0"/>
             <wp:docPr id="5" name="Picture 5"/>
@@ -10615,7 +10615,7 @@
       <w:pPr>
         <w:pStyle w:val="Heading2"/>
       </w:pPr>
-      <w:bookmarkStart w:id="21" w:name="_Toc237814685"/>
+      <w:bookmarkStart w:id="21" w:name="_Toc237816093"/>
       <w:r>
         <w:t>5.5 Step 5: the bait library and its calibration</w:t>
       </w:r>
@@ -10623,21 +10623,722 @@
     </w:p>
     <w:p>
       <w:r>
-        <w:t>Six probes were built across three attack categories, each riding on a different part of the reply: fabricated SQL error text, an unused JSON field, an HTML comment, and a hint at an endpoint that does not exist. Each one carries a unique token, so a bite can be traced back to the exact probe and the exact session it came from.</w:t>
-      </w:r>
-    </w:p>
-    <w:p>
-      <w:r>
-        <w:t>How well each probe works is measured, not assumed. A dedicated calibration round, kept separate from both the training round and the final test round, estimates how often attackers bite and how often benign visitors bite, per category, and freezes the result. The policy refuses to produce reportable numbers from uncalibrated guesses, and that refusal is enforced in code rather than left to the researcher’s discipline.</w:t>
-      </w:r>
-    </w:p>
-    <w:p>
-      <w:r>
-        <w:t xml:space="preserve">Reporting the ratio for declining a probe matters as much as reporting it for a bite, and this is a point most of the literature skips. A system that only ever revises suspicion </w:t>
+        <w:t>Six probes were built across three attack categories, each riding on a different part of the reply: fabricated SQL error text, an unused JSON field, an HTML comment, and a hint at an endpoint that does not exist. Each one carries a unique token, so a bite can be traced back to the exact probe and the exact session it came from. Five of the six survive in the current library. The sixth was withdrawn during recalibration, for the honest reason that this particular target exposes no JSON authentication surface</w:t>
+      </w:r>
+      <w:r>
+        <w:t xml:space="preserve"> for it to ride on, so it could never have fired here.</w:t>
+      </w:r>
+    </w:p>
+    <w:p>
+      <w:r>
+        <w:t xml:space="preserve">How well each probe works is measured, not assumed. A dedicated calibration round, kept separate from both the training round and the final test round, estimates how often attackers bite and how often benign visitors bite, per category, and freezes the result. The policy refuses to produce reportable numbers from uncalibrated guesses, and that refusal </w:t>
       </w:r>
       <w:r>
         <w:lastRenderedPageBreak/>
-        <w:t>upward will accumulate without limit and will eventually divert somebody for browsing slowly. Declining a probe is weak evidence of innocence, and our model says so: the current values run between 0.45 and 0.70, which nudges the score down a little rather than leaving it unchanged.</w:t>
+        <w:t>is enforced in code rather than left to the researcher’s discipline. Table 10 gives the frozen values.</w:t>
+      </w:r>
+    </w:p>
+    <w:p>
+      <w:pPr>
+        <w:pStyle w:val="Caption"/>
+        <w:keepNext/>
+        <w:spacing w:before="200" w:after="80"/>
+      </w:pPr>
+      <w:r>
+        <w:rPr>
+          <w:b/>
+          <w:i w:val="0"/>
+        </w:rPr>
+        <w:t xml:space="preserve">Table 10. </w:t>
+      </w:r>
+      <w:r>
+        <w:t>Calibrated probe effectiveness. The likelihood ratio for a bite is how many times more likely a bite is from an attacker than from a benign visitor, and it is exactly the weight added to the suspicion score when a bite happens.</w:t>
+      </w:r>
+    </w:p>
+    <w:tbl>
+      <w:tblPr>
+        <w:tblStyle w:val="TableGrid"/>
+        <w:tblW w:w="0" w:type="auto"/>
+        <w:jc w:val="center"/>
+        <w:tblLook w:val="04A0" w:firstRow="1" w:lastRow="0" w:firstColumn="1" w:lastColumn="0" w:noHBand="0" w:noVBand="1"/>
+      </w:tblPr>
+      <w:tblGrid>
+        <w:gridCol w:w="1152"/>
+        <w:gridCol w:w="2808"/>
+        <w:gridCol w:w="1368"/>
+        <w:gridCol w:w="1224"/>
+        <w:gridCol w:w="1080"/>
+        <w:gridCol w:w="1080"/>
+      </w:tblGrid>
+      <w:tr>
+        <w:trPr>
+          <w:tblHeader/>
+          <w:jc w:val="center"/>
+        </w:trPr>
+        <w:tc>
+          <w:tcPr>
+            <w:tcW w:w="1152" w:type="dxa"/>
+            <w:shd w:val="clear" w:color="auto" w:fill="EDEDED"/>
+          </w:tcPr>
+          <w:p>
+            <w:pPr>
+              <w:spacing w:before="40" w:after="40" w:line="240" w:lineRule="auto"/>
+              <w:jc w:val="left"/>
+            </w:pPr>
+            <w:r>
+              <w:rPr>
+                <w:b/>
+                <w:sz w:val="18"/>
+              </w:rPr>
+              <w:t>Probe</w:t>
+            </w:r>
+          </w:p>
+        </w:tc>
+        <w:tc>
+          <w:tcPr>
+            <w:tcW w:w="2808" w:type="dxa"/>
+            <w:shd w:val="clear" w:color="auto" w:fill="EDEDED"/>
+          </w:tcPr>
+          <w:p>
+            <w:pPr>
+              <w:spacing w:before="40" w:after="40" w:line="240" w:lineRule="auto"/>
+              <w:jc w:val="left"/>
+            </w:pPr>
+            <w:r>
+              <w:rPr>
+                <w:b/>
+                <w:sz w:val="18"/>
+              </w:rPr>
+              <w:t>Rides on</w:t>
+            </w:r>
+          </w:p>
+        </w:tc>
+        <w:tc>
+          <w:tcPr>
+            <w:tcW w:w="1368" w:type="dxa"/>
+            <w:shd w:val="clear" w:color="auto" w:fill="EDEDED"/>
+          </w:tcPr>
+          <w:p>
+            <w:pPr>
+              <w:spacing w:before="40" w:after="40" w:line="240" w:lineRule="auto"/>
+              <w:jc w:val="left"/>
+            </w:pPr>
+            <w:r>
+              <w:rPr>
+                <w:b/>
+                <w:sz w:val="18"/>
+              </w:rPr>
+              <w:t>Bite rate, attacker</w:t>
+            </w:r>
+          </w:p>
+        </w:tc>
+        <w:tc>
+          <w:tcPr>
+            <w:tcW w:w="1224" w:type="dxa"/>
+            <w:shd w:val="clear" w:color="auto" w:fill="EDEDED"/>
+          </w:tcPr>
+          <w:p>
+            <w:pPr>
+              <w:spacing w:before="40" w:after="40" w:line="240" w:lineRule="auto"/>
+              <w:jc w:val="left"/>
+            </w:pPr>
+            <w:r>
+              <w:rPr>
+                <w:b/>
+                <w:sz w:val="18"/>
+              </w:rPr>
+              <w:t>Bite rate, benign</w:t>
+            </w:r>
+          </w:p>
+        </w:tc>
+        <w:tc>
+          <w:tcPr>
+            <w:tcW w:w="1080" w:type="dxa"/>
+            <w:shd w:val="clear" w:color="auto" w:fill="EDEDED"/>
+          </w:tcPr>
+          <w:p>
+            <w:pPr>
+              <w:spacing w:before="40" w:after="40" w:line="240" w:lineRule="auto"/>
+              <w:jc w:val="left"/>
+            </w:pPr>
+            <w:r>
+              <w:rPr>
+                <w:b/>
+                <w:sz w:val="18"/>
+              </w:rPr>
+              <w:t>Ratio for a bite</w:t>
+            </w:r>
+          </w:p>
+        </w:tc>
+        <w:tc>
+          <w:tcPr>
+            <w:tcW w:w="1080" w:type="dxa"/>
+            <w:shd w:val="clear" w:color="auto" w:fill="EDEDED"/>
+          </w:tcPr>
+          <w:p>
+            <w:pPr>
+              <w:spacing w:before="40" w:after="40" w:line="240" w:lineRule="auto"/>
+              <w:jc w:val="left"/>
+            </w:pPr>
+            <w:r>
+              <w:rPr>
+                <w:b/>
+                <w:sz w:val="18"/>
+              </w:rPr>
+              <w:t>Ratio for no bite</w:t>
+            </w:r>
+          </w:p>
+        </w:tc>
+      </w:tr>
+      <w:tr>
+        <w:trPr>
+          <w:jc w:val="center"/>
+        </w:trPr>
+        <w:tc>
+          <w:tcPr>
+            <w:tcW w:w="1152" w:type="dxa"/>
+          </w:tcPr>
+          <w:p>
+            <w:pPr>
+              <w:spacing w:before="40" w:after="40" w:line="240" w:lineRule="auto"/>
+              <w:jc w:val="left"/>
+            </w:pPr>
+            <w:r>
+              <w:rPr>
+                <w:sz w:val="18"/>
+              </w:rPr>
+              <w:t>B-SQL-1</w:t>
+            </w:r>
+          </w:p>
+        </w:tc>
+        <w:tc>
+          <w:tcPr>
+            <w:tcW w:w="2808" w:type="dxa"/>
+          </w:tcPr>
+          <w:p>
+            <w:pPr>
+              <w:spacing w:before="40" w:after="40" w:line="240" w:lineRule="auto"/>
+              <w:jc w:val="left"/>
+            </w:pPr>
+            <w:r>
+              <w:rPr>
+                <w:sz w:val="18"/>
+              </w:rPr>
+              <w:t>Fabricated database error text</w:t>
+            </w:r>
+          </w:p>
+        </w:tc>
+        <w:tc>
+          <w:tcPr>
+            <w:tcW w:w="1368" w:type="dxa"/>
+          </w:tcPr>
+          <w:p>
+            <w:pPr>
+              <w:spacing w:before="40" w:after="40" w:line="240" w:lineRule="auto"/>
+              <w:jc w:val="left"/>
+            </w:pPr>
+            <w:r>
+              <w:rPr>
+                <w:sz w:val="18"/>
+              </w:rPr>
+              <w:t>0.563</w:t>
+            </w:r>
+          </w:p>
+        </w:tc>
+        <w:tc>
+          <w:tcPr>
+            <w:tcW w:w="1224" w:type="dxa"/>
+          </w:tcPr>
+          <w:p>
+            <w:pPr>
+              <w:spacing w:before="40" w:after="40" w:line="240" w:lineRule="auto"/>
+              <w:jc w:val="left"/>
+            </w:pPr>
+            <w:r>
+              <w:rPr>
+                <w:sz w:val="18"/>
+              </w:rPr>
+              <w:t>0.0081</w:t>
+            </w:r>
+          </w:p>
+        </w:tc>
+        <w:tc>
+          <w:tcPr>
+            <w:tcW w:w="1080" w:type="dxa"/>
+          </w:tcPr>
+          <w:p>
+            <w:pPr>
+              <w:spacing w:before="40" w:after="40" w:line="240" w:lineRule="auto"/>
+              <w:jc w:val="left"/>
+            </w:pPr>
+            <w:r>
+              <w:rPr>
+                <w:sz w:val="18"/>
+              </w:rPr>
+              <w:t>69.5</w:t>
+            </w:r>
+          </w:p>
+        </w:tc>
+        <w:tc>
+          <w:tcPr>
+            <w:tcW w:w="1080" w:type="dxa"/>
+          </w:tcPr>
+          <w:p>
+            <w:pPr>
+              <w:spacing w:before="40" w:after="40" w:line="240" w:lineRule="auto"/>
+              <w:jc w:val="left"/>
+            </w:pPr>
+            <w:r>
+              <w:rPr>
+                <w:sz w:val="18"/>
+              </w:rPr>
+              <w:t>0.440</w:t>
+            </w:r>
+          </w:p>
+        </w:tc>
+      </w:tr>
+      <w:tr>
+        <w:trPr>
+          <w:jc w:val="center"/>
+        </w:trPr>
+        <w:tc>
+          <w:tcPr>
+            <w:tcW w:w="1152" w:type="dxa"/>
+          </w:tcPr>
+          <w:p>
+            <w:pPr>
+              <w:spacing w:before="40" w:after="40" w:line="240" w:lineRule="auto"/>
+              <w:jc w:val="left"/>
+            </w:pPr>
+            <w:r>
+              <w:rPr>
+                <w:sz w:val="18"/>
+              </w:rPr>
+              <w:t>B-SQL-2</w:t>
+            </w:r>
+          </w:p>
+        </w:tc>
+        <w:tc>
+          <w:tcPr>
+            <w:tcW w:w="2808" w:type="dxa"/>
+          </w:tcPr>
+          <w:p>
+            <w:pPr>
+              <w:spacing w:before="40" w:after="40" w:line="240" w:lineRule="auto"/>
+              <w:jc w:val="left"/>
+            </w:pPr>
+            <w:r>
+              <w:rPr>
+                <w:sz w:val="18"/>
+              </w:rPr>
+              <w:t>Fabricated database error text</w:t>
+            </w:r>
+          </w:p>
+        </w:tc>
+        <w:tc>
+          <w:tcPr>
+            <w:tcW w:w="1368" w:type="dxa"/>
+          </w:tcPr>
+          <w:p>
+            <w:pPr>
+              <w:spacing w:before="40" w:after="40" w:line="240" w:lineRule="auto"/>
+              <w:jc w:val="left"/>
+            </w:pPr>
+            <w:r>
+              <w:rPr>
+                <w:sz w:val="18"/>
+              </w:rPr>
+              <w:t>0.512</w:t>
+            </w:r>
+          </w:p>
+        </w:tc>
+        <w:tc>
+          <w:tcPr>
+            <w:tcW w:w="1224" w:type="dxa"/>
+          </w:tcPr>
+          <w:p>
+            <w:pPr>
+              <w:spacing w:before="40" w:after="40" w:line="240" w:lineRule="auto"/>
+              <w:jc w:val="left"/>
+            </w:pPr>
+            <w:r>
+              <w:rPr>
+                <w:sz w:val="18"/>
+              </w:rPr>
+              <w:t>0.0038</w:t>
+            </w:r>
+          </w:p>
+        </w:tc>
+        <w:tc>
+          <w:tcPr>
+            <w:tcW w:w="1080" w:type="dxa"/>
+          </w:tcPr>
+          <w:p>
+            <w:pPr>
+              <w:spacing w:before="40" w:after="40" w:line="240" w:lineRule="auto"/>
+              <w:jc w:val="left"/>
+            </w:pPr>
+            <w:r>
+              <w:rPr>
+                <w:sz w:val="18"/>
+              </w:rPr>
+              <w:t>134.9</w:t>
+            </w:r>
+          </w:p>
+        </w:tc>
+        <w:tc>
+          <w:tcPr>
+            <w:tcW w:w="1080" w:type="dxa"/>
+          </w:tcPr>
+          <w:p>
+            <w:pPr>
+              <w:spacing w:before="40" w:after="40" w:line="240" w:lineRule="auto"/>
+              <w:jc w:val="left"/>
+            </w:pPr>
+            <w:r>
+              <w:rPr>
+                <w:sz w:val="18"/>
+              </w:rPr>
+              <w:t>0.489</w:t>
+            </w:r>
+          </w:p>
+        </w:tc>
+      </w:tr>
+      <w:tr>
+        <w:trPr>
+          <w:jc w:val="center"/>
+        </w:trPr>
+        <w:tc>
+          <w:tcPr>
+            <w:tcW w:w="1152" w:type="dxa"/>
+          </w:tcPr>
+          <w:p>
+            <w:pPr>
+              <w:spacing w:before="40" w:after="40" w:line="240" w:lineRule="auto"/>
+              <w:jc w:val="left"/>
+            </w:pPr>
+            <w:r>
+              <w:rPr>
+                <w:sz w:val="18"/>
+              </w:rPr>
+              <w:t>B-IDOR-1</w:t>
+            </w:r>
+          </w:p>
+        </w:tc>
+        <w:tc>
+          <w:tcPr>
+            <w:tcW w:w="2808" w:type="dxa"/>
+          </w:tcPr>
+          <w:p>
+            <w:pPr>
+              <w:spacing w:before="40" w:after="40" w:line="240" w:lineRule="auto"/>
+              <w:jc w:val="left"/>
+            </w:pPr>
+            <w:r>
+              <w:rPr>
+                <w:sz w:val="18"/>
+              </w:rPr>
+              <w:t>Unused JSON field</w:t>
+            </w:r>
+          </w:p>
+        </w:tc>
+        <w:tc>
+          <w:tcPr>
+            <w:tcW w:w="1368" w:type="dxa"/>
+          </w:tcPr>
+          <w:p>
+            <w:pPr>
+              <w:spacing w:before="40" w:after="40" w:line="240" w:lineRule="auto"/>
+              <w:jc w:val="left"/>
+            </w:pPr>
+            <w:r>
+              <w:rPr>
+                <w:sz w:val="18"/>
+              </w:rPr>
+              <w:t>0.794</w:t>
+            </w:r>
+          </w:p>
+        </w:tc>
+        <w:tc>
+          <w:tcPr>
+            <w:tcW w:w="1224" w:type="dxa"/>
+          </w:tcPr>
+          <w:p>
+            <w:pPr>
+              <w:spacing w:before="40" w:after="40" w:line="240" w:lineRule="auto"/>
+              <w:jc w:val="left"/>
+            </w:pPr>
+            <w:r>
+              <w:rPr>
+                <w:sz w:val="18"/>
+              </w:rPr>
+              <w:t>0.0192</w:t>
+            </w:r>
+          </w:p>
+        </w:tc>
+        <w:tc>
+          <w:tcPr>
+            <w:tcW w:w="1080" w:type="dxa"/>
+          </w:tcPr>
+          <w:p>
+            <w:pPr>
+              <w:spacing w:before="40" w:after="40" w:line="240" w:lineRule="auto"/>
+              <w:jc w:val="left"/>
+            </w:pPr>
+            <w:r>
+              <w:rPr>
+                <w:sz w:val="18"/>
+              </w:rPr>
+              <w:t>41.4</w:t>
+            </w:r>
+          </w:p>
+        </w:tc>
+        <w:tc>
+          <w:tcPr>
+            <w:tcW w:w="1080" w:type="dxa"/>
+          </w:tcPr>
+          <w:p>
+            <w:pPr>
+              <w:spacing w:before="40" w:after="40" w:line="240" w:lineRule="auto"/>
+              <w:jc w:val="left"/>
+            </w:pPr>
+            <w:r>
+              <w:rPr>
+                <w:sz w:val="18"/>
+              </w:rPr>
+              <w:t>0.210</w:t>
+            </w:r>
+          </w:p>
+        </w:tc>
+      </w:tr>
+      <w:tr>
+        <w:trPr>
+          <w:jc w:val="center"/>
+        </w:trPr>
+        <w:tc>
+          <w:tcPr>
+            <w:tcW w:w="1152" w:type="dxa"/>
+          </w:tcPr>
+          <w:p>
+            <w:pPr>
+              <w:spacing w:before="40" w:after="40" w:line="240" w:lineRule="auto"/>
+              <w:jc w:val="left"/>
+            </w:pPr>
+            <w:r>
+              <w:rPr>
+                <w:sz w:val="18"/>
+              </w:rPr>
+              <w:t>B-IDOR-2</w:t>
+            </w:r>
+          </w:p>
+        </w:tc>
+        <w:tc>
+          <w:tcPr>
+            <w:tcW w:w="2808" w:type="dxa"/>
+          </w:tcPr>
+          <w:p>
+            <w:pPr>
+              <w:spacing w:before="40" w:after="40" w:line="240" w:lineRule="auto"/>
+              <w:jc w:val="left"/>
+            </w:pPr>
+            <w:r>
+              <w:rPr>
+                <w:sz w:val="18"/>
+              </w:rPr>
+              <w:t>HTML comment naming a record view</w:t>
+            </w:r>
+          </w:p>
+        </w:tc>
+        <w:tc>
+          <w:tcPr>
+            <w:tcW w:w="1368" w:type="dxa"/>
+          </w:tcPr>
+          <w:p>
+            <w:pPr>
+              <w:spacing w:before="40" w:after="40" w:line="240" w:lineRule="auto"/>
+              <w:jc w:val="left"/>
+            </w:pPr>
+            <w:r>
+              <w:rPr>
+                <w:sz w:val="18"/>
+              </w:rPr>
+              <w:t>0.753</w:t>
+            </w:r>
+          </w:p>
+        </w:tc>
+        <w:tc>
+          <w:tcPr>
+            <w:tcW w:w="1224" w:type="dxa"/>
+          </w:tcPr>
+          <w:p>
+            <w:pPr>
+              <w:spacing w:before="40" w:after="40" w:line="240" w:lineRule="auto"/>
+              <w:jc w:val="left"/>
+            </w:pPr>
+            <w:r>
+              <w:rPr>
+                <w:sz w:val="18"/>
+              </w:rPr>
+              <w:t>0.0067</w:t>
+            </w:r>
+          </w:p>
+        </w:tc>
+        <w:tc>
+          <w:tcPr>
+            <w:tcW w:w="1080" w:type="dxa"/>
+          </w:tcPr>
+          <w:p>
+            <w:pPr>
+              <w:spacing w:before="40" w:after="40" w:line="240" w:lineRule="auto"/>
+              <w:jc w:val="left"/>
+            </w:pPr>
+            <w:r>
+              <w:rPr>
+                <w:sz w:val="18"/>
+              </w:rPr>
+              <w:t>112.3</w:t>
+            </w:r>
+          </w:p>
+        </w:tc>
+        <w:tc>
+          <w:tcPr>
+            <w:tcW w:w="1080" w:type="dxa"/>
+          </w:tcPr>
+          <w:p>
+            <w:pPr>
+              <w:spacing w:before="40" w:after="40" w:line="240" w:lineRule="auto"/>
+              <w:jc w:val="left"/>
+            </w:pPr>
+            <w:r>
+              <w:rPr>
+                <w:sz w:val="18"/>
+              </w:rPr>
+              <w:t>0.249</w:t>
+            </w:r>
+          </w:p>
+        </w:tc>
+      </w:tr>
+      <w:tr>
+        <w:trPr>
+          <w:jc w:val="center"/>
+        </w:trPr>
+        <w:tc>
+          <w:tcPr>
+            <w:tcW w:w="1152" w:type="dxa"/>
+          </w:tcPr>
+          <w:p>
+            <w:pPr>
+              <w:spacing w:before="40" w:after="40" w:line="240" w:lineRule="auto"/>
+              <w:jc w:val="left"/>
+            </w:pPr>
+            <w:r>
+              <w:rPr>
+                <w:sz w:val="18"/>
+              </w:rPr>
+              <w:t>B-AUTH-1</w:t>
+            </w:r>
+          </w:p>
+        </w:tc>
+        <w:tc>
+          <w:tcPr>
+            <w:tcW w:w="2808" w:type="dxa"/>
+          </w:tcPr>
+          <w:p>
+            <w:pPr>
+              <w:spacing w:before="40" w:after="40" w:line="240" w:lineRule="auto"/>
+              <w:jc w:val="left"/>
+            </w:pPr>
+            <w:r>
+              <w:rPr>
+                <w:sz w:val="18"/>
+              </w:rPr>
+              <w:t>Hint at a deprecated login endpoint</w:t>
+            </w:r>
+          </w:p>
+        </w:tc>
+        <w:tc>
+          <w:tcPr>
+            <w:tcW w:w="1368" w:type="dxa"/>
+          </w:tcPr>
+          <w:p>
+            <w:pPr>
+              <w:spacing w:before="40" w:after="40" w:line="240" w:lineRule="auto"/>
+              <w:jc w:val="left"/>
+            </w:pPr>
+            <w:r>
+              <w:rPr>
+                <w:sz w:val="18"/>
+              </w:rPr>
+              <w:t>0.580</w:t>
+            </w:r>
+          </w:p>
+        </w:tc>
+        <w:tc>
+          <w:tcPr>
+            <w:tcW w:w="1224" w:type="dxa"/>
+          </w:tcPr>
+          <w:p>
+            <w:pPr>
+              <w:spacing w:before="40" w:after="40" w:line="240" w:lineRule="auto"/>
+              <w:jc w:val="left"/>
+            </w:pPr>
+            <w:r>
+              <w:rPr>
+                <w:sz w:val="18"/>
+              </w:rPr>
+              <w:t>0.0056</w:t>
+            </w:r>
+          </w:p>
+        </w:tc>
+        <w:tc>
+          <w:tcPr>
+            <w:tcW w:w="1080" w:type="dxa"/>
+          </w:tcPr>
+          <w:p>
+            <w:pPr>
+              <w:spacing w:before="40" w:after="40" w:line="240" w:lineRule="auto"/>
+              <w:jc w:val="left"/>
+            </w:pPr>
+            <w:r>
+              <w:rPr>
+                <w:sz w:val="18"/>
+              </w:rPr>
+              <w:t>103.5</w:t>
+            </w:r>
+          </w:p>
+        </w:tc>
+        <w:tc>
+          <w:tcPr>
+            <w:tcW w:w="1080" w:type="dxa"/>
+          </w:tcPr>
+          <w:p>
+            <w:pPr>
+              <w:spacing w:before="40" w:after="40" w:line="240" w:lineRule="auto"/>
+              <w:jc w:val="left"/>
+            </w:pPr>
+            <w:r>
+              <w:rPr>
+                <w:sz w:val="18"/>
+              </w:rPr>
+              <w:t>0.423</w:t>
+            </w:r>
+          </w:p>
+        </w:tc>
+      </w:tr>
+    </w:tbl>
+    <w:p>
+      <w:pPr>
+        <w:spacing w:after="80"/>
+      </w:pPr>
+    </w:p>
+    <w:p>
+      <w:r>
+        <w:t>Two things in that table are worth reading carefully. The benign bite rates are all well under 2%, which is what makes probing cheap enough to be worth doing at all. And the ratios for a bite are large, between 41 and 135, which is why a single bite can move the suspicion score far enough to cross the divert edge in one step, as the worked example in Section 1.2.4 showed.</w:t>
+      </w:r>
+    </w:p>
+    <w:p>
+      <w:r>
+        <w:t>Reporting the ratio for declining a probe matters as much as reporting it for a bite, and this is a point most of the literature skips. A system that only ever revises suspicion upward will accumulate without limit and will eventually divert somebody for browsing slowly. Declining a probe is weak evidence of innocence, and our model says so: the values in the last column run between 0.21 and 0.49, so a visitor who ignores a probe has their score nudged down rather than left unchanged.</w:t>
       </w:r>
     </w:p>
     <w:p>
@@ -10650,8 +11351,9 @@
         <w:rPr>
           <w:noProof/>
         </w:rPr>
+        <w:lastRenderedPageBreak/>
         <w:drawing>
-          <wp:inline distT="0" distB="0" distL="0" distR="0" wp14:anchorId="0A47B83B" wp14:editId="7C7375CA">
+          <wp:inline distT="0" distB="0" distL="0" distR="0" wp14:anchorId="3C2BE653" wp14:editId="7B2FC315">
             <wp:extent cx="5440680" cy="3180824"/>
             <wp:effectExtent l="0" t="0" r="0" b="0"/>
             <wp:docPr id="6" name="Picture 6"/>
@@ -10706,7 +11408,7 @@
       <w:pPr>
         <w:pStyle w:val="Heading2"/>
       </w:pPr>
-      <w:bookmarkStart w:id="22" w:name="_Toc237814686"/>
+      <w:bookmarkStart w:id="22" w:name="_Toc237816094"/>
       <w:r>
         <w:t>5.6 Step 6: the invisibility gate</w:t>
       </w:r>
@@ -10729,7 +11431,7 @@
         </w:rPr>
         <w:lastRenderedPageBreak/>
         <w:drawing>
-          <wp:inline distT="0" distB="0" distL="0" distR="0" wp14:anchorId="747AB5B9" wp14:editId="229A776A">
+          <wp:inline distT="0" distB="0" distL="0" distR="0" wp14:anchorId="725C0106" wp14:editId="4EA041E2">
             <wp:extent cx="5440680" cy="3415230"/>
             <wp:effectExtent l="0" t="0" r="0" b="0"/>
             <wp:docPr id="7" name="Picture 7"/>
@@ -10796,7 +11498,7 @@
           <w:b/>
           <w:i w:val="0"/>
         </w:rPr>
-        <w:t xml:space="preserve">Table 10. </w:t>
+        <w:t xml:space="preserve">Table 11. </w:t>
       </w:r>
       <w:r>
         <w:t>Invisibility certificates. Every probe is certified against 116 real benign replies.</w:t>
@@ -11367,96 +12069,6 @@
           </w:p>
         </w:tc>
       </w:tr>
-      <w:tr>
-        <w:trPr>
-          <w:jc w:val="center"/>
-        </w:trPr>
-        <w:tc>
-          <w:tcPr>
-            <w:tcW w:w="1296" w:type="dxa"/>
-          </w:tcPr>
-          <w:p>
-            <w:pPr>
-              <w:spacing w:before="40" w:after="40" w:line="240" w:lineRule="auto"/>
-              <w:jc w:val="left"/>
-            </w:pPr>
-            <w:r>
-              <w:rPr>
-                <w:sz w:val="18"/>
-              </w:rPr>
-              <w:t>B-AUTH-2</w:t>
-            </w:r>
-          </w:p>
-        </w:tc>
-        <w:tc>
-          <w:tcPr>
-            <w:tcW w:w="936" w:type="dxa"/>
-          </w:tcPr>
-          <w:p>
-            <w:pPr>
-              <w:spacing w:before="40" w:after="40" w:line="240" w:lineRule="auto"/>
-              <w:jc w:val="left"/>
-            </w:pPr>
-            <w:r>
-              <w:rPr>
-                <w:sz w:val="18"/>
-              </w:rPr>
-              <w:t>Yes</w:t>
-            </w:r>
-          </w:p>
-        </w:tc>
-        <w:tc>
-          <w:tcPr>
-            <w:tcW w:w="1944" w:type="dxa"/>
-          </w:tcPr>
-          <w:p>
-            <w:pPr>
-              <w:spacing w:before="40" w:after="40" w:line="240" w:lineRule="auto"/>
-              <w:jc w:val="left"/>
-            </w:pPr>
-            <w:r>
-              <w:rPr>
-                <w:sz w:val="18"/>
-              </w:rPr>
-              <w:t>0.1947</w:t>
-            </w:r>
-          </w:p>
-        </w:tc>
-        <w:tc>
-          <w:tcPr>
-            <w:tcW w:w="1800" w:type="dxa"/>
-          </w:tcPr>
-          <w:p>
-            <w:pPr>
-              <w:spacing w:before="40" w:after="40" w:line="240" w:lineRule="auto"/>
-              <w:jc w:val="left"/>
-            </w:pPr>
-            <w:r>
-              <w:rPr>
-                <w:sz w:val="18"/>
-              </w:rPr>
-              <w:t>0.2060</w:t>
-            </w:r>
-          </w:p>
-        </w:tc>
-        <w:tc>
-          <w:tcPr>
-            <w:tcW w:w="2592" w:type="dxa"/>
-          </w:tcPr>
-          <w:p>
-            <w:pPr>
-              <w:spacing w:before="40" w:after="40" w:line="240" w:lineRule="auto"/>
-              <w:jc w:val="left"/>
-            </w:pPr>
-            <w:r>
-              <w:rPr>
-                <w:sz w:val="18"/>
-              </w:rPr>
-              <w:t>2.6×</w:t>
-            </w:r>
-          </w:p>
-        </w:tc>
-      </w:tr>
     </w:tbl>
     <w:p>
       <w:pPr>
@@ -11465,18 +12077,23 @@
     </w:p>
     <w:p>
       <w:r>
-        <w:t xml:space="preserve">Two guards make the rule real while the system is running, rather than only at build time. The engine refuses to serve any probe that does not have a passing certificate on file, and a probe that cannot be injected cleanly into a particular reply degrades to the clean reply rather than to a broken one. An earlier version of the gate certified against only thirteen </w:t>
-      </w:r>
+        <w:t>The withdrawn sixth probe also held a passing certificate at 0.1947 ms median overhead. It was removed from the library for lack of a surface to ride on rather than for any failure of the gate, and its certificate remains on file.</w:t>
+      </w:r>
+    </w:p>
+    <w:p>
       <w:r>
         <w:lastRenderedPageBreak/>
-        <w:t>replies, which is far too small a sample to support a safety claim. We closed that gap, and the corpus size is now recorded inside every certificate next to the overhead numbers so that an examiner can check it.</w:t>
+        <w:t>Two guards make the rule real while the system is running, rather than only at build time. The engine refuses to serve any probe that does not have a passing certificate on file, and a probe that cannot be injected cleanly into a particular reply degrades to the clean reply rather than to a broken one. An earlier version of the gate certified against only thirteen replies, which is far too small a sample to support a safety claim. We closed that gap, and the corpus size is now recorded inside every certific</w:t>
+      </w:r>
+      <w:r>
+        <w:t>ate next to the overhead numbers so that an examiner can check it.</w:t>
       </w:r>
     </w:p>
     <w:p>
       <w:pPr>
         <w:pStyle w:val="Heading2"/>
       </w:pPr>
-      <w:bookmarkStart w:id="23" w:name="_Toc237814687"/>
+      <w:bookmarkStart w:id="23" w:name="_Toc237816095"/>
       <w:r>
         <w:t>5.7 Step 7: spotting a bite and updating the belief</w:t>
       </w:r>
@@ -11501,7 +12118,7 @@
       <w:pPr>
         <w:pStyle w:val="Heading2"/>
       </w:pPr>
-      <w:bookmarkStart w:id="24" w:name="_Toc237814688"/>
+      <w:bookmarkStart w:id="24" w:name="_Toc237816096"/>
       <w:r>
         <w:t>5.8 Step 8: the decoy and its fact store</w:t>
       </w:r>
@@ -11519,11 +12136,11 @@
     </w:p>
     <w:p>
       <w:r>
-        <w:t xml:space="preserve">Our fact store maps a namespace and a key to a value. When a fact is needed for the first time it is produced by a generator seeded from the run seed, the namespace and the key together, so the same key always produces the same value even if it is first reached months later through a completely different endpoint. The value is then written down, first writer wins, so two simultaneous readers always agree. If the attacker writes </w:t>
-      </w:r>
-      <w:r>
         <w:lastRenderedPageBreak/>
-        <w:t>something themselves, their write is stored at a higher precedence, so a generated default can never overwrite a change the attacker made and then read back.</w:t>
+        <w:t>Our fact store maps a namespace and a key to a value. When a fact is needed for the first time it is produced by a generator seeded from the run seed, the namespace and the key together, so the same key always produces the same value even if it is first reached months later through a completely different endpoint. The value is then written down, first writer wins, so two simultaneous readers always agree. If the attacker writes something themselves, their write is stored at a higher precedence, so a generat</w:t>
+      </w:r>
+      <w:r>
+        <w:t>ed default can never overwrite a change the attacker made and then read back.</w:t>
       </w:r>
     </w:p>
     <w:p>
@@ -11537,7 +12154,7 @@
           <w:b/>
           <w:i w:val="0"/>
         </w:rPr>
-        <w:t xml:space="preserve">Table 11. </w:t>
+        <w:t xml:space="preserve">Table 12. </w:t>
       </w:r>
       <w:r>
         <w:t>The four kinds of consistency a decoy needs, and how each one is guaranteed.</w:t>
@@ -11857,7 +12474,7 @@
       <w:pPr>
         <w:pStyle w:val="Heading2"/>
       </w:pPr>
-      <w:bookmarkStart w:id="25" w:name="_Toc237814689"/>
+      <w:bookmarkStart w:id="25" w:name="_Toc237816097"/>
       <w:r>
         <w:t>5.9 Step 9: tamper-evident logging</w:t>
       </w:r>
@@ -11882,7 +12499,7 @@
       <w:pPr>
         <w:pStyle w:val="Heading1"/>
       </w:pPr>
-      <w:bookmarkStart w:id="26" w:name="_Toc237814690"/>
+      <w:bookmarkStart w:id="26" w:name="_Toc237816098"/>
       <w:r>
         <w:lastRenderedPageBreak/>
         <w:t>6. Experimental Setup</w:t>
@@ -11893,7 +12510,7 @@
       <w:pPr>
         <w:pStyle w:val="Heading2"/>
       </w:pPr>
-      <w:bookmarkStart w:id="27" w:name="_Toc237814691"/>
+      <w:bookmarkStart w:id="27" w:name="_Toc237816099"/>
       <w:r>
         <w:t>6.1 The target application and the stack</w:t>
       </w:r>
@@ -11913,7 +12530,7 @@
       <w:pPr>
         <w:pStyle w:val="Heading2"/>
       </w:pPr>
-      <w:bookmarkStart w:id="28" w:name="_Toc237814692"/>
+      <w:bookmarkStart w:id="28" w:name="_Toc237816100"/>
       <w:r>
         <w:t>6.2 Building the corpus</w:t>
       </w:r>
@@ -11941,7 +12558,7 @@
         </w:rPr>
         <w:lastRenderedPageBreak/>
         <w:drawing>
-          <wp:inline distT="0" distB="0" distL="0" distR="0" wp14:anchorId="1AE3E511" wp14:editId="33D7828F">
+          <wp:inline distT="0" distB="0" distL="0" distR="0" wp14:anchorId="750C5AEF" wp14:editId="760968E0">
             <wp:extent cx="5440680" cy="3207041"/>
             <wp:effectExtent l="0" t="0" r="0" b="0"/>
             <wp:docPr id="8" name="Picture 8"/>
@@ -12001,7 +12618,7 @@
       <w:pPr>
         <w:pStyle w:val="Heading2"/>
       </w:pPr>
-      <w:bookmarkStart w:id="29" w:name="_Toc237814693"/>
+      <w:bookmarkStart w:id="29" w:name="_Toc237816101"/>
       <w:r>
         <w:t>6.3 A benign corpus built to be hard</w:t>
       </w:r>
@@ -12023,7 +12640,7 @@
           <w:b/>
           <w:i w:val="0"/>
         </w:rPr>
-        <w:t xml:space="preserve">Table 12. </w:t>
+        <w:t xml:space="preserve">Table 13. </w:t>
       </w:r>
       <w:r>
         <w:t>Benign personas in the corpus, and the attack each one resembles.</w:t>
@@ -12601,7 +13218,7 @@
       <w:pPr>
         <w:pStyle w:val="Heading2"/>
       </w:pPr>
-      <w:bookmarkStart w:id="30" w:name="_Toc237814694"/>
+      <w:bookmarkStart w:id="30" w:name="_Toc237816102"/>
       <w:r>
         <w:t>6.4 Arms, rounds and the randomised holdout</w:t>
       </w:r>
@@ -12623,7 +13240,7 @@
           <w:b/>
           <w:i w:val="0"/>
         </w:rPr>
-        <w:t xml:space="preserve">Table 13. </w:t>
+        <w:t xml:space="preserve">Table 14. </w:t>
       </w:r>
       <w:r>
         <w:t>The five evaluation arms.</w:t>
@@ -13227,7 +13844,7 @@
       <w:pPr>
         <w:pStyle w:val="Heading2"/>
       </w:pPr>
-      <w:bookmarkStart w:id="31" w:name="_Toc237814695"/>
+      <w:bookmarkStart w:id="31" w:name="_Toc237816103"/>
       <w:r>
         <w:t>6.5 Metrics and statistical protocol</w:t>
       </w:r>
@@ -13249,7 +13866,7 @@
           <w:b/>
           <w:i w:val="0"/>
         </w:rPr>
-        <w:t xml:space="preserve">Table 14. </w:t>
+        <w:t xml:space="preserve">Table 15. </w:t>
       </w:r>
       <w:r>
         <w:t>Metrics used, with the target for each.</w:t>
@@ -13822,7 +14439,7 @@
         </w:rPr>
         <w:lastRenderedPageBreak/>
         <w:drawing>
-          <wp:inline distT="0" distB="0" distL="0" distR="0" wp14:anchorId="6DB8896E" wp14:editId="5B7D26DD">
+          <wp:inline distT="0" distB="0" distL="0" distR="0" wp14:anchorId="6209427F" wp14:editId="1848FC59">
             <wp:extent cx="5440680" cy="3217652"/>
             <wp:effectExtent l="0" t="0" r="0" b="0"/>
             <wp:docPr id="9" name="Picture 9"/>
@@ -13877,7 +14494,7 @@
       <w:pPr>
         <w:pStyle w:val="Heading2"/>
       </w:pPr>
-      <w:bookmarkStart w:id="32" w:name="_Toc237814696"/>
+      <w:bookmarkStart w:id="32" w:name="_Toc237816104"/>
       <w:r>
         <w:t>6.6 Results obtained so far</w:t>
       </w:r>
@@ -13899,10 +14516,10 @@
           <w:b/>
           <w:i w:val="0"/>
         </w:rPr>
-        <w:t xml:space="preserve">Table 15. </w:t>
-      </w:r>
-      <w:r>
-        <w:t>Headline results, each with the test that supports it.</w:t>
+        <w:t xml:space="preserve">Table 16. </w:t>
+      </w:r>
+      <w:r>
+        <w:t>Headline results, each with the test that supports it. These are from the completed run against the previous bait library; Section 6.6.5 explains why they are being regenerated and what it does and does not affect.</w:t>
       </w:r>
     </w:p>
     <w:tbl>
@@ -14599,7 +15216,6 @@
         <w:pStyle w:val="Heading3"/>
       </w:pPr>
       <w:r>
-        <w:lastRenderedPageBreak/>
         <w:t>6.6.1 The causal estimate</w:t>
       </w:r>
     </w:p>
@@ -14614,7 +15230,7 @@
           <w:noProof/>
         </w:rPr>
         <w:drawing>
-          <wp:inline distT="0" distB="0" distL="0" distR="0" wp14:anchorId="6B48C752" wp14:editId="6213893A">
+          <wp:inline distT="0" distB="0" distL="0" distR="0" wp14:anchorId="43059FA0" wp14:editId="49C986EE">
             <wp:extent cx="5440680" cy="4844115"/>
             <wp:effectExtent l="0" t="0" r="0" b="0"/>
             <wp:docPr id="10" name="Picture 10"/>
@@ -14690,7 +15306,7 @@
           <w:noProof/>
         </w:rPr>
         <w:drawing>
-          <wp:inline distT="0" distB="0" distL="0" distR="0" wp14:anchorId="22845A67" wp14:editId="4A8CDD36">
+          <wp:inline distT="0" distB="0" distL="0" distR="0" wp14:anchorId="534A2F14" wp14:editId="5FFCEB34">
             <wp:extent cx="5440680" cy="2138274"/>
             <wp:effectExtent l="0" t="0" r="0" b="0"/>
             <wp:docPr id="11" name="Picture 11"/>
@@ -14752,7 +15368,7 @@
           <w:noProof/>
         </w:rPr>
         <w:drawing>
-          <wp:inline distT="0" distB="0" distL="0" distR="0" wp14:anchorId="190F3883" wp14:editId="77F7AF89">
+          <wp:inline distT="0" distB="0" distL="0" distR="0" wp14:anchorId="04D81B09" wp14:editId="7191E662">
             <wp:extent cx="5440680" cy="3306081"/>
             <wp:effectExtent l="0" t="0" r="0" b="0"/>
             <wp:docPr id="12" name="Picture 12"/>
@@ -14877,17 +15493,27 @@
     </w:p>
     <w:p>
       <w:r>
-        <w:t xml:space="preserve">The corrected library shifts the derived band from [0.0516, 0.8626] to [0.0572, 0.8921], and a full re-run against the re-frozen library is under way. The structural results are unaffected, because the derived band, its invariance to the base rate, and its invariance to the cost ratio are properties of the rule rather than of these estimates. There is also independent support for the correction: a separate targeted experiment measured a response-reading brute-force attacker at 0.95 diverted against the old </w:t>
-      </w:r>
-      <w:r>
-        <w:t>model, which is consistent with the corrected figure and not with the old one. We record all of this here, before the re-run finishes, because reporting it is part of the method rather than an admission.</w:t>
+        <w:t>Recalibration is now complete and the library has been re-frozen with five probes. The corrected bite rates are the ones already given in Table 10, and they shift the derived band from [0.0516, 0.8626] to [0.0647, 0.8793]. Every figure in this synopsis is drawn from that re-frozen library, so the structural results reported here are the current ones.</w:t>
+      </w:r>
+    </w:p>
+    <w:p>
+      <w:r>
+        <w:t>The measured results in Table 16, by contrast, are from the previous run and are being regenerated. At the time of writing, the signature baseline has completed all 100 seeds against the new library, the passive baseline has completed 82, and the full system has not yet started. We have left the previous numbers in place, clearly labelled, rather than leaving the table empty or quoting figures we do not yet have.</w:t>
+      </w:r>
+    </w:p>
+    <w:p>
+      <w:r>
+        <w:t>It is worth being clear about which claims this does and does not touch. The derived band, its invariance to the attacker base rate, and its invariance to the cost ratio are properties of the decision rule and of the frozen inputs, so they do not depend on the re-run at all. The recall and holdout figures do depend on it, and they may move. There is independent support for the direction of the correction: a separate targeted experiment measured a response-reading brute-force attacker at 0.95 diverted agains</w:t>
+      </w:r>
+      <w:r>
+        <w:t>t the old model, which is consistent with the corrected bite rate and not with the old one. We record all of this here, before the re-run finishes, because reporting it is part of the method rather than an admission.</w:t>
       </w:r>
     </w:p>
     <w:p>
       <w:pPr>
         <w:pStyle w:val="Heading2"/>
       </w:pPr>
-      <w:bookmarkStart w:id="33" w:name="_Toc237814697"/>
+      <w:bookmarkStart w:id="33" w:name="_Toc237816105"/>
       <w:r>
         <w:t>6.7 Implementation status</w:t>
       </w:r>
@@ -14904,7 +15530,7 @@
           <w:b/>
           <w:i w:val="0"/>
         </w:rPr>
-        <w:t xml:space="preserve">Table 16. </w:t>
+        <w:t xml:space="preserve">Table 17. </w:t>
       </w:r>
       <w:r>
         <w:t>The eight phases, each with the condition it had to meet before the next one began.</w:t>
@@ -15170,6 +15796,7 @@
               <w:rPr>
                 <w:sz w:val="18"/>
               </w:rPr>
+              <w:lastRenderedPageBreak/>
               <w:t>3</w:t>
             </w:r>
           </w:p>
@@ -15448,7 +16075,7 @@
       <w:pPr>
         <w:pStyle w:val="Heading1"/>
       </w:pPr>
-      <w:bookmarkStart w:id="34" w:name="_Toc237814698"/>
+      <w:bookmarkStart w:id="34" w:name="_Toc237816106"/>
       <w:r>
         <w:lastRenderedPageBreak/>
         <w:t>7. Conclusion</w:t>
@@ -15480,7 +16107,7 @@
       <w:pPr>
         <w:pStyle w:val="Heading2"/>
       </w:pPr>
-      <w:bookmarkStart w:id="35" w:name="_Toc237814699"/>
+      <w:bookmarkStart w:id="35" w:name="_Toc237816107"/>
       <w:r>
         <w:t>7.1 Limitations</w:t>
       </w:r>
@@ -15592,7 +16219,7 @@
       <w:pPr>
         <w:pStyle w:val="Heading2"/>
       </w:pPr>
-      <w:bookmarkStart w:id="36" w:name="_Toc237814700"/>
+      <w:bookmarkStart w:id="36" w:name="_Toc237816108"/>
       <w:r>
         <w:t>7.2 What remains</w:t>
       </w:r>
@@ -15612,7 +16239,7 @@
       <w:pPr>
         <w:pStyle w:val="Heading1"/>
       </w:pPr>
-      <w:bookmarkStart w:id="37" w:name="_Toc237814701"/>
+      <w:bookmarkStart w:id="37" w:name="_Toc237816109"/>
       <w:r>
         <w:lastRenderedPageBreak/>
         <w:t>8. Tentative Chapter Plan for the Proposed Work</w:t>
@@ -15621,7 +16248,7 @@
     </w:p>
     <w:p>
       <w:r>
-        <w:t>Table 17 maps the proposed thesis onto the artefacts that already exist. The state column is deliberately honest about what is written, what is built but unwritten, and what is still moving.</w:t>
+        <w:t>Table 18 maps the proposed thesis onto the artefacts that already exist. The state column is deliberately honest about what is written, what is built but unwritten, and what is still moving.</w:t>
       </w:r>
     </w:p>
     <w:p>
@@ -15635,7 +16262,7 @@
           <w:b/>
           <w:i w:val="0"/>
         </w:rPr>
-        <w:t xml:space="preserve">Table 17. </w:t>
+        <w:t xml:space="preserve">Table 18. </w:t>
       </w:r>
       <w:r>
         <w:t>Chapter plan, with the artefact backing each chapter and its current state.</w:t>
@@ -16627,7 +17254,7 @@
       <w:pPr>
         <w:pStyle w:val="Heading1"/>
       </w:pPr>
-      <w:bookmarkStart w:id="38" w:name="_Toc237814702"/>
+      <w:bookmarkStart w:id="38" w:name="_Toc237816110"/>
       <w:r>
         <w:lastRenderedPageBreak/>
         <w:t>9. References</w:t>
@@ -17384,31 +18011,31 @@
       </w:rPr>
     </w:lvl>
   </w:abstractNum>
-  <w:num w:numId="1" w16cid:durableId="1889343030">
+  <w:num w:numId="1" w16cid:durableId="1882474743">
     <w:abstractNumId w:val="8"/>
   </w:num>
-  <w:num w:numId="2" w16cid:durableId="522986384">
+  <w:num w:numId="2" w16cid:durableId="1018775865">
     <w:abstractNumId w:val="6"/>
   </w:num>
-  <w:num w:numId="3" w16cid:durableId="1477069815">
+  <w:num w:numId="3" w16cid:durableId="1493107133">
     <w:abstractNumId w:val="5"/>
   </w:num>
-  <w:num w:numId="4" w16cid:durableId="1686128871">
+  <w:num w:numId="4" w16cid:durableId="927691769">
     <w:abstractNumId w:val="4"/>
   </w:num>
-  <w:num w:numId="5" w16cid:durableId="1758017738">
+  <w:num w:numId="5" w16cid:durableId="1915628805">
     <w:abstractNumId w:val="7"/>
   </w:num>
-  <w:num w:numId="6" w16cid:durableId="1962833955">
+  <w:num w:numId="6" w16cid:durableId="1613777619">
     <w:abstractNumId w:val="3"/>
   </w:num>
-  <w:num w:numId="7" w16cid:durableId="377319862">
+  <w:num w:numId="7" w16cid:durableId="2127892821">
     <w:abstractNumId w:val="2"/>
   </w:num>
-  <w:num w:numId="8" w16cid:durableId="1950966972">
+  <w:num w:numId="8" w16cid:durableId="977607661">
     <w:abstractNumId w:val="1"/>
   </w:num>
-  <w:num w:numId="9" w16cid:durableId="743644751">
+  <w:num w:numId="9" w16cid:durableId="434056160">
     <w:abstractNumId w:val="0"/>
   </w:num>
 </w:numbering>
@@ -28814,7 +29441,7 @@
     <w:autoRedefine/>
     <w:uiPriority w:val="39"/>
     <w:unhideWhenUsed/>
-    <w:rsid w:val="003B0FA6"/>
+    <w:rsid w:val="000949F6"/>
     <w:pPr>
       <w:spacing w:after="100"/>
     </w:pPr>
@@ -28826,7 +29453,7 @@
     <w:autoRedefine/>
     <w:uiPriority w:val="39"/>
     <w:unhideWhenUsed/>
-    <w:rsid w:val="003B0FA6"/>
+    <w:rsid w:val="000949F6"/>
     <w:pPr>
       <w:spacing w:after="100"/>
       <w:ind w:left="240"/>
@@ -28837,7 +29464,7 @@
     <w:basedOn w:val="DefaultParagraphFont"/>
     <w:uiPriority w:val="99"/>
     <w:unhideWhenUsed/>
-    <w:rsid w:val="003B0FA6"/>
+    <w:rsid w:val="000949F6"/>
     <w:rPr>
       <w:color w:val="0000FF" w:themeColor="hyperlink"/>
       <w:u w:val="single"/>

--- a/Reports/Synopsis_Final.docx
+++ b/Reports/Synopsis_Final.docx
@@ -102,7 +102,7 @@
       <w:r>
         <w:fldChar w:fldCharType="separate"/>
       </w:r>
-      <w:hyperlink w:anchor="_Toc237816072" w:history="1">
+      <w:hyperlink w:anchor="_Toc237865648" w:history="1">
         <w:r>
           <w:rPr>
             <w:rStyle w:val="Hyperlink"/>
@@ -129,7 +129,7 @@
             <w:noProof/>
             <w:webHidden/>
           </w:rPr>
-          <w:instrText xml:space="preserve"> PAGEREF _Toc237816072 \h </w:instrText>
+          <w:instrText xml:space="preserve"> PAGEREF _Toc237865648 \h </w:instrText>
         </w:r>
         <w:r>
           <w:rPr>
@@ -175,7 +175,7 @@
           <w14:ligatures w14:val="standardContextual"/>
         </w:rPr>
       </w:pPr>
-      <w:hyperlink w:anchor="_Toc237816073" w:history="1">
+      <w:hyperlink w:anchor="_Toc237865649" w:history="1">
         <w:r>
           <w:rPr>
             <w:rStyle w:val="Hyperlink"/>
@@ -202,7 +202,7 @@
             <w:noProof/>
             <w:webHidden/>
           </w:rPr>
-          <w:instrText xml:space="preserve"> PAGEREF _Toc237816073 \h </w:instrText>
+          <w:instrText xml:space="preserve"> PAGEREF _Toc237865649 \h </w:instrText>
         </w:r>
         <w:r>
           <w:rPr>
@@ -248,7 +248,7 @@
           <w14:ligatures w14:val="standardContextual"/>
         </w:rPr>
       </w:pPr>
-      <w:hyperlink w:anchor="_Toc237816074" w:history="1">
+      <w:hyperlink w:anchor="_Toc237865650" w:history="1">
         <w:r>
           <w:rPr>
             <w:rStyle w:val="Hyperlink"/>
@@ -275,7 +275,7 @@
             <w:noProof/>
             <w:webHidden/>
           </w:rPr>
-          <w:instrText xml:space="preserve"> PAGEREF _Toc237816074 \h </w:instrText>
+          <w:instrText xml:space="preserve"> PAGEREF _Toc237865650 \h </w:instrText>
         </w:r>
         <w:r>
           <w:rPr>
@@ -321,7 +321,7 @@
           <w14:ligatures w14:val="standardContextual"/>
         </w:rPr>
       </w:pPr>
-      <w:hyperlink w:anchor="_Toc237816075" w:history="1">
+      <w:hyperlink w:anchor="_Toc237865651" w:history="1">
         <w:r>
           <w:rPr>
             <w:rStyle w:val="Hyperlink"/>
@@ -348,7 +348,7 @@
             <w:noProof/>
             <w:webHidden/>
           </w:rPr>
-          <w:instrText xml:space="preserve"> PAGEREF _Toc237816075 \h </w:instrText>
+          <w:instrText xml:space="preserve"> PAGEREF _Toc237865651 \h </w:instrText>
         </w:r>
         <w:r>
           <w:rPr>
@@ -394,7 +394,7 @@
           <w14:ligatures w14:val="standardContextual"/>
         </w:rPr>
       </w:pPr>
-      <w:hyperlink w:anchor="_Toc237816076" w:history="1">
+      <w:hyperlink w:anchor="_Toc237865652" w:history="1">
         <w:r>
           <w:rPr>
             <w:rStyle w:val="Hyperlink"/>
@@ -421,7 +421,7 @@
             <w:noProof/>
             <w:webHidden/>
           </w:rPr>
-          <w:instrText xml:space="preserve"> PAGEREF _Toc237816076 \h </w:instrText>
+          <w:instrText xml:space="preserve"> PAGEREF _Toc237865652 \h </w:instrText>
         </w:r>
         <w:r>
           <w:rPr>
@@ -467,7 +467,7 @@
           <w14:ligatures w14:val="standardContextual"/>
         </w:rPr>
       </w:pPr>
-      <w:hyperlink w:anchor="_Toc237816077" w:history="1">
+      <w:hyperlink w:anchor="_Toc237865653" w:history="1">
         <w:r>
           <w:rPr>
             <w:rStyle w:val="Hyperlink"/>
@@ -494,7 +494,7 @@
             <w:noProof/>
             <w:webHidden/>
           </w:rPr>
-          <w:instrText xml:space="preserve"> PAGEREF _Toc237816077 \h </w:instrText>
+          <w:instrText xml:space="preserve"> PAGEREF _Toc237865653 \h </w:instrText>
         </w:r>
         <w:r>
           <w:rPr>
@@ -540,7 +540,7 @@
           <w14:ligatures w14:val="standardContextual"/>
         </w:rPr>
       </w:pPr>
-      <w:hyperlink w:anchor="_Toc237816078" w:history="1">
+      <w:hyperlink w:anchor="_Toc237865654" w:history="1">
         <w:r>
           <w:rPr>
             <w:rStyle w:val="Hyperlink"/>
@@ -567,7 +567,7 @@
             <w:noProof/>
             <w:webHidden/>
           </w:rPr>
-          <w:instrText xml:space="preserve"> PAGEREF _Toc237816078 \h </w:instrText>
+          <w:instrText xml:space="preserve"> PAGEREF _Toc237865654 \h </w:instrText>
         </w:r>
         <w:r>
           <w:rPr>
@@ -613,7 +613,7 @@
           <w14:ligatures w14:val="standardContextual"/>
         </w:rPr>
       </w:pPr>
-      <w:hyperlink w:anchor="_Toc237816079" w:history="1">
+      <w:hyperlink w:anchor="_Toc237865655" w:history="1">
         <w:r>
           <w:rPr>
             <w:rStyle w:val="Hyperlink"/>
@@ -640,7 +640,7 @@
             <w:noProof/>
             <w:webHidden/>
           </w:rPr>
-          <w:instrText xml:space="preserve"> PAGEREF _Toc237816079 \h </w:instrText>
+          <w:instrText xml:space="preserve"> PAGEREF _Toc237865655 \h </w:instrText>
         </w:r>
         <w:r>
           <w:rPr>
@@ -686,7 +686,7 @@
           <w14:ligatures w14:val="standardContextual"/>
         </w:rPr>
       </w:pPr>
-      <w:hyperlink w:anchor="_Toc237816080" w:history="1">
+      <w:hyperlink w:anchor="_Toc237865656" w:history="1">
         <w:r>
           <w:rPr>
             <w:rStyle w:val="Hyperlink"/>
@@ -713,7 +713,7 @@
             <w:noProof/>
             <w:webHidden/>
           </w:rPr>
-          <w:instrText xml:space="preserve"> PAGEREF _Toc237816080 \h </w:instrText>
+          <w:instrText xml:space="preserve"> PAGEREF _Toc237865656 \h </w:instrText>
         </w:r>
         <w:r>
           <w:rPr>
@@ -759,7 +759,7 @@
           <w14:ligatures w14:val="standardContextual"/>
         </w:rPr>
       </w:pPr>
-      <w:hyperlink w:anchor="_Toc237816081" w:history="1">
+      <w:hyperlink w:anchor="_Toc237865657" w:history="1">
         <w:r>
           <w:rPr>
             <w:rStyle w:val="Hyperlink"/>
@@ -786,7 +786,7 @@
             <w:noProof/>
             <w:webHidden/>
           </w:rPr>
-          <w:instrText xml:space="preserve"> PAGEREF _Toc237816081 \h </w:instrText>
+          <w:instrText xml:space="preserve"> PAGEREF _Toc237865657 \h </w:instrText>
         </w:r>
         <w:r>
           <w:rPr>
@@ -832,7 +832,7 @@
           <w14:ligatures w14:val="standardContextual"/>
         </w:rPr>
       </w:pPr>
-      <w:hyperlink w:anchor="_Toc237816082" w:history="1">
+      <w:hyperlink w:anchor="_Toc237865658" w:history="1">
         <w:r>
           <w:rPr>
             <w:rStyle w:val="Hyperlink"/>
@@ -859,7 +859,7 @@
             <w:noProof/>
             <w:webHidden/>
           </w:rPr>
-          <w:instrText xml:space="preserve"> PAGEREF _Toc237816082 \h </w:instrText>
+          <w:instrText xml:space="preserve"> PAGEREF _Toc237865658 \h </w:instrText>
         </w:r>
         <w:r>
           <w:rPr>
@@ -905,7 +905,7 @@
           <w14:ligatures w14:val="standardContextual"/>
         </w:rPr>
       </w:pPr>
-      <w:hyperlink w:anchor="_Toc237816083" w:history="1">
+      <w:hyperlink w:anchor="_Toc237865659" w:history="1">
         <w:r>
           <w:rPr>
             <w:rStyle w:val="Hyperlink"/>
@@ -932,7 +932,7 @@
             <w:noProof/>
             <w:webHidden/>
           </w:rPr>
-          <w:instrText xml:space="preserve"> PAGEREF _Toc237816083 \h </w:instrText>
+          <w:instrText xml:space="preserve"> PAGEREF _Toc237865659 \h </w:instrText>
         </w:r>
         <w:r>
           <w:rPr>
@@ -978,7 +978,7 @@
           <w14:ligatures w14:val="standardContextual"/>
         </w:rPr>
       </w:pPr>
-      <w:hyperlink w:anchor="_Toc237816084" w:history="1">
+      <w:hyperlink w:anchor="_Toc237865660" w:history="1">
         <w:r>
           <w:rPr>
             <w:rStyle w:val="Hyperlink"/>
@@ -1005,7 +1005,7 @@
             <w:noProof/>
             <w:webHidden/>
           </w:rPr>
-          <w:instrText xml:space="preserve"> PAGEREF _Toc237816084 \h </w:instrText>
+          <w:instrText xml:space="preserve"> PAGEREF _Toc237865660 \h </w:instrText>
         </w:r>
         <w:r>
           <w:rPr>
@@ -1051,7 +1051,7 @@
           <w14:ligatures w14:val="standardContextual"/>
         </w:rPr>
       </w:pPr>
-      <w:hyperlink w:anchor="_Toc237816085" w:history="1">
+      <w:hyperlink w:anchor="_Toc237865661" w:history="1">
         <w:r>
           <w:rPr>
             <w:rStyle w:val="Hyperlink"/>
@@ -1078,7 +1078,7 @@
             <w:noProof/>
             <w:webHidden/>
           </w:rPr>
-          <w:instrText xml:space="preserve"> PAGEREF _Toc237816085 \h </w:instrText>
+          <w:instrText xml:space="preserve"> PAGEREF _Toc237865661 \h </w:instrText>
         </w:r>
         <w:r>
           <w:rPr>
@@ -1124,7 +1124,7 @@
           <w14:ligatures w14:val="standardContextual"/>
         </w:rPr>
       </w:pPr>
-      <w:hyperlink w:anchor="_Toc237816086" w:history="1">
+      <w:hyperlink w:anchor="_Toc237865662" w:history="1">
         <w:r>
           <w:rPr>
             <w:rStyle w:val="Hyperlink"/>
@@ -1151,7 +1151,7 @@
             <w:noProof/>
             <w:webHidden/>
           </w:rPr>
-          <w:instrText xml:space="preserve"> PAGEREF _Toc237816086 \h </w:instrText>
+          <w:instrText xml:space="preserve"> PAGEREF _Toc237865662 \h </w:instrText>
         </w:r>
         <w:r>
           <w:rPr>
@@ -1197,7 +1197,7 @@
           <w14:ligatures w14:val="standardContextual"/>
         </w:rPr>
       </w:pPr>
-      <w:hyperlink w:anchor="_Toc237816087" w:history="1">
+      <w:hyperlink w:anchor="_Toc237865663" w:history="1">
         <w:r>
           <w:rPr>
             <w:rStyle w:val="Hyperlink"/>
@@ -1224,7 +1224,7 @@
             <w:noProof/>
             <w:webHidden/>
           </w:rPr>
-          <w:instrText xml:space="preserve"> PAGEREF _Toc237816087 \h </w:instrText>
+          <w:instrText xml:space="preserve"> PAGEREF _Toc237865663 \h </w:instrText>
         </w:r>
         <w:r>
           <w:rPr>
@@ -1270,7 +1270,7 @@
           <w14:ligatures w14:val="standardContextual"/>
         </w:rPr>
       </w:pPr>
-      <w:hyperlink w:anchor="_Toc237816088" w:history="1">
+      <w:hyperlink w:anchor="_Toc237865664" w:history="1">
         <w:r>
           <w:rPr>
             <w:rStyle w:val="Hyperlink"/>
@@ -1297,7 +1297,7 @@
             <w:noProof/>
             <w:webHidden/>
           </w:rPr>
-          <w:instrText xml:space="preserve"> PAGEREF _Toc237816088 \h </w:instrText>
+          <w:instrText xml:space="preserve"> PAGEREF _Toc237865664 \h </w:instrText>
         </w:r>
         <w:r>
           <w:rPr>
@@ -1343,7 +1343,7 @@
           <w14:ligatures w14:val="standardContextual"/>
         </w:rPr>
       </w:pPr>
-      <w:hyperlink w:anchor="_Toc237816089" w:history="1">
+      <w:hyperlink w:anchor="_Toc237865665" w:history="1">
         <w:r>
           <w:rPr>
             <w:rStyle w:val="Hyperlink"/>
@@ -1370,7 +1370,7 @@
             <w:noProof/>
             <w:webHidden/>
           </w:rPr>
-          <w:instrText xml:space="preserve"> PAGEREF _Toc237816089 \h </w:instrText>
+          <w:instrText xml:space="preserve"> PAGEREF _Toc237865665 \h </w:instrText>
         </w:r>
         <w:r>
           <w:rPr>
@@ -1416,7 +1416,7 @@
           <w14:ligatures w14:val="standardContextual"/>
         </w:rPr>
       </w:pPr>
-      <w:hyperlink w:anchor="_Toc237816090" w:history="1">
+      <w:hyperlink w:anchor="_Toc237865666" w:history="1">
         <w:r>
           <w:rPr>
             <w:rStyle w:val="Hyperlink"/>
@@ -1443,7 +1443,7 @@
             <w:noProof/>
             <w:webHidden/>
           </w:rPr>
-          <w:instrText xml:space="preserve"> PAGEREF _Toc237816090 \h </w:instrText>
+          <w:instrText xml:space="preserve"> PAGEREF _Toc237865666 \h </w:instrText>
         </w:r>
         <w:r>
           <w:rPr>
@@ -1489,7 +1489,7 @@
           <w14:ligatures w14:val="standardContextual"/>
         </w:rPr>
       </w:pPr>
-      <w:hyperlink w:anchor="_Toc237816091" w:history="1">
+      <w:hyperlink w:anchor="_Toc237865667" w:history="1">
         <w:r>
           <w:rPr>
             <w:rStyle w:val="Hyperlink"/>
@@ -1516,7 +1516,7 @@
             <w:noProof/>
             <w:webHidden/>
           </w:rPr>
-          <w:instrText xml:space="preserve"> PAGEREF _Toc237816091 \h </w:instrText>
+          <w:instrText xml:space="preserve"> PAGEREF _Toc237865667 \h </w:instrText>
         </w:r>
         <w:r>
           <w:rPr>
@@ -1562,7 +1562,7 @@
           <w14:ligatures w14:val="standardContextual"/>
         </w:rPr>
       </w:pPr>
-      <w:hyperlink w:anchor="_Toc237816092" w:history="1">
+      <w:hyperlink w:anchor="_Toc237865668" w:history="1">
         <w:r>
           <w:rPr>
             <w:rStyle w:val="Hyperlink"/>
@@ -1589,7 +1589,7 @@
             <w:noProof/>
             <w:webHidden/>
           </w:rPr>
-          <w:instrText xml:space="preserve"> PAGEREF _Toc237816092 \h </w:instrText>
+          <w:instrText xml:space="preserve"> PAGEREF _Toc237865668 \h </w:instrText>
         </w:r>
         <w:r>
           <w:rPr>
@@ -1635,7 +1635,7 @@
           <w14:ligatures w14:val="standardContextual"/>
         </w:rPr>
       </w:pPr>
-      <w:hyperlink w:anchor="_Toc237816093" w:history="1">
+      <w:hyperlink w:anchor="_Toc237865669" w:history="1">
         <w:r>
           <w:rPr>
             <w:rStyle w:val="Hyperlink"/>
@@ -1662,7 +1662,7 @@
             <w:noProof/>
             <w:webHidden/>
           </w:rPr>
-          <w:instrText xml:space="preserve"> PAGEREF _Toc237816093 \h </w:instrText>
+          <w:instrText xml:space="preserve"> PAGEREF _Toc237865669 \h </w:instrText>
         </w:r>
         <w:r>
           <w:rPr>
@@ -1708,7 +1708,7 @@
           <w14:ligatures w14:val="standardContextual"/>
         </w:rPr>
       </w:pPr>
-      <w:hyperlink w:anchor="_Toc237816094" w:history="1">
+      <w:hyperlink w:anchor="_Toc237865670" w:history="1">
         <w:r>
           <w:rPr>
             <w:rStyle w:val="Hyperlink"/>
@@ -1735,7 +1735,7 @@
             <w:noProof/>
             <w:webHidden/>
           </w:rPr>
-          <w:instrText xml:space="preserve"> PAGEREF _Toc237816094 \h </w:instrText>
+          <w:instrText xml:space="preserve"> PAGEREF _Toc237865670 \h </w:instrText>
         </w:r>
         <w:r>
           <w:rPr>
@@ -1781,7 +1781,7 @@
           <w14:ligatures w14:val="standardContextual"/>
         </w:rPr>
       </w:pPr>
-      <w:hyperlink w:anchor="_Toc237816095" w:history="1">
+      <w:hyperlink w:anchor="_Toc237865671" w:history="1">
         <w:r>
           <w:rPr>
             <w:rStyle w:val="Hyperlink"/>
@@ -1808,7 +1808,7 @@
             <w:noProof/>
             <w:webHidden/>
           </w:rPr>
-          <w:instrText xml:space="preserve"> PAGEREF _Toc237816095 \h </w:instrText>
+          <w:instrText xml:space="preserve"> PAGEREF _Toc237865671 \h </w:instrText>
         </w:r>
         <w:r>
           <w:rPr>
@@ -1854,7 +1854,7 @@
           <w14:ligatures w14:val="standardContextual"/>
         </w:rPr>
       </w:pPr>
-      <w:hyperlink w:anchor="_Toc237816096" w:history="1">
+      <w:hyperlink w:anchor="_Toc237865672" w:history="1">
         <w:r>
           <w:rPr>
             <w:rStyle w:val="Hyperlink"/>
@@ -1881,7 +1881,7 @@
             <w:noProof/>
             <w:webHidden/>
           </w:rPr>
-          <w:instrText xml:space="preserve"> PAGEREF _Toc237816096 \h </w:instrText>
+          <w:instrText xml:space="preserve"> PAGEREF _Toc237865672 \h </w:instrText>
         </w:r>
         <w:r>
           <w:rPr>
@@ -1927,7 +1927,7 @@
           <w14:ligatures w14:val="standardContextual"/>
         </w:rPr>
       </w:pPr>
-      <w:hyperlink w:anchor="_Toc237816097" w:history="1">
+      <w:hyperlink w:anchor="_Toc237865673" w:history="1">
         <w:r>
           <w:rPr>
             <w:rStyle w:val="Hyperlink"/>
@@ -1954,7 +1954,7 @@
             <w:noProof/>
             <w:webHidden/>
           </w:rPr>
-          <w:instrText xml:space="preserve"> PAGEREF _Toc237816097 \h </w:instrText>
+          <w:instrText xml:space="preserve"> PAGEREF _Toc237865673 \h </w:instrText>
         </w:r>
         <w:r>
           <w:rPr>
@@ -2000,7 +2000,7 @@
           <w14:ligatures w14:val="standardContextual"/>
         </w:rPr>
       </w:pPr>
-      <w:hyperlink w:anchor="_Toc237816098" w:history="1">
+      <w:hyperlink w:anchor="_Toc237865674" w:history="1">
         <w:r>
           <w:rPr>
             <w:rStyle w:val="Hyperlink"/>
@@ -2027,7 +2027,7 @@
             <w:noProof/>
             <w:webHidden/>
           </w:rPr>
-          <w:instrText xml:space="preserve"> PAGEREF _Toc237816098 \h </w:instrText>
+          <w:instrText xml:space="preserve"> PAGEREF _Toc237865674 \h </w:instrText>
         </w:r>
         <w:r>
           <w:rPr>
@@ -2073,7 +2073,7 @@
           <w14:ligatures w14:val="standardContextual"/>
         </w:rPr>
       </w:pPr>
-      <w:hyperlink w:anchor="_Toc237816099" w:history="1">
+      <w:hyperlink w:anchor="_Toc237865675" w:history="1">
         <w:r>
           <w:rPr>
             <w:rStyle w:val="Hyperlink"/>
@@ -2100,7 +2100,7 @@
             <w:noProof/>
             <w:webHidden/>
           </w:rPr>
-          <w:instrText xml:space="preserve"> PAGEREF _Toc237816099 \h </w:instrText>
+          <w:instrText xml:space="preserve"> PAGEREF _Toc237865675 \h </w:instrText>
         </w:r>
         <w:r>
           <w:rPr>
@@ -2146,7 +2146,7 @@
           <w14:ligatures w14:val="standardContextual"/>
         </w:rPr>
       </w:pPr>
-      <w:hyperlink w:anchor="_Toc237816100" w:history="1">
+      <w:hyperlink w:anchor="_Toc237865676" w:history="1">
         <w:r>
           <w:rPr>
             <w:rStyle w:val="Hyperlink"/>
@@ -2173,7 +2173,7 @@
             <w:noProof/>
             <w:webHidden/>
           </w:rPr>
-          <w:instrText xml:space="preserve"> PAGEREF _Toc237816100 \h </w:instrText>
+          <w:instrText xml:space="preserve"> PAGEREF _Toc237865676 \h </w:instrText>
         </w:r>
         <w:r>
           <w:rPr>
@@ -2219,7 +2219,7 @@
           <w14:ligatures w14:val="standardContextual"/>
         </w:rPr>
       </w:pPr>
-      <w:hyperlink w:anchor="_Toc237816101" w:history="1">
+      <w:hyperlink w:anchor="_Toc237865677" w:history="1">
         <w:r>
           <w:rPr>
             <w:rStyle w:val="Hyperlink"/>
@@ -2246,7 +2246,7 @@
             <w:noProof/>
             <w:webHidden/>
           </w:rPr>
-          <w:instrText xml:space="preserve"> PAGEREF _Toc237816101 \h </w:instrText>
+          <w:instrText xml:space="preserve"> PAGEREF _Toc237865677 \h </w:instrText>
         </w:r>
         <w:r>
           <w:rPr>
@@ -2292,7 +2292,7 @@
           <w14:ligatures w14:val="standardContextual"/>
         </w:rPr>
       </w:pPr>
-      <w:hyperlink w:anchor="_Toc237816102" w:history="1">
+      <w:hyperlink w:anchor="_Toc237865678" w:history="1">
         <w:r>
           <w:rPr>
             <w:rStyle w:val="Hyperlink"/>
@@ -2319,7 +2319,7 @@
             <w:noProof/>
             <w:webHidden/>
           </w:rPr>
-          <w:instrText xml:space="preserve"> PAGEREF _Toc237816102 \h </w:instrText>
+          <w:instrText xml:space="preserve"> PAGEREF _Toc237865678 \h </w:instrText>
         </w:r>
         <w:r>
           <w:rPr>
@@ -2365,7 +2365,7 @@
           <w14:ligatures w14:val="standardContextual"/>
         </w:rPr>
       </w:pPr>
-      <w:hyperlink w:anchor="_Toc237816103" w:history="1">
+      <w:hyperlink w:anchor="_Toc237865679" w:history="1">
         <w:r>
           <w:rPr>
             <w:rStyle w:val="Hyperlink"/>
@@ -2392,7 +2392,7 @@
             <w:noProof/>
             <w:webHidden/>
           </w:rPr>
-          <w:instrText xml:space="preserve"> PAGEREF _Toc237816103 \h </w:instrText>
+          <w:instrText xml:space="preserve"> PAGEREF _Toc237865679 \h </w:instrText>
         </w:r>
         <w:r>
           <w:rPr>
@@ -2438,7 +2438,7 @@
           <w14:ligatures w14:val="standardContextual"/>
         </w:rPr>
       </w:pPr>
-      <w:hyperlink w:anchor="_Toc237816104" w:history="1">
+      <w:hyperlink w:anchor="_Toc237865680" w:history="1">
         <w:r>
           <w:rPr>
             <w:rStyle w:val="Hyperlink"/>
@@ -2465,7 +2465,7 @@
             <w:noProof/>
             <w:webHidden/>
           </w:rPr>
-          <w:instrText xml:space="preserve"> PAGEREF _Toc237816104 \h </w:instrText>
+          <w:instrText xml:space="preserve"> PAGEREF _Toc237865680 \h </w:instrText>
         </w:r>
         <w:r>
           <w:rPr>
@@ -2511,7 +2511,7 @@
           <w14:ligatures w14:val="standardContextual"/>
         </w:rPr>
       </w:pPr>
-      <w:hyperlink w:anchor="_Toc237816105" w:history="1">
+      <w:hyperlink w:anchor="_Toc237865681" w:history="1">
         <w:r>
           <w:rPr>
             <w:rStyle w:val="Hyperlink"/>
@@ -2538,7 +2538,7 @@
             <w:noProof/>
             <w:webHidden/>
           </w:rPr>
-          <w:instrText xml:space="preserve"> PAGEREF _Toc237816105 \h </w:instrText>
+          <w:instrText xml:space="preserve"> PAGEREF _Toc237865681 \h </w:instrText>
         </w:r>
         <w:r>
           <w:rPr>
@@ -2558,7 +2558,7 @@
             <w:noProof/>
             <w:webHidden/>
           </w:rPr>
-          <w:t>42</w:t>
+          <w:t>43</w:t>
         </w:r>
         <w:r>
           <w:rPr>
@@ -2584,7 +2584,7 @@
           <w14:ligatures w14:val="standardContextual"/>
         </w:rPr>
       </w:pPr>
-      <w:hyperlink w:anchor="_Toc237816106" w:history="1">
+      <w:hyperlink w:anchor="_Toc237865682" w:history="1">
         <w:r>
           <w:rPr>
             <w:rStyle w:val="Hyperlink"/>
@@ -2611,7 +2611,7 @@
             <w:noProof/>
             <w:webHidden/>
           </w:rPr>
-          <w:instrText xml:space="preserve"> PAGEREF _Toc237816106 \h </w:instrText>
+          <w:instrText xml:space="preserve"> PAGEREF _Toc237865682 \h </w:instrText>
         </w:r>
         <w:r>
           <w:rPr>
@@ -2657,7 +2657,7 @@
           <w14:ligatures w14:val="standardContextual"/>
         </w:rPr>
       </w:pPr>
-      <w:hyperlink w:anchor="_Toc237816107" w:history="1">
+      <w:hyperlink w:anchor="_Toc237865683" w:history="1">
         <w:r>
           <w:rPr>
             <w:rStyle w:val="Hyperlink"/>
@@ -2684,7 +2684,7 @@
             <w:noProof/>
             <w:webHidden/>
           </w:rPr>
-          <w:instrText xml:space="preserve"> PAGEREF _Toc237816107 \h </w:instrText>
+          <w:instrText xml:space="preserve"> PAGEREF _Toc237865683 \h </w:instrText>
         </w:r>
         <w:r>
           <w:rPr>
@@ -2730,7 +2730,7 @@
           <w14:ligatures w14:val="standardContextual"/>
         </w:rPr>
       </w:pPr>
-      <w:hyperlink w:anchor="_Toc237816108" w:history="1">
+      <w:hyperlink w:anchor="_Toc237865684" w:history="1">
         <w:r>
           <w:rPr>
             <w:rStyle w:val="Hyperlink"/>
@@ -2757,7 +2757,7 @@
             <w:noProof/>
             <w:webHidden/>
           </w:rPr>
-          <w:instrText xml:space="preserve"> PAGEREF _Toc237816108 \h </w:instrText>
+          <w:instrText xml:space="preserve"> PAGEREF _Toc237865684 \h </w:instrText>
         </w:r>
         <w:r>
           <w:rPr>
@@ -2803,7 +2803,7 @@
           <w14:ligatures w14:val="standardContextual"/>
         </w:rPr>
       </w:pPr>
-      <w:hyperlink w:anchor="_Toc237816109" w:history="1">
+      <w:hyperlink w:anchor="_Toc237865685" w:history="1">
         <w:r>
           <w:rPr>
             <w:rStyle w:val="Hyperlink"/>
@@ -2830,7 +2830,7 @@
             <w:noProof/>
             <w:webHidden/>
           </w:rPr>
-          <w:instrText xml:space="preserve"> PAGEREF _Toc237816109 \h </w:instrText>
+          <w:instrText xml:space="preserve"> PAGEREF _Toc237865685 \h </w:instrText>
         </w:r>
         <w:r>
           <w:rPr>
@@ -2876,7 +2876,7 @@
           <w14:ligatures w14:val="standardContextual"/>
         </w:rPr>
       </w:pPr>
-      <w:hyperlink w:anchor="_Toc237816110" w:history="1">
+      <w:hyperlink w:anchor="_Toc237865686" w:history="1">
         <w:r>
           <w:rPr>
             <w:rStyle w:val="Hyperlink"/>
@@ -2903,7 +2903,7 @@
             <w:noProof/>
             <w:webHidden/>
           </w:rPr>
-          <w:instrText xml:space="preserve"> PAGEREF _Toc237816110 \h </w:instrText>
+          <w:instrText xml:space="preserve"> PAGEREF _Toc237865686 \h </w:instrText>
         </w:r>
         <w:r>
           <w:rPr>
@@ -2948,7 +2948,7 @@
       <w:pPr>
         <w:pStyle w:val="Heading1"/>
       </w:pPr>
-      <w:bookmarkStart w:id="0" w:name="_Toc237816072"/>
+      <w:bookmarkStart w:id="0" w:name="_Toc237865648"/>
       <w:r>
         <w:lastRenderedPageBreak/>
         <w:t>1. Introduction</w:t>
@@ -2959,7 +2959,7 @@
       <w:pPr>
         <w:pStyle w:val="Heading2"/>
       </w:pPr>
-      <w:bookmarkStart w:id="1" w:name="_Toc237816073"/>
+      <w:bookmarkStart w:id="1" w:name="_Toc237865649"/>
       <w:r>
         <w:t>1.1 Problem Definition</w:t>
       </w:r>
@@ -3006,7 +3006,7 @@
       <w:pPr>
         <w:pStyle w:val="Heading2"/>
       </w:pPr>
-      <w:bookmarkStart w:id="2" w:name="_Toc237816074"/>
+      <w:bookmarkStart w:id="2" w:name="_Toc237865650"/>
       <w:r>
         <w:t>1.2 Problem Overview</w:t>
       </w:r>
@@ -3154,7 +3154,7 @@
           <w:noProof/>
         </w:rPr>
         <w:drawing>
-          <wp:inline distT="0" distB="0" distL="0" distR="0" wp14:anchorId="73F42ABF" wp14:editId="7918C4E3">
+          <wp:inline distT="0" distB="0" distL="0" distR="0" wp14:anchorId="625E9194" wp14:editId="6103C610">
             <wp:extent cx="5440680" cy="3192160"/>
             <wp:effectExtent l="0" t="0" r="0" b="0"/>
             <wp:docPr id="1" name="Picture 1"/>
@@ -3441,7 +3441,7 @@
               <w:rPr>
                 <w:sz w:val="18"/>
               </w:rPr>
-              <w:t>PASS (below 0.0516)</w:t>
+              <w:t>PASS (below 0.0647)</w:t>
             </w:r>
           </w:p>
         </w:tc>
@@ -3894,7 +3894,7 @@
       <w:pPr>
         <w:pStyle w:val="Heading2"/>
       </w:pPr>
-      <w:bookmarkStart w:id="3" w:name="_Toc237816075"/>
+      <w:bookmarkStart w:id="3" w:name="_Toc237865651"/>
       <w:r>
         <w:t>1.3 Hardware Specification</w:t>
       </w:r>
@@ -4313,7 +4313,7 @@
       <w:pPr>
         <w:pStyle w:val="Heading2"/>
       </w:pPr>
-      <w:bookmarkStart w:id="4" w:name="_Toc237816076"/>
+      <w:bookmarkStart w:id="4" w:name="_Toc237865652"/>
       <w:r>
         <w:t>1.4 Software Specification</w:t>
       </w:r>
@@ -5111,7 +5111,7 @@
       <w:pPr>
         <w:pStyle w:val="Heading1"/>
       </w:pPr>
-      <w:bookmarkStart w:id="5" w:name="_Toc237816077"/>
+      <w:bookmarkStart w:id="5" w:name="_Toc237865653"/>
       <w:r>
         <w:lastRenderedPageBreak/>
         <w:t>2. Literature Review</w:t>
@@ -5135,7 +5135,7 @@
       <w:pPr>
         <w:pStyle w:val="Heading2"/>
       </w:pPr>
-      <w:bookmarkStart w:id="6" w:name="_Toc237816078"/>
+      <w:bookmarkStart w:id="6" w:name="_Toc237865654"/>
       <w:r>
         <w:t>2.1 Existing System</w:t>
       </w:r>
@@ -5915,7 +5915,7 @@
       <w:pPr>
         <w:pStyle w:val="Heading2"/>
       </w:pPr>
-      <w:bookmarkStart w:id="7" w:name="_Toc237816079"/>
+      <w:bookmarkStart w:id="7" w:name="_Toc237865655"/>
       <w:r>
         <w:t>2.2 Proposed Systems</w:t>
       </w:r>
@@ -6033,7 +6033,7 @@
       <w:pPr>
         <w:pStyle w:val="Heading2"/>
       </w:pPr>
-      <w:bookmarkStart w:id="8" w:name="_Toc237816080"/>
+      <w:bookmarkStart w:id="8" w:name="_Toc237865656"/>
       <w:r>
         <w:t>2.3 Literature Review Summary</w:t>
       </w:r>
@@ -8656,7 +8656,7 @@
       <w:pPr>
         <w:pStyle w:val="Heading1"/>
       </w:pPr>
-      <w:bookmarkStart w:id="9" w:name="_Toc237816081"/>
+      <w:bookmarkStart w:id="9" w:name="_Toc237865657"/>
       <w:r>
         <w:lastRenderedPageBreak/>
         <w:t>3. Project Formulation</w:t>
@@ -8672,7 +8672,7 @@
       <w:pPr>
         <w:pStyle w:val="Heading2"/>
       </w:pPr>
-      <w:bookmarkStart w:id="10" w:name="_Toc237816082"/>
+      <w:bookmarkStart w:id="10" w:name="_Toc237865658"/>
       <w:r>
         <w:t>3.1 The setting</w:t>
       </w:r>
@@ -8740,7 +8740,7 @@
       <w:pPr>
         <w:pStyle w:val="Heading2"/>
       </w:pPr>
-      <w:bookmarkStart w:id="11" w:name="_Toc237816083"/>
+      <w:bookmarkStart w:id="11" w:name="_Toc237865659"/>
       <w:r>
         <w:t>3.2 The cost table</w:t>
       </w:r>
@@ -9193,7 +9193,7 @@
       <w:pPr>
         <w:pStyle w:val="Heading2"/>
       </w:pPr>
-      <w:bookmarkStart w:id="12" w:name="_Toc237816084"/>
+      <w:bookmarkStart w:id="12" w:name="_Toc237865660"/>
       <w:r>
         <w:t>3.3 The negative result that motivates everything</w:t>
       </w:r>
@@ -9244,7 +9244,7 @@
       <w:pPr>
         <w:pStyle w:val="Heading2"/>
       </w:pPr>
-      <w:bookmarkStart w:id="13" w:name="_Toc237816085"/>
+      <w:bookmarkStart w:id="13" w:name="_Toc237865661"/>
       <w:r>
         <w:t>3.4 What a probe is worth</w:t>
       </w:r>
@@ -9309,7 +9309,7 @@
           <w:noProof/>
         </w:rPr>
         <w:drawing>
-          <wp:inline distT="0" distB="0" distL="0" distR="0" wp14:anchorId="4646410F" wp14:editId="103ABB63">
+          <wp:inline distT="0" distB="0" distL="0" distR="0" wp14:anchorId="68D231D8" wp14:editId="62CF2A19">
             <wp:extent cx="5440680" cy="3373829"/>
             <wp:effectExtent l="0" t="0" r="0" b="0"/>
             <wp:docPr id="2" name="Picture 2"/>
@@ -9364,7 +9364,7 @@
       <w:pPr>
         <w:pStyle w:val="Heading2"/>
       </w:pPr>
-      <w:bookmarkStart w:id="14" w:name="_Toc237816086"/>
+      <w:bookmarkStart w:id="14" w:name="_Toc237865662"/>
       <w:r>
         <w:t>3.5 The bands that come out</w:t>
       </w:r>
@@ -9403,7 +9403,7 @@
           <w:noProof/>
         </w:rPr>
         <w:drawing>
-          <wp:inline distT="0" distB="0" distL="0" distR="0" wp14:anchorId="38337DC3" wp14:editId="2A6C6F8B">
+          <wp:inline distT="0" distB="0" distL="0" distR="0" wp14:anchorId="408ED9DF" wp14:editId="43492338">
             <wp:extent cx="5440680" cy="2125780"/>
             <wp:effectExtent l="0" t="0" r="0" b="0"/>
             <wp:docPr id="3" name="Picture 3"/>
@@ -9468,7 +9468,7 @@
       <w:pPr>
         <w:pStyle w:val="Heading1"/>
       </w:pPr>
-      <w:bookmarkStart w:id="15" w:name="_Toc237816087"/>
+      <w:bookmarkStart w:id="15" w:name="_Toc237865663"/>
       <w:r>
         <w:lastRenderedPageBreak/>
         <w:t>4. Research Objectives</w:t>
@@ -10157,7 +10157,7 @@
       <w:pPr>
         <w:pStyle w:val="Heading1"/>
       </w:pPr>
-      <w:bookmarkStart w:id="16" w:name="_Toc237816088"/>
+      <w:bookmarkStart w:id="16" w:name="_Toc237865664"/>
       <w:r>
         <w:lastRenderedPageBreak/>
         <w:t>5. Methodologies</w:t>
@@ -10173,7 +10173,7 @@
       <w:pPr>
         <w:pStyle w:val="Heading2"/>
       </w:pPr>
-      <w:bookmarkStart w:id="17" w:name="_Toc237816089"/>
+      <w:bookmarkStart w:id="17" w:name="_Toc237865665"/>
       <w:r>
         <w:t>5.1 Step 1: working out which session a request belongs to</w:t>
       </w:r>
@@ -10198,7 +10198,7 @@
       <w:pPr>
         <w:pStyle w:val="Heading2"/>
       </w:pPr>
-      <w:bookmarkStart w:id="18" w:name="_Toc237816090"/>
+      <w:bookmarkStart w:id="18" w:name="_Toc237865666"/>
       <w:r>
         <w:t>5.2 Step 2: turning a request into numbers</w:t>
       </w:r>
@@ -10451,7 +10451,7 @@
       <w:pPr>
         <w:pStyle w:val="Heading2"/>
       </w:pPr>
-      <w:bookmarkStart w:id="19" w:name="_Toc237816091"/>
+      <w:bookmarkStart w:id="19" w:name="_Toc237865667"/>
       <w:r>
         <w:t>5.3 Step 3: the dual suspicion meter</w:t>
       </w:r>
@@ -10482,7 +10482,7 @@
           <w:noProof/>
         </w:rPr>
         <w:drawing>
-          <wp:inline distT="0" distB="0" distL="0" distR="0" wp14:anchorId="1CFFE8D6" wp14:editId="20941C35">
+          <wp:inline distT="0" distB="0" distL="0" distR="0" wp14:anchorId="67D8E1B3" wp14:editId="06577F60">
             <wp:extent cx="5440680" cy="4706990"/>
             <wp:effectExtent l="0" t="0" r="0" b="0"/>
             <wp:docPr id="4" name="Picture 4"/>
@@ -10537,7 +10537,7 @@
       <w:pPr>
         <w:pStyle w:val="Heading2"/>
       </w:pPr>
-      <w:bookmarkStart w:id="20" w:name="_Toc237816092"/>
+      <w:bookmarkStart w:id="20" w:name="_Toc237865668"/>
       <w:r>
         <w:t>5.4 Step 4: the decision policy</w:t>
       </w:r>
@@ -10560,7 +10560,7 @@
         </w:rPr>
         <w:lastRenderedPageBreak/>
         <w:drawing>
-          <wp:inline distT="0" distB="0" distL="0" distR="0" wp14:anchorId="6D0AD526" wp14:editId="539FFFF9">
+          <wp:inline distT="0" distB="0" distL="0" distR="0" wp14:anchorId="65BE3634" wp14:editId="4D3248CC">
             <wp:extent cx="5440680" cy="4763074"/>
             <wp:effectExtent l="0" t="0" r="0" b="0"/>
             <wp:docPr id="5" name="Picture 5"/>
@@ -10615,7 +10615,7 @@
       <w:pPr>
         <w:pStyle w:val="Heading2"/>
       </w:pPr>
-      <w:bookmarkStart w:id="21" w:name="_Toc237816093"/>
+      <w:bookmarkStart w:id="21" w:name="_Toc237865669"/>
       <w:r>
         <w:t>5.5 Step 5: the bait library and its calibration</w:t>
       </w:r>
@@ -11353,7 +11353,7 @@
         </w:rPr>
         <w:lastRenderedPageBreak/>
         <w:drawing>
-          <wp:inline distT="0" distB="0" distL="0" distR="0" wp14:anchorId="3C2BE653" wp14:editId="7B2FC315">
+          <wp:inline distT="0" distB="0" distL="0" distR="0" wp14:anchorId="1D1FA722" wp14:editId="625B81D7">
             <wp:extent cx="5440680" cy="3180824"/>
             <wp:effectExtent l="0" t="0" r="0" b="0"/>
             <wp:docPr id="6" name="Picture 6"/>
@@ -11408,7 +11408,7 @@
       <w:pPr>
         <w:pStyle w:val="Heading2"/>
       </w:pPr>
-      <w:bookmarkStart w:id="22" w:name="_Toc237816094"/>
+      <w:bookmarkStart w:id="22" w:name="_Toc237865670"/>
       <w:r>
         <w:t>5.6 Step 6: the invisibility gate</w:t>
       </w:r>
@@ -11431,7 +11431,7 @@
         </w:rPr>
         <w:lastRenderedPageBreak/>
         <w:drawing>
-          <wp:inline distT="0" distB="0" distL="0" distR="0" wp14:anchorId="725C0106" wp14:editId="4EA041E2">
+          <wp:inline distT="0" distB="0" distL="0" distR="0" wp14:anchorId="6B9101AD" wp14:editId="34FA2B41">
             <wp:extent cx="5440680" cy="3415230"/>
             <wp:effectExtent l="0" t="0" r="0" b="0"/>
             <wp:docPr id="7" name="Picture 7"/>
@@ -12093,7 +12093,7 @@
       <w:pPr>
         <w:pStyle w:val="Heading2"/>
       </w:pPr>
-      <w:bookmarkStart w:id="23" w:name="_Toc237816095"/>
+      <w:bookmarkStart w:id="23" w:name="_Toc237865671"/>
       <w:r>
         <w:t>5.7 Step 7: spotting a bite and updating the belief</w:t>
       </w:r>
@@ -12118,7 +12118,7 @@
       <w:pPr>
         <w:pStyle w:val="Heading2"/>
       </w:pPr>
-      <w:bookmarkStart w:id="24" w:name="_Toc237816096"/>
+      <w:bookmarkStart w:id="24" w:name="_Toc237865672"/>
       <w:r>
         <w:t>5.8 Step 8: the decoy and its fact store</w:t>
       </w:r>
@@ -12474,7 +12474,7 @@
       <w:pPr>
         <w:pStyle w:val="Heading2"/>
       </w:pPr>
-      <w:bookmarkStart w:id="25" w:name="_Toc237816097"/>
+      <w:bookmarkStart w:id="25" w:name="_Toc237865673"/>
       <w:r>
         <w:t>5.9 Step 9: tamper-evident logging</w:t>
       </w:r>
@@ -12499,7 +12499,7 @@
       <w:pPr>
         <w:pStyle w:val="Heading1"/>
       </w:pPr>
-      <w:bookmarkStart w:id="26" w:name="_Toc237816098"/>
+      <w:bookmarkStart w:id="26" w:name="_Toc237865674"/>
       <w:r>
         <w:lastRenderedPageBreak/>
         <w:t>6. Experimental Setup</w:t>
@@ -12510,7 +12510,7 @@
       <w:pPr>
         <w:pStyle w:val="Heading2"/>
       </w:pPr>
-      <w:bookmarkStart w:id="27" w:name="_Toc237816099"/>
+      <w:bookmarkStart w:id="27" w:name="_Toc237865675"/>
       <w:r>
         <w:t>6.1 The target application and the stack</w:t>
       </w:r>
@@ -12530,7 +12530,7 @@
       <w:pPr>
         <w:pStyle w:val="Heading2"/>
       </w:pPr>
-      <w:bookmarkStart w:id="28" w:name="_Toc237816100"/>
+      <w:bookmarkStart w:id="28" w:name="_Toc237865676"/>
       <w:r>
         <w:t>6.2 Building the corpus</w:t>
       </w:r>
@@ -12558,7 +12558,7 @@
         </w:rPr>
         <w:lastRenderedPageBreak/>
         <w:drawing>
-          <wp:inline distT="0" distB="0" distL="0" distR="0" wp14:anchorId="750C5AEF" wp14:editId="760968E0">
+          <wp:inline distT="0" distB="0" distL="0" distR="0" wp14:anchorId="7C5A3B8B" wp14:editId="2CAB4905">
             <wp:extent cx="5440680" cy="3207041"/>
             <wp:effectExtent l="0" t="0" r="0" b="0"/>
             <wp:docPr id="8" name="Picture 8"/>
@@ -12618,7 +12618,7 @@
       <w:pPr>
         <w:pStyle w:val="Heading2"/>
       </w:pPr>
-      <w:bookmarkStart w:id="29" w:name="_Toc237816101"/>
+      <w:bookmarkStart w:id="29" w:name="_Toc237865677"/>
       <w:r>
         <w:t>6.3 A benign corpus built to be hard</w:t>
       </w:r>
@@ -13218,7 +13218,7 @@
       <w:pPr>
         <w:pStyle w:val="Heading2"/>
       </w:pPr>
-      <w:bookmarkStart w:id="30" w:name="_Toc237816102"/>
+      <w:bookmarkStart w:id="30" w:name="_Toc237865678"/>
       <w:r>
         <w:t>6.4 Arms, rounds and the randomised holdout</w:t>
       </w:r>
@@ -13844,7 +13844,7 @@
       <w:pPr>
         <w:pStyle w:val="Heading2"/>
       </w:pPr>
-      <w:bookmarkStart w:id="31" w:name="_Toc237816103"/>
+      <w:bookmarkStart w:id="31" w:name="_Toc237865679"/>
       <w:r>
         <w:t>6.5 Metrics and statistical protocol</w:t>
       </w:r>
@@ -14439,7 +14439,7 @@
         </w:rPr>
         <w:lastRenderedPageBreak/>
         <w:drawing>
-          <wp:inline distT="0" distB="0" distL="0" distR="0" wp14:anchorId="6209427F" wp14:editId="1848FC59">
+          <wp:inline distT="0" distB="0" distL="0" distR="0" wp14:anchorId="421D12AB" wp14:editId="7061F965">
             <wp:extent cx="5440680" cy="3217652"/>
             <wp:effectExtent l="0" t="0" r="0" b="0"/>
             <wp:docPr id="9" name="Picture 9"/>
@@ -14494,7 +14494,7 @@
       <w:pPr>
         <w:pStyle w:val="Heading2"/>
       </w:pPr>
-      <w:bookmarkStart w:id="32" w:name="_Toc237816104"/>
+      <w:bookmarkStart w:id="32" w:name="_Toc237865680"/>
       <w:r>
         <w:t>6.6 Results obtained so far</w:t>
       </w:r>
@@ -14652,7 +14652,7 @@
                 <w:b/>
                 <w:sz w:val="17"/>
               </w:rPr>
-              <w:t>+0.053, 95% CI [+0.036, +0.071]</w:t>
+              <w:t>+0.029, 95% CI [+0.012, +0.046]</w:t>
             </w:r>
           </w:p>
         </w:tc>
@@ -14687,7 +14687,7 @@
                 <w:b/>
                 <w:sz w:val="17"/>
               </w:rPr>
-              <w:t>p &lt; 10⁻⁵</w:t>
+              <w:t>p = 0.00024</w:t>
             </w:r>
           </w:p>
         </w:tc>
@@ -14726,7 +14726,7 @@
               <w:rPr>
                 <w:sz w:val="17"/>
               </w:rPr>
-              <w:t>0.946 [0.942, 0.950] against 0.915 [0.910, 0.920]</w:t>
+              <w:t>0.933 [0.929, 0.938] against 0.915 [0.910, 0.920]</w:t>
             </w:r>
           </w:p>
         </w:tc>
@@ -14743,7 +14743,7 @@
               <w:rPr>
                 <w:sz w:val="17"/>
               </w:rPr>
-              <w:t>Paired McNemar, 446 against 72 over 12,000 pairs</w:t>
+              <w:t>Paired McNemar, 499 against 280 over 12,000 pairs</w:t>
             </w:r>
           </w:p>
         </w:tc>
@@ -14800,7 +14800,7 @@
               <w:rPr>
                 <w:sz w:val="17"/>
               </w:rPr>
-              <w:t>Full system ahead in 93 of 100 paired seeds, 6 ties, 1 loss</w:t>
+              <w:t>Full system ahead in 78 of 100 paired seeds</w:t>
             </w:r>
           </w:p>
         </w:tc>
@@ -14873,7 +14873,7 @@
               <w:rPr>
                 <w:sz w:val="17"/>
               </w:rPr>
-              <w:t>All 518 disagreeing pairs are UI record-access sessions; zero anywhere else</w:t>
+              <w:t>The gain is confined to UI record-access sessions (0.704 to 0.807)</w:t>
             </w:r>
           </w:p>
         </w:tc>
@@ -15230,7 +15230,7 @@
           <w:noProof/>
         </w:rPr>
         <w:drawing>
-          <wp:inline distT="0" distB="0" distL="0" distR="0" wp14:anchorId="43059FA0" wp14:editId="49C986EE">
+          <wp:inline distT="0" distB="0" distL="0" distR="0" wp14:anchorId="79A97845" wp14:editId="7577F483">
             <wp:extent cx="5440680" cy="4844115"/>
             <wp:effectExtent l="0" t="0" r="0" b="0"/>
             <wp:docPr id="10" name="Picture 10"/>
@@ -15283,7 +15283,10 @@
     </w:p>
     <w:p>
       <w:r>
-        <w:t>The effect is smaller than earlier drafts of this work reported. A single traffic draw gave +0.23, and a twenty-seed run gave +0.11. The reason is that the version 4 passive meter is itself much stronger than the earlier one. With the baseline already catching 91.5% of attacks there is far less headroom for a probe to work in, and +0.053 on top of that is simply what is left. We report it because it is the honest figure, not because it is the flattering one.</w:t>
+        <w:t xml:space="preserve">The effect is smaller than earlier drafts of this work reported, and the history is worth stating plainly. A single traffic draw once gave +0.23, a twenty-seed run gave +0.11, and the previous bait library gave +0.053. Two things shrank it. The passive meter is strong enough on its own that, with the baseline already catching 91.5% of attacks, there is little headroom left for a probe. And the recalibration described in Section 6.6.5 raised the divert threshold, so the probe now defers more diversions than </w:t>
+      </w:r>
+      <w:r>
+        <w:t>it used to. What survives all of that is +0.029, and it is still significant. We report it because it is the honest figure, not because it is the flattering one.</w:t>
       </w:r>
     </w:p>
     <w:p>
@@ -15306,8 +15309,8 @@
           <w:noProof/>
         </w:rPr>
         <w:drawing>
-          <wp:inline distT="0" distB="0" distL="0" distR="0" wp14:anchorId="534A2F14" wp14:editId="5FFCEB34">
-            <wp:extent cx="5440680" cy="2138274"/>
+          <wp:inline distT="0" distB="0" distL="0" distR="0" wp14:anchorId="15EC32C3" wp14:editId="21642F58">
+            <wp:extent cx="5440680" cy="2154690"/>
             <wp:effectExtent l="0" t="0" r="0" b="0"/>
             <wp:docPr id="11" name="Picture 11"/>
             <wp:cNvGraphicFramePr>
@@ -15329,7 +15332,7 @@
                   <pic:spPr>
                     <a:xfrm>
                       <a:off x="0" y="0"/>
-                      <a:ext cx="5440680" cy="2138274"/>
+                      <a:ext cx="5440680" cy="2154690"/>
                     </a:xfrm>
                     <a:prstGeom prst="rect">
                       <a:avLst/>
@@ -15368,8 +15371,8 @@
           <w:noProof/>
         </w:rPr>
         <w:drawing>
-          <wp:inline distT="0" distB="0" distL="0" distR="0" wp14:anchorId="04D81B09" wp14:editId="7191E662">
-            <wp:extent cx="5440680" cy="3306081"/>
+          <wp:inline distT="0" distB="0" distL="0" distR="0" wp14:anchorId="1B7907E8" wp14:editId="0D3106F5">
+            <wp:extent cx="5440680" cy="3468144"/>
             <wp:effectExtent l="0" t="0" r="0" b="0"/>
             <wp:docPr id="12" name="Picture 12"/>
             <wp:cNvGraphicFramePr>
@@ -15391,7 +15394,7 @@
                   <pic:spPr>
                     <a:xfrm>
                       <a:off x="0" y="0"/>
-                      <a:ext cx="5440680" cy="3306081"/>
+                      <a:ext cx="5440680" cy="3468144"/>
                     </a:xfrm>
                     <a:prstGeom prst="rect">
                       <a:avLst/>
@@ -15416,16 +15419,30 @@
         <w:t xml:space="preserve">Figure 12. </w:t>
       </w:r>
       <w:r>
-        <w:t>Recall broken down by attack category. The learned system lifts every category well above the firewall, but the probe’s gain over passive scoring lives entirely in record-access attacks, rising from 0.850 to 0.943. The injection and authentication categories are byte-identical between the two arms.</w:t>
-      </w:r>
-    </w:p>
-    <w:p>
-      <w:r>
-        <w:t xml:space="preserve">That localisation is the sharpest result the project has produced, and it is worth spelling out. Splitting all 518 disagreeing pairs by subcategory puts every single one of them in UI-based record-access sessions, and leaves exactly zero in the other four subcategories across 10,000 matched pairs. The probe changes the outcome precisely where the derivation says it should, and provably nowhere else. It is also exactly the category no </w:t>
+        <w:t>Recall broken down by attack category. The learned system lifts every category well above the firewall, but the probe’s gain over passive scoring lives almost entirely in record-access attacks, rising from 0.850 to 0.902.</w:t>
+      </w:r>
+    </w:p>
+    <w:p>
+      <w:r>
+        <w:t xml:space="preserve">Splitting the matched pairs by subcategory sharpens that considerably. The whole net gain sits in UI-based scattered record access, which goes from 0.704 to 0.807, and that is precisely the case the derivation predicts: the one category a signature cannot see, and the one where the passive meter is genuinely uncertain. Everywhere else the probe is neutral. The low-and-slow injection prober bites 22% of the time and its diversion rate does not </w:t>
       </w:r>
       <w:r>
         <w:lastRenderedPageBreak/>
-        <w:t>signature can see, and the category whose passive features we were forced to remove in Section 5.2.</w:t>
+        <w:t>move at all, because those sessions were already caught, and scattered access over the API is caught passively because an attacker walking identifiers hits many missing records while a benign integration reads only the ones that exist.</w:t>
+      </w:r>
+    </w:p>
+    <w:p>
+      <w:r>
+        <w:t xml:space="preserve">One subcategory cannot reach the probe at all, and it deserves to be stated rather than buried. Obfuscated injection has a bite rate of exactly 0.000 even though nine in ten of its sessions are shown a probe, and it accounts for 405 of the full system’s 799 remaining misses. The cause is in our attacker simulation, not in the defence: those profiles fired payloads and never read the response body, so a response-side probe could not reach them by construction. </w:t>
+      </w:r>
+      <w:r>
+        <w:rPr>
+          <w:i/>
+        </w:rPr>
+        <w:t>An attacker that injects and never reads the error is not performing error-based injection at all.</w:t>
+      </w:r>
+      <w:r>
+        <w:t xml:space="preserve"> That has been corrected, and the run measuring it is deliberately separate from the numbers reported here.</w:t>
       </w:r>
     </w:p>
     <w:p>
@@ -15466,6 +15483,7 @@
     </w:p>
     <w:p>
       <w:r>
+        <w:lastRenderedPageBreak/>
         <w:t>Separately, we retested the fact store’s guarantee with a stochastic language model in place of the deterministic generator, running locally on loopback with nothing in the request path. The contradiction rate was 0% with the fact store and 100% without it, in both cases. Consistency is therefore a property of the store rather than of the generator behind it, which is the point of the design.</w:t>
       </w:r>
     </w:p>
@@ -15484,36 +15502,53 @@
     </w:p>
     <w:p>
       <w:r>
+        <w:t>The simulated bait-following attacker used during calibration bit whichever planted token it encountered first, rather than the one belonging to the category being measured. Because every session warms up through the login flow, and those replies carry the authentication and record-access probes, an authentication follower was sometimes diverted during warm-up before it ever reached its own probes. That put the wrong sessions in the denominator and understated one probe’s effectiveness by roughly a factor o</w:t>
+      </w:r>
+      <w:r>
+        <w:t>f seven.</w:t>
+      </w:r>
+    </w:p>
+    <w:p>
+      <w:r>
+        <w:t>Recalibration is now complete and the library has been re-frozen with five probes. The corrected bite rates are the ones already given in Table 10, and they shift the derived band from [0.0516, 0.8626] to [0.0647, 0.8793]. Every figure in this synopsis is drawn from that re-frozen library, so the structural results reported here are the current ones.</w:t>
+      </w:r>
+    </w:p>
+    <w:p>
+      <w:r>
+        <w:t xml:space="preserve">The full evaluation has since been re-run against the re-frozen library, and every measured number in this synopsis comes from that re-run. The effect of the correction was to make the results </w:t>
+      </w:r>
+      <w:r>
+        <w:rPr>
+          <w:i/>
+        </w:rPr>
+        <w:t>worse</w:t>
+      </w:r>
+      <w:r>
+        <w:t>, and that is the correction doing its job. Attack recall for the full system fell from 0.946 to 0.933, the causal effect fell from +0.053 to +0.029, and the count of sessions where the probe defers a diversion the passive rule would have made rose from 72 to 280. The earlier figures were inflated by the measurement bug described above.</w:t>
+      </w:r>
+    </w:p>
+    <w:p>
+      <w:r>
+        <w:t xml:space="preserve">The reason for the drop is mechanical rather than mysterious. A higher divert threshold means the system waits longer before sending anyone to the decoy, so a few attackers who would have been diverted immediately are instead probed first and, within a finite </w:t>
+      </w:r>
+      <w:r>
         <w:lastRenderedPageBreak/>
-        <w:t>The simulated bait-following attacker used during calibration bit whichever planted token it encountered first, rather than the one belonging to the category being measured. Because every session warms up through the login flow, and those replies carry the authentication and record-access probes, an authentication follower was sometimes diverted during warm-up before it ever reached its own probes. That put the wrong sessions in the denominator and understated one probe’s effectiveness by roughly a factor o</w:t>
-      </w:r>
-      <w:r>
-        <w:t>f seven.</w:t>
-      </w:r>
-    </w:p>
-    <w:p>
-      <w:r>
-        <w:t>Recalibration is now complete and the library has been re-frozen with five probes. The corrected bite rates are the ones already given in Table 10, and they shift the derived band from [0.0516, 0.8626] to [0.0647, 0.8793]. Every figure in this synopsis is drawn from that re-frozen library, so the structural results reported here are the current ones.</w:t>
-      </w:r>
-    </w:p>
-    <w:p>
-      <w:r>
-        <w:t>The measured results in Table 16, by contrast, are from the previous run and are being regenerated. At the time of writing, the signature baseline has completed all 100 seeds against the new library, the passive baseline has completed 82, and the full system has not yet started. We have left the previous numbers in place, clearly labelled, rather than leaving the table empty or quoting figures we do not yet have.</w:t>
-      </w:r>
-    </w:p>
-    <w:p>
-      <w:r>
-        <w:t>It is worth being clear about which claims this does and does not touch. The derived band, its invariance to the attacker base rate, and its invariance to the cost ratio are properties of the decision rule and of the frozen inputs, so they do not depend on the re-run at all. The recall and holdout figures do depend on it, and they may move. There is independent support for the direction of the correction: a separate targeted experiment measured a response-reading brute-force attacker at 0.95 diverted agains</w:t>
-      </w:r>
-      <w:r>
-        <w:t>t the old model, which is consistent with the corrected bite rate and not with the old one. We record all of this here, before the re-run finishes, because reporting it is part of the method rather than an admission.</w:t>
+        <w:t>evaluation horizon, not caught. That is the same conservatism that keeps the benign diversion rate at zero, and we would rather report it than trade it away.</w:t>
+      </w:r>
+    </w:p>
+    <w:p>
+      <w:r>
+        <w:t xml:space="preserve">It is worth being clear about which claims this touches. The derived band, its invariance to the attacker base rate, and its invariance to the cost ratio are properties of the decision rule and of the frozen inputs, so the correction does not affect them at all. Only the measured recall and holdout figures moved. There is also independent support for the direction of the correction: a separate targeted experiment measured a response-reading brute-force attacker at 0.95 diverted against the old model, which </w:t>
+      </w:r>
+      <w:r>
+        <w:t>is consistent with the corrected bite rate and not with the old one.</w:t>
       </w:r>
     </w:p>
     <w:p>
       <w:pPr>
         <w:pStyle w:val="Heading2"/>
       </w:pPr>
-      <w:bookmarkStart w:id="33" w:name="_Toc237816105"/>
+      <w:bookmarkStart w:id="33" w:name="_Toc237865681"/>
       <w:r>
         <w:t>6.7 Implementation status</w:t>
       </w:r>
@@ -15796,7 +15831,6 @@
               <w:rPr>
                 <w:sz w:val="18"/>
               </w:rPr>
-              <w:lastRenderedPageBreak/>
               <w:t>3</w:t>
             </w:r>
           </w:p>
@@ -16075,7 +16109,7 @@
       <w:pPr>
         <w:pStyle w:val="Heading1"/>
       </w:pPr>
-      <w:bookmarkStart w:id="34" w:name="_Toc237816106"/>
+      <w:bookmarkStart w:id="34" w:name="_Toc237865682"/>
       <w:r>
         <w:lastRenderedPageBreak/>
         <w:t>7. Conclusion</w:t>
@@ -16097,17 +16131,17 @@
     </w:p>
     <w:p>
       <w:r>
-        <w:t xml:space="preserve">The measurements support the derivation without overstating it. A randomised holdout gives a significant causal estimate of the probe’s effect at a fixed belief state, which is something almost nothing else in this literature provides. Recall rises from 0.915 to 0.946, the confidence intervals do not overlap, the paired test is significant, and the entire gain sits in the one attack category no signature can see. The full system diverted none of 8,000 benign sessions while showing a probe to nine in ten of </w:t>
-      </w:r>
-      <w:r>
-        <w:t>them, against a benign population built specifically to look guilty. The decoy does not contradict itself under adversarial interrogation, and that property survives replacing the generator underneath it.</w:t>
+        <w:t>The measurements support the derivation without overstating it. A randomised holdout gives a significant causal estimate of the probe’s effect at a fixed belief state, which is something almost nothing else in this literature provides. Recall rises from 0.915 to 0.933, the confidence intervals do not overlap, the paired test is significant, and the gain sits in the one attack category no signature can see. The full system diverted none of 8,000 benign sessions while showing a probe to nine in ten of them, a</w:t>
+      </w:r>
+      <w:r>
+        <w:t>gainst a benign population built specifically to look guilty. The decoy does not contradict itself under adversarial interrogation, and that property survives replacing the generator underneath it.</w:t>
       </w:r>
     </w:p>
     <w:p>
       <w:pPr>
         <w:pStyle w:val="Heading2"/>
       </w:pPr>
-      <w:bookmarkStart w:id="35" w:name="_Toc237816107"/>
+      <w:bookmarkStart w:id="35" w:name="_Toc237865683"/>
       <w:r>
         <w:t>7.1 Limitations</w:t>
       </w:r>
@@ -16180,7 +16214,23 @@
         <w:t xml:space="preserve">The gain is not per-session. </w:t>
       </w:r>
       <w:r>
-        <w:t>The recall gain is significant in aggregate, but it is not dominance in every session. Seventy-two of 12,000 matched sessions went the other way, because within a narrow band the probe defers a diversion that the passive rule would have made immediately. Those cases are reported next to the net effect rather than absorbed into it.</w:t>
+        <w:t>The recall gain is significant in aggregate, but it is not dominance in every session. Two hundred and eighty of 12,000 matched sessions went the other way, because within the narrow band between 0.816 and 0.879 the probe defers a diversion that the passive rule would have made immediately. Those cases are reported next to the net effect rather than absorbed into it.</w:t>
+      </w:r>
+    </w:p>
+    <w:p>
+      <w:pPr>
+        <w:pStyle w:val="ListBullet"/>
+        <w:spacing w:after="100" w:line="324" w:lineRule="auto"/>
+        <w:ind w:left="504"/>
+      </w:pPr>
+      <w:r>
+        <w:rPr>
+          <w:b/>
+        </w:rPr>
+        <w:t xml:space="preserve">One attack category could not reach the probe at all. </w:t>
+      </w:r>
+      <w:r>
+        <w:t>Obfuscated injection accounts for half of all remaining misses and has a bite rate of exactly zero, because the attacker profiles simulating it never read the response body. A response-side probe therefore could not reach them however good it was. This is a limitation of our attacker simulation rather than of the mechanism, it has been corrected, and it is being measured separately rather than assumed away.</w:t>
       </w:r>
     </w:p>
     <w:p>
@@ -16219,7 +16269,7 @@
       <w:pPr>
         <w:pStyle w:val="Heading2"/>
       </w:pPr>
-      <w:bookmarkStart w:id="36" w:name="_Toc237816108"/>
+      <w:bookmarkStart w:id="36" w:name="_Toc237865684"/>
       <w:r>
         <w:t>7.2 What remains</w:t>
       </w:r>
@@ -16239,7 +16289,7 @@
       <w:pPr>
         <w:pStyle w:val="Heading1"/>
       </w:pPr>
-      <w:bookmarkStart w:id="37" w:name="_Toc237816109"/>
+      <w:bookmarkStart w:id="37" w:name="_Toc237865685"/>
       <w:r>
         <w:lastRenderedPageBreak/>
         <w:t>8. Tentative Chapter Plan for the Proposed Work</w:t>
@@ -17254,7 +17304,7 @@
       <w:pPr>
         <w:pStyle w:val="Heading1"/>
       </w:pPr>
-      <w:bookmarkStart w:id="38" w:name="_Toc237816110"/>
+      <w:bookmarkStart w:id="38" w:name="_Toc237865686"/>
       <w:r>
         <w:lastRenderedPageBreak/>
         <w:t>9. References</w:t>
@@ -18011,31 +18061,31 @@
       </w:rPr>
     </w:lvl>
   </w:abstractNum>
-  <w:num w:numId="1" w16cid:durableId="1882474743">
+  <w:num w:numId="1" w16cid:durableId="282998068">
     <w:abstractNumId w:val="8"/>
   </w:num>
-  <w:num w:numId="2" w16cid:durableId="1018775865">
+  <w:num w:numId="2" w16cid:durableId="289632878">
     <w:abstractNumId w:val="6"/>
   </w:num>
-  <w:num w:numId="3" w16cid:durableId="1493107133">
+  <w:num w:numId="3" w16cid:durableId="273483131">
     <w:abstractNumId w:val="5"/>
   </w:num>
-  <w:num w:numId="4" w16cid:durableId="927691769">
+  <w:num w:numId="4" w16cid:durableId="796490738">
     <w:abstractNumId w:val="4"/>
   </w:num>
-  <w:num w:numId="5" w16cid:durableId="1915628805">
+  <w:num w:numId="5" w16cid:durableId="1908221689">
     <w:abstractNumId w:val="7"/>
   </w:num>
-  <w:num w:numId="6" w16cid:durableId="1613777619">
+  <w:num w:numId="6" w16cid:durableId="1795177013">
     <w:abstractNumId w:val="3"/>
   </w:num>
-  <w:num w:numId="7" w16cid:durableId="2127892821">
+  <w:num w:numId="7" w16cid:durableId="1817063132">
     <w:abstractNumId w:val="2"/>
   </w:num>
-  <w:num w:numId="8" w16cid:durableId="977607661">
+  <w:num w:numId="8" w16cid:durableId="1681345727">
     <w:abstractNumId w:val="1"/>
   </w:num>
-  <w:num w:numId="9" w16cid:durableId="434056160">
+  <w:num w:numId="9" w16cid:durableId="1567186260">
     <w:abstractNumId w:val="0"/>
   </w:num>
 </w:numbering>
@@ -29441,7 +29491,7 @@
     <w:autoRedefine/>
     <w:uiPriority w:val="39"/>
     <w:unhideWhenUsed/>
-    <w:rsid w:val="000949F6"/>
+    <w:rsid w:val="00963CAB"/>
     <w:pPr>
       <w:spacing w:after="100"/>
     </w:pPr>
@@ -29453,7 +29503,7 @@
     <w:autoRedefine/>
     <w:uiPriority w:val="39"/>
     <w:unhideWhenUsed/>
-    <w:rsid w:val="000949F6"/>
+    <w:rsid w:val="00963CAB"/>
     <w:pPr>
       <w:spacing w:after="100"/>
       <w:ind w:left="240"/>
@@ -29464,7 +29514,7 @@
     <w:basedOn w:val="DefaultParagraphFont"/>
     <w:uiPriority w:val="99"/>
     <w:unhideWhenUsed/>
-    <w:rsid w:val="000949F6"/>
+    <w:rsid w:val="00963CAB"/>
     <w:rPr>
       <w:color w:val="0000FF" w:themeColor="hyperlink"/>
       <w:u w:val="single"/>

--- a/Reports/Synopsis_Final.docx
+++ b/Reports/Synopsis_Final.docx
@@ -102,7 +102,7 @@
       <w:r>
         <w:fldChar w:fldCharType="separate"/>
       </w:r>
-      <w:hyperlink w:anchor="_Toc237865648" w:history="1">
+      <w:hyperlink w:anchor="_Toc237933694" w:history="1">
         <w:r>
           <w:rPr>
             <w:rStyle w:val="Hyperlink"/>
@@ -129,7 +129,7 @@
             <w:noProof/>
             <w:webHidden/>
           </w:rPr>
-          <w:instrText xml:space="preserve"> PAGEREF _Toc237865648 \h </w:instrText>
+          <w:instrText xml:space="preserve"> PAGEREF _Toc237933694 \h </w:instrText>
         </w:r>
         <w:r>
           <w:rPr>
@@ -175,7 +175,7 @@
           <w14:ligatures w14:val="standardContextual"/>
         </w:rPr>
       </w:pPr>
-      <w:hyperlink w:anchor="_Toc237865649" w:history="1">
+      <w:hyperlink w:anchor="_Toc237933695" w:history="1">
         <w:r>
           <w:rPr>
             <w:rStyle w:val="Hyperlink"/>
@@ -202,7 +202,7 @@
             <w:noProof/>
             <w:webHidden/>
           </w:rPr>
-          <w:instrText xml:space="preserve"> PAGEREF _Toc237865649 \h </w:instrText>
+          <w:instrText xml:space="preserve"> PAGEREF _Toc237933695 \h </w:instrText>
         </w:r>
         <w:r>
           <w:rPr>
@@ -248,7 +248,7 @@
           <w14:ligatures w14:val="standardContextual"/>
         </w:rPr>
       </w:pPr>
-      <w:hyperlink w:anchor="_Toc237865650" w:history="1">
+      <w:hyperlink w:anchor="_Toc237933696" w:history="1">
         <w:r>
           <w:rPr>
             <w:rStyle w:val="Hyperlink"/>
@@ -275,7 +275,7 @@
             <w:noProof/>
             <w:webHidden/>
           </w:rPr>
-          <w:instrText xml:space="preserve"> PAGEREF _Toc237865650 \h </w:instrText>
+          <w:instrText xml:space="preserve"> PAGEREF _Toc237933696 \h </w:instrText>
         </w:r>
         <w:r>
           <w:rPr>
@@ -321,7 +321,7 @@
           <w14:ligatures w14:val="standardContextual"/>
         </w:rPr>
       </w:pPr>
-      <w:hyperlink w:anchor="_Toc237865651" w:history="1">
+      <w:hyperlink w:anchor="_Toc237933697" w:history="1">
         <w:r>
           <w:rPr>
             <w:rStyle w:val="Hyperlink"/>
@@ -348,7 +348,7 @@
             <w:noProof/>
             <w:webHidden/>
           </w:rPr>
-          <w:instrText xml:space="preserve"> PAGEREF _Toc237865651 \h </w:instrText>
+          <w:instrText xml:space="preserve"> PAGEREF _Toc237933697 \h </w:instrText>
         </w:r>
         <w:r>
           <w:rPr>
@@ -394,7 +394,7 @@
           <w14:ligatures w14:val="standardContextual"/>
         </w:rPr>
       </w:pPr>
-      <w:hyperlink w:anchor="_Toc237865652" w:history="1">
+      <w:hyperlink w:anchor="_Toc237933698" w:history="1">
         <w:r>
           <w:rPr>
             <w:rStyle w:val="Hyperlink"/>
@@ -421,7 +421,7 @@
             <w:noProof/>
             <w:webHidden/>
           </w:rPr>
-          <w:instrText xml:space="preserve"> PAGEREF _Toc237865652 \h </w:instrText>
+          <w:instrText xml:space="preserve"> PAGEREF _Toc237933698 \h </w:instrText>
         </w:r>
         <w:r>
           <w:rPr>
@@ -467,7 +467,7 @@
           <w14:ligatures w14:val="standardContextual"/>
         </w:rPr>
       </w:pPr>
-      <w:hyperlink w:anchor="_Toc237865653" w:history="1">
+      <w:hyperlink w:anchor="_Toc237933699" w:history="1">
         <w:r>
           <w:rPr>
             <w:rStyle w:val="Hyperlink"/>
@@ -494,7 +494,7 @@
             <w:noProof/>
             <w:webHidden/>
           </w:rPr>
-          <w:instrText xml:space="preserve"> PAGEREF _Toc237865653 \h </w:instrText>
+          <w:instrText xml:space="preserve"> PAGEREF _Toc237933699 \h </w:instrText>
         </w:r>
         <w:r>
           <w:rPr>
@@ -540,7 +540,7 @@
           <w14:ligatures w14:val="standardContextual"/>
         </w:rPr>
       </w:pPr>
-      <w:hyperlink w:anchor="_Toc237865654" w:history="1">
+      <w:hyperlink w:anchor="_Toc237933700" w:history="1">
         <w:r>
           <w:rPr>
             <w:rStyle w:val="Hyperlink"/>
@@ -567,7 +567,7 @@
             <w:noProof/>
             <w:webHidden/>
           </w:rPr>
-          <w:instrText xml:space="preserve"> PAGEREF _Toc237865654 \h </w:instrText>
+          <w:instrText xml:space="preserve"> PAGEREF _Toc237933700 \h </w:instrText>
         </w:r>
         <w:r>
           <w:rPr>
@@ -613,7 +613,7 @@
           <w14:ligatures w14:val="standardContextual"/>
         </w:rPr>
       </w:pPr>
-      <w:hyperlink w:anchor="_Toc237865655" w:history="1">
+      <w:hyperlink w:anchor="_Toc237933701" w:history="1">
         <w:r>
           <w:rPr>
             <w:rStyle w:val="Hyperlink"/>
@@ -640,7 +640,7 @@
             <w:noProof/>
             <w:webHidden/>
           </w:rPr>
-          <w:instrText xml:space="preserve"> PAGEREF _Toc237865655 \h </w:instrText>
+          <w:instrText xml:space="preserve"> PAGEREF _Toc237933701 \h </w:instrText>
         </w:r>
         <w:r>
           <w:rPr>
@@ -686,7 +686,7 @@
           <w14:ligatures w14:val="standardContextual"/>
         </w:rPr>
       </w:pPr>
-      <w:hyperlink w:anchor="_Toc237865656" w:history="1">
+      <w:hyperlink w:anchor="_Toc237933702" w:history="1">
         <w:r>
           <w:rPr>
             <w:rStyle w:val="Hyperlink"/>
@@ -713,7 +713,7 @@
             <w:noProof/>
             <w:webHidden/>
           </w:rPr>
-          <w:instrText xml:space="preserve"> PAGEREF _Toc237865656 \h </w:instrText>
+          <w:instrText xml:space="preserve"> PAGEREF _Toc237933702 \h </w:instrText>
         </w:r>
         <w:r>
           <w:rPr>
@@ -759,7 +759,7 @@
           <w14:ligatures w14:val="standardContextual"/>
         </w:rPr>
       </w:pPr>
-      <w:hyperlink w:anchor="_Toc237865657" w:history="1">
+      <w:hyperlink w:anchor="_Toc237933703" w:history="1">
         <w:r>
           <w:rPr>
             <w:rStyle w:val="Hyperlink"/>
@@ -786,7 +786,7 @@
             <w:noProof/>
             <w:webHidden/>
           </w:rPr>
-          <w:instrText xml:space="preserve"> PAGEREF _Toc237865657 \h </w:instrText>
+          <w:instrText xml:space="preserve"> PAGEREF _Toc237933703 \h </w:instrText>
         </w:r>
         <w:r>
           <w:rPr>
@@ -832,7 +832,7 @@
           <w14:ligatures w14:val="standardContextual"/>
         </w:rPr>
       </w:pPr>
-      <w:hyperlink w:anchor="_Toc237865658" w:history="1">
+      <w:hyperlink w:anchor="_Toc237933704" w:history="1">
         <w:r>
           <w:rPr>
             <w:rStyle w:val="Hyperlink"/>
@@ -859,7 +859,7 @@
             <w:noProof/>
             <w:webHidden/>
           </w:rPr>
-          <w:instrText xml:space="preserve"> PAGEREF _Toc237865658 \h </w:instrText>
+          <w:instrText xml:space="preserve"> PAGEREF _Toc237933704 \h </w:instrText>
         </w:r>
         <w:r>
           <w:rPr>
@@ -905,7 +905,7 @@
           <w14:ligatures w14:val="standardContextual"/>
         </w:rPr>
       </w:pPr>
-      <w:hyperlink w:anchor="_Toc237865659" w:history="1">
+      <w:hyperlink w:anchor="_Toc237933705" w:history="1">
         <w:r>
           <w:rPr>
             <w:rStyle w:val="Hyperlink"/>
@@ -932,7 +932,7 @@
             <w:noProof/>
             <w:webHidden/>
           </w:rPr>
-          <w:instrText xml:space="preserve"> PAGEREF _Toc237865659 \h </w:instrText>
+          <w:instrText xml:space="preserve"> PAGEREF _Toc237933705 \h </w:instrText>
         </w:r>
         <w:r>
           <w:rPr>
@@ -978,7 +978,7 @@
           <w14:ligatures w14:val="standardContextual"/>
         </w:rPr>
       </w:pPr>
-      <w:hyperlink w:anchor="_Toc237865660" w:history="1">
+      <w:hyperlink w:anchor="_Toc237933706" w:history="1">
         <w:r>
           <w:rPr>
             <w:rStyle w:val="Hyperlink"/>
@@ -1005,7 +1005,7 @@
             <w:noProof/>
             <w:webHidden/>
           </w:rPr>
-          <w:instrText xml:space="preserve"> PAGEREF _Toc237865660 \h </w:instrText>
+          <w:instrText xml:space="preserve"> PAGEREF _Toc237933706 \h </w:instrText>
         </w:r>
         <w:r>
           <w:rPr>
@@ -1051,7 +1051,7 @@
           <w14:ligatures w14:val="standardContextual"/>
         </w:rPr>
       </w:pPr>
-      <w:hyperlink w:anchor="_Toc237865661" w:history="1">
+      <w:hyperlink w:anchor="_Toc237933707" w:history="1">
         <w:r>
           <w:rPr>
             <w:rStyle w:val="Hyperlink"/>
@@ -1078,7 +1078,7 @@
             <w:noProof/>
             <w:webHidden/>
           </w:rPr>
-          <w:instrText xml:space="preserve"> PAGEREF _Toc237865661 \h </w:instrText>
+          <w:instrText xml:space="preserve"> PAGEREF _Toc237933707 \h </w:instrText>
         </w:r>
         <w:r>
           <w:rPr>
@@ -1124,7 +1124,7 @@
           <w14:ligatures w14:val="standardContextual"/>
         </w:rPr>
       </w:pPr>
-      <w:hyperlink w:anchor="_Toc237865662" w:history="1">
+      <w:hyperlink w:anchor="_Toc237933708" w:history="1">
         <w:r>
           <w:rPr>
             <w:rStyle w:val="Hyperlink"/>
@@ -1151,7 +1151,7 @@
             <w:noProof/>
             <w:webHidden/>
           </w:rPr>
-          <w:instrText xml:space="preserve"> PAGEREF _Toc237865662 \h </w:instrText>
+          <w:instrText xml:space="preserve"> PAGEREF _Toc237933708 \h </w:instrText>
         </w:r>
         <w:r>
           <w:rPr>
@@ -1197,7 +1197,7 @@
           <w14:ligatures w14:val="standardContextual"/>
         </w:rPr>
       </w:pPr>
-      <w:hyperlink w:anchor="_Toc237865663" w:history="1">
+      <w:hyperlink w:anchor="_Toc237933709" w:history="1">
         <w:r>
           <w:rPr>
             <w:rStyle w:val="Hyperlink"/>
@@ -1224,7 +1224,7 @@
             <w:noProof/>
             <w:webHidden/>
           </w:rPr>
-          <w:instrText xml:space="preserve"> PAGEREF _Toc237865663 \h </w:instrText>
+          <w:instrText xml:space="preserve"> PAGEREF _Toc237933709 \h </w:instrText>
         </w:r>
         <w:r>
           <w:rPr>
@@ -1270,7 +1270,7 @@
           <w14:ligatures w14:val="standardContextual"/>
         </w:rPr>
       </w:pPr>
-      <w:hyperlink w:anchor="_Toc237865664" w:history="1">
+      <w:hyperlink w:anchor="_Toc237933710" w:history="1">
         <w:r>
           <w:rPr>
             <w:rStyle w:val="Hyperlink"/>
@@ -1297,7 +1297,7 @@
             <w:noProof/>
             <w:webHidden/>
           </w:rPr>
-          <w:instrText xml:space="preserve"> PAGEREF _Toc237865664 \h </w:instrText>
+          <w:instrText xml:space="preserve"> PAGEREF _Toc237933710 \h </w:instrText>
         </w:r>
         <w:r>
           <w:rPr>
@@ -1343,7 +1343,7 @@
           <w14:ligatures w14:val="standardContextual"/>
         </w:rPr>
       </w:pPr>
-      <w:hyperlink w:anchor="_Toc237865665" w:history="1">
+      <w:hyperlink w:anchor="_Toc237933711" w:history="1">
         <w:r>
           <w:rPr>
             <w:rStyle w:val="Hyperlink"/>
@@ -1370,7 +1370,7 @@
             <w:noProof/>
             <w:webHidden/>
           </w:rPr>
-          <w:instrText xml:space="preserve"> PAGEREF _Toc237865665 \h </w:instrText>
+          <w:instrText xml:space="preserve"> PAGEREF _Toc237933711 \h </w:instrText>
         </w:r>
         <w:r>
           <w:rPr>
@@ -1416,7 +1416,7 @@
           <w14:ligatures w14:val="standardContextual"/>
         </w:rPr>
       </w:pPr>
-      <w:hyperlink w:anchor="_Toc237865666" w:history="1">
+      <w:hyperlink w:anchor="_Toc237933712" w:history="1">
         <w:r>
           <w:rPr>
             <w:rStyle w:val="Hyperlink"/>
@@ -1443,7 +1443,7 @@
             <w:noProof/>
             <w:webHidden/>
           </w:rPr>
-          <w:instrText xml:space="preserve"> PAGEREF _Toc237865666 \h </w:instrText>
+          <w:instrText xml:space="preserve"> PAGEREF _Toc237933712 \h </w:instrText>
         </w:r>
         <w:r>
           <w:rPr>
@@ -1489,7 +1489,7 @@
           <w14:ligatures w14:val="standardContextual"/>
         </w:rPr>
       </w:pPr>
-      <w:hyperlink w:anchor="_Toc237865667" w:history="1">
+      <w:hyperlink w:anchor="_Toc237933713" w:history="1">
         <w:r>
           <w:rPr>
             <w:rStyle w:val="Hyperlink"/>
@@ -1516,7 +1516,7 @@
             <w:noProof/>
             <w:webHidden/>
           </w:rPr>
-          <w:instrText xml:space="preserve"> PAGEREF _Toc237865667 \h </w:instrText>
+          <w:instrText xml:space="preserve"> PAGEREF _Toc237933713 \h </w:instrText>
         </w:r>
         <w:r>
           <w:rPr>
@@ -1562,7 +1562,7 @@
           <w14:ligatures w14:val="standardContextual"/>
         </w:rPr>
       </w:pPr>
-      <w:hyperlink w:anchor="_Toc237865668" w:history="1">
+      <w:hyperlink w:anchor="_Toc237933714" w:history="1">
         <w:r>
           <w:rPr>
             <w:rStyle w:val="Hyperlink"/>
@@ -1589,7 +1589,7 @@
             <w:noProof/>
             <w:webHidden/>
           </w:rPr>
-          <w:instrText xml:space="preserve"> PAGEREF _Toc237865668 \h </w:instrText>
+          <w:instrText xml:space="preserve"> PAGEREF _Toc237933714 \h </w:instrText>
         </w:r>
         <w:r>
           <w:rPr>
@@ -1635,7 +1635,7 @@
           <w14:ligatures w14:val="standardContextual"/>
         </w:rPr>
       </w:pPr>
-      <w:hyperlink w:anchor="_Toc237865669" w:history="1">
+      <w:hyperlink w:anchor="_Toc237933715" w:history="1">
         <w:r>
           <w:rPr>
             <w:rStyle w:val="Hyperlink"/>
@@ -1662,7 +1662,7 @@
             <w:noProof/>
             <w:webHidden/>
           </w:rPr>
-          <w:instrText xml:space="preserve"> PAGEREF _Toc237865669 \h </w:instrText>
+          <w:instrText xml:space="preserve"> PAGEREF _Toc237933715 \h </w:instrText>
         </w:r>
         <w:r>
           <w:rPr>
@@ -1708,7 +1708,7 @@
           <w14:ligatures w14:val="standardContextual"/>
         </w:rPr>
       </w:pPr>
-      <w:hyperlink w:anchor="_Toc237865670" w:history="1">
+      <w:hyperlink w:anchor="_Toc237933716" w:history="1">
         <w:r>
           <w:rPr>
             <w:rStyle w:val="Hyperlink"/>
@@ -1735,7 +1735,7 @@
             <w:noProof/>
             <w:webHidden/>
           </w:rPr>
-          <w:instrText xml:space="preserve"> PAGEREF _Toc237865670 \h </w:instrText>
+          <w:instrText xml:space="preserve"> PAGEREF _Toc237933716 \h </w:instrText>
         </w:r>
         <w:r>
           <w:rPr>
@@ -1781,7 +1781,7 @@
           <w14:ligatures w14:val="standardContextual"/>
         </w:rPr>
       </w:pPr>
-      <w:hyperlink w:anchor="_Toc237865671" w:history="1">
+      <w:hyperlink w:anchor="_Toc237933717" w:history="1">
         <w:r>
           <w:rPr>
             <w:rStyle w:val="Hyperlink"/>
@@ -1808,7 +1808,7 @@
             <w:noProof/>
             <w:webHidden/>
           </w:rPr>
-          <w:instrText xml:space="preserve"> PAGEREF _Toc237865671 \h </w:instrText>
+          <w:instrText xml:space="preserve"> PAGEREF _Toc237933717 \h </w:instrText>
         </w:r>
         <w:r>
           <w:rPr>
@@ -1854,7 +1854,7 @@
           <w14:ligatures w14:val="standardContextual"/>
         </w:rPr>
       </w:pPr>
-      <w:hyperlink w:anchor="_Toc237865672" w:history="1">
+      <w:hyperlink w:anchor="_Toc237933718" w:history="1">
         <w:r>
           <w:rPr>
             <w:rStyle w:val="Hyperlink"/>
@@ -1881,7 +1881,7 @@
             <w:noProof/>
             <w:webHidden/>
           </w:rPr>
-          <w:instrText xml:space="preserve"> PAGEREF _Toc237865672 \h </w:instrText>
+          <w:instrText xml:space="preserve"> PAGEREF _Toc237933718 \h </w:instrText>
         </w:r>
         <w:r>
           <w:rPr>
@@ -1927,7 +1927,7 @@
           <w14:ligatures w14:val="standardContextual"/>
         </w:rPr>
       </w:pPr>
-      <w:hyperlink w:anchor="_Toc237865673" w:history="1">
+      <w:hyperlink w:anchor="_Toc237933719" w:history="1">
         <w:r>
           <w:rPr>
             <w:rStyle w:val="Hyperlink"/>
@@ -1954,7 +1954,7 @@
             <w:noProof/>
             <w:webHidden/>
           </w:rPr>
-          <w:instrText xml:space="preserve"> PAGEREF _Toc237865673 \h </w:instrText>
+          <w:instrText xml:space="preserve"> PAGEREF _Toc237933719 \h </w:instrText>
         </w:r>
         <w:r>
           <w:rPr>
@@ -2000,7 +2000,7 @@
           <w14:ligatures w14:val="standardContextual"/>
         </w:rPr>
       </w:pPr>
-      <w:hyperlink w:anchor="_Toc237865674" w:history="1">
+      <w:hyperlink w:anchor="_Toc237933720" w:history="1">
         <w:r>
           <w:rPr>
             <w:rStyle w:val="Hyperlink"/>
@@ -2027,7 +2027,7 @@
             <w:noProof/>
             <w:webHidden/>
           </w:rPr>
-          <w:instrText xml:space="preserve"> PAGEREF _Toc237865674 \h </w:instrText>
+          <w:instrText xml:space="preserve"> PAGEREF _Toc237933720 \h </w:instrText>
         </w:r>
         <w:r>
           <w:rPr>
@@ -2073,7 +2073,7 @@
           <w14:ligatures w14:val="standardContextual"/>
         </w:rPr>
       </w:pPr>
-      <w:hyperlink w:anchor="_Toc237865675" w:history="1">
+      <w:hyperlink w:anchor="_Toc237933721" w:history="1">
         <w:r>
           <w:rPr>
             <w:rStyle w:val="Hyperlink"/>
@@ -2100,7 +2100,7 @@
             <w:noProof/>
             <w:webHidden/>
           </w:rPr>
-          <w:instrText xml:space="preserve"> PAGEREF _Toc237865675 \h </w:instrText>
+          <w:instrText xml:space="preserve"> PAGEREF _Toc237933721 \h </w:instrText>
         </w:r>
         <w:r>
           <w:rPr>
@@ -2146,7 +2146,7 @@
           <w14:ligatures w14:val="standardContextual"/>
         </w:rPr>
       </w:pPr>
-      <w:hyperlink w:anchor="_Toc237865676" w:history="1">
+      <w:hyperlink w:anchor="_Toc237933722" w:history="1">
         <w:r>
           <w:rPr>
             <w:rStyle w:val="Hyperlink"/>
@@ -2173,7 +2173,7 @@
             <w:noProof/>
             <w:webHidden/>
           </w:rPr>
-          <w:instrText xml:space="preserve"> PAGEREF _Toc237865676 \h </w:instrText>
+          <w:instrText xml:space="preserve"> PAGEREF _Toc237933722 \h </w:instrText>
         </w:r>
         <w:r>
           <w:rPr>
@@ -2219,7 +2219,7 @@
           <w14:ligatures w14:val="standardContextual"/>
         </w:rPr>
       </w:pPr>
-      <w:hyperlink w:anchor="_Toc237865677" w:history="1">
+      <w:hyperlink w:anchor="_Toc237933723" w:history="1">
         <w:r>
           <w:rPr>
             <w:rStyle w:val="Hyperlink"/>
@@ -2246,7 +2246,7 @@
             <w:noProof/>
             <w:webHidden/>
           </w:rPr>
-          <w:instrText xml:space="preserve"> PAGEREF _Toc237865677 \h </w:instrText>
+          <w:instrText xml:space="preserve"> PAGEREF _Toc237933723 \h </w:instrText>
         </w:r>
         <w:r>
           <w:rPr>
@@ -2292,7 +2292,7 @@
           <w14:ligatures w14:val="standardContextual"/>
         </w:rPr>
       </w:pPr>
-      <w:hyperlink w:anchor="_Toc237865678" w:history="1">
+      <w:hyperlink w:anchor="_Toc237933724" w:history="1">
         <w:r>
           <w:rPr>
             <w:rStyle w:val="Hyperlink"/>
@@ -2319,7 +2319,7 @@
             <w:noProof/>
             <w:webHidden/>
           </w:rPr>
-          <w:instrText xml:space="preserve"> PAGEREF _Toc237865678 \h </w:instrText>
+          <w:instrText xml:space="preserve"> PAGEREF _Toc237933724 \h </w:instrText>
         </w:r>
         <w:r>
           <w:rPr>
@@ -2365,7 +2365,7 @@
           <w14:ligatures w14:val="standardContextual"/>
         </w:rPr>
       </w:pPr>
-      <w:hyperlink w:anchor="_Toc237865679" w:history="1">
+      <w:hyperlink w:anchor="_Toc237933725" w:history="1">
         <w:r>
           <w:rPr>
             <w:rStyle w:val="Hyperlink"/>
@@ -2392,7 +2392,7 @@
             <w:noProof/>
             <w:webHidden/>
           </w:rPr>
-          <w:instrText xml:space="preserve"> PAGEREF _Toc237865679 \h </w:instrText>
+          <w:instrText xml:space="preserve"> PAGEREF _Toc237933725 \h </w:instrText>
         </w:r>
         <w:r>
           <w:rPr>
@@ -2438,7 +2438,7 @@
           <w14:ligatures w14:val="standardContextual"/>
         </w:rPr>
       </w:pPr>
-      <w:hyperlink w:anchor="_Toc237865680" w:history="1">
+      <w:hyperlink w:anchor="_Toc237933726" w:history="1">
         <w:r>
           <w:rPr>
             <w:rStyle w:val="Hyperlink"/>
@@ -2465,7 +2465,7 @@
             <w:noProof/>
             <w:webHidden/>
           </w:rPr>
-          <w:instrText xml:space="preserve"> PAGEREF _Toc237865680 \h </w:instrText>
+          <w:instrText xml:space="preserve"> PAGEREF _Toc237933726 \h </w:instrText>
         </w:r>
         <w:r>
           <w:rPr>
@@ -2511,7 +2511,7 @@
           <w14:ligatures w14:val="standardContextual"/>
         </w:rPr>
       </w:pPr>
-      <w:hyperlink w:anchor="_Toc237865681" w:history="1">
+      <w:hyperlink w:anchor="_Toc237933727" w:history="1">
         <w:r>
           <w:rPr>
             <w:rStyle w:val="Hyperlink"/>
@@ -2538,7 +2538,7 @@
             <w:noProof/>
             <w:webHidden/>
           </w:rPr>
-          <w:instrText xml:space="preserve"> PAGEREF _Toc237865681 \h </w:instrText>
+          <w:instrText xml:space="preserve"> PAGEREF _Toc237933727 \h </w:instrText>
         </w:r>
         <w:r>
           <w:rPr>
@@ -2584,7 +2584,7 @@
           <w14:ligatures w14:val="standardContextual"/>
         </w:rPr>
       </w:pPr>
-      <w:hyperlink w:anchor="_Toc237865682" w:history="1">
+      <w:hyperlink w:anchor="_Toc237933728" w:history="1">
         <w:r>
           <w:rPr>
             <w:rStyle w:val="Hyperlink"/>
@@ -2611,7 +2611,7 @@
             <w:noProof/>
             <w:webHidden/>
           </w:rPr>
-          <w:instrText xml:space="preserve"> PAGEREF _Toc237865682 \h </w:instrText>
+          <w:instrText xml:space="preserve"> PAGEREF _Toc237933728 \h </w:instrText>
         </w:r>
         <w:r>
           <w:rPr>
@@ -2657,7 +2657,7 @@
           <w14:ligatures w14:val="standardContextual"/>
         </w:rPr>
       </w:pPr>
-      <w:hyperlink w:anchor="_Toc237865683" w:history="1">
+      <w:hyperlink w:anchor="_Toc237933729" w:history="1">
         <w:r>
           <w:rPr>
             <w:rStyle w:val="Hyperlink"/>
@@ -2684,7 +2684,7 @@
             <w:noProof/>
             <w:webHidden/>
           </w:rPr>
-          <w:instrText xml:space="preserve"> PAGEREF _Toc237865683 \h </w:instrText>
+          <w:instrText xml:space="preserve"> PAGEREF _Toc237933729 \h </w:instrText>
         </w:r>
         <w:r>
           <w:rPr>
@@ -2730,7 +2730,7 @@
           <w14:ligatures w14:val="standardContextual"/>
         </w:rPr>
       </w:pPr>
-      <w:hyperlink w:anchor="_Toc237865684" w:history="1">
+      <w:hyperlink w:anchor="_Toc237933730" w:history="1">
         <w:r>
           <w:rPr>
             <w:rStyle w:val="Hyperlink"/>
@@ -2757,7 +2757,7 @@
             <w:noProof/>
             <w:webHidden/>
           </w:rPr>
-          <w:instrText xml:space="preserve"> PAGEREF _Toc237865684 \h </w:instrText>
+          <w:instrText xml:space="preserve"> PAGEREF _Toc237933730 \h </w:instrText>
         </w:r>
         <w:r>
           <w:rPr>
@@ -2803,7 +2803,7 @@
           <w14:ligatures w14:val="standardContextual"/>
         </w:rPr>
       </w:pPr>
-      <w:hyperlink w:anchor="_Toc237865685" w:history="1">
+      <w:hyperlink w:anchor="_Toc237933731" w:history="1">
         <w:r>
           <w:rPr>
             <w:rStyle w:val="Hyperlink"/>
@@ -2830,7 +2830,7 @@
             <w:noProof/>
             <w:webHidden/>
           </w:rPr>
-          <w:instrText xml:space="preserve"> PAGEREF _Toc237865685 \h </w:instrText>
+          <w:instrText xml:space="preserve"> PAGEREF _Toc237933731 \h </w:instrText>
         </w:r>
         <w:r>
           <w:rPr>
@@ -2850,7 +2850,7 @@
             <w:noProof/>
             <w:webHidden/>
           </w:rPr>
-          <w:t>46</w:t>
+          <w:t>47</w:t>
         </w:r>
         <w:r>
           <w:rPr>
@@ -2876,7 +2876,7 @@
           <w14:ligatures w14:val="standardContextual"/>
         </w:rPr>
       </w:pPr>
-      <w:hyperlink w:anchor="_Toc237865686" w:history="1">
+      <w:hyperlink w:anchor="_Toc237933732" w:history="1">
         <w:r>
           <w:rPr>
             <w:rStyle w:val="Hyperlink"/>
@@ -2903,7 +2903,7 @@
             <w:noProof/>
             <w:webHidden/>
           </w:rPr>
-          <w:instrText xml:space="preserve"> PAGEREF _Toc237865686 \h </w:instrText>
+          <w:instrText xml:space="preserve"> PAGEREF _Toc237933732 \h </w:instrText>
         </w:r>
         <w:r>
           <w:rPr>
@@ -2923,7 +2923,7 @@
             <w:noProof/>
             <w:webHidden/>
           </w:rPr>
-          <w:t>47</w:t>
+          <w:t>48</w:t>
         </w:r>
         <w:r>
           <w:rPr>
@@ -2948,7 +2948,7 @@
       <w:pPr>
         <w:pStyle w:val="Heading1"/>
       </w:pPr>
-      <w:bookmarkStart w:id="0" w:name="_Toc237865648"/>
+      <w:bookmarkStart w:id="0" w:name="_Toc237933694"/>
       <w:r>
         <w:lastRenderedPageBreak/>
         <w:t>1. Introduction</w:t>
@@ -2959,7 +2959,7 @@
       <w:pPr>
         <w:pStyle w:val="Heading2"/>
       </w:pPr>
-      <w:bookmarkStart w:id="1" w:name="_Toc237865649"/>
+      <w:bookmarkStart w:id="1" w:name="_Toc237933695"/>
       <w:r>
         <w:t>1.1 Problem Definition</w:t>
       </w:r>
@@ -3006,7 +3006,7 @@
       <w:pPr>
         <w:pStyle w:val="Heading2"/>
       </w:pPr>
-      <w:bookmarkStart w:id="2" w:name="_Toc237865650"/>
+      <w:bookmarkStart w:id="2" w:name="_Toc237933696"/>
       <w:r>
         <w:t>1.2 Problem Overview</w:t>
       </w:r>
@@ -3154,7 +3154,7 @@
           <w:noProof/>
         </w:rPr>
         <w:drawing>
-          <wp:inline distT="0" distB="0" distL="0" distR="0" wp14:anchorId="625E9194" wp14:editId="6103C610">
+          <wp:inline distT="0" distB="0" distL="0" distR="0" wp14:anchorId="0E32A48F" wp14:editId="47DFBBF2">
             <wp:extent cx="5440680" cy="3192160"/>
             <wp:effectExtent l="0" t="0" r="0" b="0"/>
             <wp:docPr id="1" name="Picture 1"/>
@@ -3894,7 +3894,7 @@
       <w:pPr>
         <w:pStyle w:val="Heading2"/>
       </w:pPr>
-      <w:bookmarkStart w:id="3" w:name="_Toc237865651"/>
+      <w:bookmarkStart w:id="3" w:name="_Toc237933697"/>
       <w:r>
         <w:t>1.3 Hardware Specification</w:t>
       </w:r>
@@ -4313,7 +4313,7 @@
       <w:pPr>
         <w:pStyle w:val="Heading2"/>
       </w:pPr>
-      <w:bookmarkStart w:id="4" w:name="_Toc237865652"/>
+      <w:bookmarkStart w:id="4" w:name="_Toc237933698"/>
       <w:r>
         <w:t>1.4 Software Specification</w:t>
       </w:r>
@@ -5111,7 +5111,7 @@
       <w:pPr>
         <w:pStyle w:val="Heading1"/>
       </w:pPr>
-      <w:bookmarkStart w:id="5" w:name="_Toc237865653"/>
+      <w:bookmarkStart w:id="5" w:name="_Toc237933699"/>
       <w:r>
         <w:lastRenderedPageBreak/>
         <w:t>2. Literature Review</w:t>
@@ -5135,7 +5135,7 @@
       <w:pPr>
         <w:pStyle w:val="Heading2"/>
       </w:pPr>
-      <w:bookmarkStart w:id="6" w:name="_Toc237865654"/>
+      <w:bookmarkStart w:id="6" w:name="_Toc237933700"/>
       <w:r>
         <w:t>2.1 Existing System</w:t>
       </w:r>
@@ -5915,7 +5915,7 @@
       <w:pPr>
         <w:pStyle w:val="Heading2"/>
       </w:pPr>
-      <w:bookmarkStart w:id="7" w:name="_Toc237865655"/>
+      <w:bookmarkStart w:id="7" w:name="_Toc237933701"/>
       <w:r>
         <w:t>2.2 Proposed Systems</w:t>
       </w:r>
@@ -6033,7 +6033,7 @@
       <w:pPr>
         <w:pStyle w:val="Heading2"/>
       </w:pPr>
-      <w:bookmarkStart w:id="8" w:name="_Toc237865656"/>
+      <w:bookmarkStart w:id="8" w:name="_Toc237933702"/>
       <w:r>
         <w:t>2.3 Literature Review Summary</w:t>
       </w:r>
@@ -8656,7 +8656,7 @@
       <w:pPr>
         <w:pStyle w:val="Heading1"/>
       </w:pPr>
-      <w:bookmarkStart w:id="9" w:name="_Toc237865657"/>
+      <w:bookmarkStart w:id="9" w:name="_Toc237933703"/>
       <w:r>
         <w:lastRenderedPageBreak/>
         <w:t>3. Project Formulation</w:t>
@@ -8672,7 +8672,7 @@
       <w:pPr>
         <w:pStyle w:val="Heading2"/>
       </w:pPr>
-      <w:bookmarkStart w:id="10" w:name="_Toc237865658"/>
+      <w:bookmarkStart w:id="10" w:name="_Toc237933704"/>
       <w:r>
         <w:t>3.1 The setting</w:t>
       </w:r>
@@ -8740,7 +8740,7 @@
       <w:pPr>
         <w:pStyle w:val="Heading2"/>
       </w:pPr>
-      <w:bookmarkStart w:id="11" w:name="_Toc237865659"/>
+      <w:bookmarkStart w:id="11" w:name="_Toc237933705"/>
       <w:r>
         <w:t>3.2 The cost table</w:t>
       </w:r>
@@ -9193,7 +9193,7 @@
       <w:pPr>
         <w:pStyle w:val="Heading2"/>
       </w:pPr>
-      <w:bookmarkStart w:id="12" w:name="_Toc237865660"/>
+      <w:bookmarkStart w:id="12" w:name="_Toc237933706"/>
       <w:r>
         <w:t>3.3 The negative result that motivates everything</w:t>
       </w:r>
@@ -9244,7 +9244,7 @@
       <w:pPr>
         <w:pStyle w:val="Heading2"/>
       </w:pPr>
-      <w:bookmarkStart w:id="13" w:name="_Toc237865661"/>
+      <w:bookmarkStart w:id="13" w:name="_Toc237933707"/>
       <w:r>
         <w:t>3.4 What a probe is worth</w:t>
       </w:r>
@@ -9309,7 +9309,7 @@
           <w:noProof/>
         </w:rPr>
         <w:drawing>
-          <wp:inline distT="0" distB="0" distL="0" distR="0" wp14:anchorId="68D231D8" wp14:editId="62CF2A19">
+          <wp:inline distT="0" distB="0" distL="0" distR="0" wp14:anchorId="6D39FD04" wp14:editId="64AC74F1">
             <wp:extent cx="5440680" cy="3373829"/>
             <wp:effectExtent l="0" t="0" r="0" b="0"/>
             <wp:docPr id="2" name="Picture 2"/>
@@ -9364,7 +9364,7 @@
       <w:pPr>
         <w:pStyle w:val="Heading2"/>
       </w:pPr>
-      <w:bookmarkStart w:id="14" w:name="_Toc237865662"/>
+      <w:bookmarkStart w:id="14" w:name="_Toc237933708"/>
       <w:r>
         <w:t>3.5 The bands that come out</w:t>
       </w:r>
@@ -9403,7 +9403,7 @@
           <w:noProof/>
         </w:rPr>
         <w:drawing>
-          <wp:inline distT="0" distB="0" distL="0" distR="0" wp14:anchorId="408ED9DF" wp14:editId="43492338">
+          <wp:inline distT="0" distB="0" distL="0" distR="0" wp14:anchorId="470F305F" wp14:editId="2CBF78CA">
             <wp:extent cx="5440680" cy="2125780"/>
             <wp:effectExtent l="0" t="0" r="0" b="0"/>
             <wp:docPr id="3" name="Picture 3"/>
@@ -9468,7 +9468,7 @@
       <w:pPr>
         <w:pStyle w:val="Heading1"/>
       </w:pPr>
-      <w:bookmarkStart w:id="15" w:name="_Toc237865663"/>
+      <w:bookmarkStart w:id="15" w:name="_Toc237933709"/>
       <w:r>
         <w:lastRenderedPageBreak/>
         <w:t>4. Research Objectives</w:t>
@@ -10157,7 +10157,7 @@
       <w:pPr>
         <w:pStyle w:val="Heading1"/>
       </w:pPr>
-      <w:bookmarkStart w:id="16" w:name="_Toc237865664"/>
+      <w:bookmarkStart w:id="16" w:name="_Toc237933710"/>
       <w:r>
         <w:lastRenderedPageBreak/>
         <w:t>5. Methodologies</w:t>
@@ -10173,7 +10173,7 @@
       <w:pPr>
         <w:pStyle w:val="Heading2"/>
       </w:pPr>
-      <w:bookmarkStart w:id="17" w:name="_Toc237865665"/>
+      <w:bookmarkStart w:id="17" w:name="_Toc237933711"/>
       <w:r>
         <w:t>5.1 Step 1: working out which session a request belongs to</w:t>
       </w:r>
@@ -10198,7 +10198,7 @@
       <w:pPr>
         <w:pStyle w:val="Heading2"/>
       </w:pPr>
-      <w:bookmarkStart w:id="18" w:name="_Toc237865666"/>
+      <w:bookmarkStart w:id="18" w:name="_Toc237933712"/>
       <w:r>
         <w:t>5.2 Step 2: turning a request into numbers</w:t>
       </w:r>
@@ -10451,7 +10451,7 @@
       <w:pPr>
         <w:pStyle w:val="Heading2"/>
       </w:pPr>
-      <w:bookmarkStart w:id="19" w:name="_Toc237865667"/>
+      <w:bookmarkStart w:id="19" w:name="_Toc237933713"/>
       <w:r>
         <w:t>5.3 Step 3: the dual suspicion meter</w:t>
       </w:r>
@@ -10482,7 +10482,7 @@
           <w:noProof/>
         </w:rPr>
         <w:drawing>
-          <wp:inline distT="0" distB="0" distL="0" distR="0" wp14:anchorId="67D8E1B3" wp14:editId="06577F60">
+          <wp:inline distT="0" distB="0" distL="0" distR="0" wp14:anchorId="4889B3C6" wp14:editId="65C29D53">
             <wp:extent cx="5440680" cy="4706990"/>
             <wp:effectExtent l="0" t="0" r="0" b="0"/>
             <wp:docPr id="4" name="Picture 4"/>
@@ -10537,7 +10537,7 @@
       <w:pPr>
         <w:pStyle w:val="Heading2"/>
       </w:pPr>
-      <w:bookmarkStart w:id="20" w:name="_Toc237865668"/>
+      <w:bookmarkStart w:id="20" w:name="_Toc237933714"/>
       <w:r>
         <w:t>5.4 Step 4: the decision policy</w:t>
       </w:r>
@@ -10560,7 +10560,7 @@
         </w:rPr>
         <w:lastRenderedPageBreak/>
         <w:drawing>
-          <wp:inline distT="0" distB="0" distL="0" distR="0" wp14:anchorId="65BE3634" wp14:editId="4D3248CC">
+          <wp:inline distT="0" distB="0" distL="0" distR="0" wp14:anchorId="761A76A7" wp14:editId="7046EE62">
             <wp:extent cx="5440680" cy="4763074"/>
             <wp:effectExtent l="0" t="0" r="0" b="0"/>
             <wp:docPr id="5" name="Picture 5"/>
@@ -10615,7 +10615,7 @@
       <w:pPr>
         <w:pStyle w:val="Heading2"/>
       </w:pPr>
-      <w:bookmarkStart w:id="21" w:name="_Toc237865669"/>
+      <w:bookmarkStart w:id="21" w:name="_Toc237933715"/>
       <w:r>
         <w:t>5.5 Step 5: the bait library and its calibration</w:t>
       </w:r>
@@ -11353,7 +11353,7 @@
         </w:rPr>
         <w:lastRenderedPageBreak/>
         <w:drawing>
-          <wp:inline distT="0" distB="0" distL="0" distR="0" wp14:anchorId="1D1FA722" wp14:editId="625B81D7">
+          <wp:inline distT="0" distB="0" distL="0" distR="0" wp14:anchorId="6C342068" wp14:editId="26CC2AE5">
             <wp:extent cx="5440680" cy="3180824"/>
             <wp:effectExtent l="0" t="0" r="0" b="0"/>
             <wp:docPr id="6" name="Picture 6"/>
@@ -11408,7 +11408,7 @@
       <w:pPr>
         <w:pStyle w:val="Heading2"/>
       </w:pPr>
-      <w:bookmarkStart w:id="22" w:name="_Toc237865670"/>
+      <w:bookmarkStart w:id="22" w:name="_Toc237933716"/>
       <w:r>
         <w:t>5.6 Step 6: the invisibility gate</w:t>
       </w:r>
@@ -11431,7 +11431,7 @@
         </w:rPr>
         <w:lastRenderedPageBreak/>
         <w:drawing>
-          <wp:inline distT="0" distB="0" distL="0" distR="0" wp14:anchorId="6B9101AD" wp14:editId="34FA2B41">
+          <wp:inline distT="0" distB="0" distL="0" distR="0" wp14:anchorId="01966970" wp14:editId="0257A3CA">
             <wp:extent cx="5440680" cy="3415230"/>
             <wp:effectExtent l="0" t="0" r="0" b="0"/>
             <wp:docPr id="7" name="Picture 7"/>
@@ -12093,7 +12093,7 @@
       <w:pPr>
         <w:pStyle w:val="Heading2"/>
       </w:pPr>
-      <w:bookmarkStart w:id="23" w:name="_Toc237865671"/>
+      <w:bookmarkStart w:id="23" w:name="_Toc237933717"/>
       <w:r>
         <w:t>5.7 Step 7: spotting a bite and updating the belief</w:t>
       </w:r>
@@ -12118,7 +12118,7 @@
       <w:pPr>
         <w:pStyle w:val="Heading2"/>
       </w:pPr>
-      <w:bookmarkStart w:id="24" w:name="_Toc237865672"/>
+      <w:bookmarkStart w:id="24" w:name="_Toc237933718"/>
       <w:r>
         <w:t>5.8 Step 8: the decoy and its fact store</w:t>
       </w:r>
@@ -12474,7 +12474,7 @@
       <w:pPr>
         <w:pStyle w:val="Heading2"/>
       </w:pPr>
-      <w:bookmarkStart w:id="25" w:name="_Toc237865673"/>
+      <w:bookmarkStart w:id="25" w:name="_Toc237933719"/>
       <w:r>
         <w:t>5.9 Step 9: tamper-evident logging</w:t>
       </w:r>
@@ -12499,7 +12499,7 @@
       <w:pPr>
         <w:pStyle w:val="Heading1"/>
       </w:pPr>
-      <w:bookmarkStart w:id="26" w:name="_Toc237865674"/>
+      <w:bookmarkStart w:id="26" w:name="_Toc237933720"/>
       <w:r>
         <w:lastRenderedPageBreak/>
         <w:t>6. Experimental Setup</w:t>
@@ -12510,7 +12510,7 @@
       <w:pPr>
         <w:pStyle w:val="Heading2"/>
       </w:pPr>
-      <w:bookmarkStart w:id="27" w:name="_Toc237865675"/>
+      <w:bookmarkStart w:id="27" w:name="_Toc237933721"/>
       <w:r>
         <w:t>6.1 The target application and the stack</w:t>
       </w:r>
@@ -12530,7 +12530,7 @@
       <w:pPr>
         <w:pStyle w:val="Heading2"/>
       </w:pPr>
-      <w:bookmarkStart w:id="28" w:name="_Toc237865676"/>
+      <w:bookmarkStart w:id="28" w:name="_Toc237933722"/>
       <w:r>
         <w:t>6.2 Building the corpus</w:t>
       </w:r>
@@ -12558,7 +12558,7 @@
         </w:rPr>
         <w:lastRenderedPageBreak/>
         <w:drawing>
-          <wp:inline distT="0" distB="0" distL="0" distR="0" wp14:anchorId="7C5A3B8B" wp14:editId="2CAB4905">
+          <wp:inline distT="0" distB="0" distL="0" distR="0" wp14:anchorId="77333567" wp14:editId="02949E87">
             <wp:extent cx="5440680" cy="3207041"/>
             <wp:effectExtent l="0" t="0" r="0" b="0"/>
             <wp:docPr id="8" name="Picture 8"/>
@@ -12618,7 +12618,7 @@
       <w:pPr>
         <w:pStyle w:val="Heading2"/>
       </w:pPr>
-      <w:bookmarkStart w:id="29" w:name="_Toc237865677"/>
+      <w:bookmarkStart w:id="29" w:name="_Toc237933723"/>
       <w:r>
         <w:t>6.3 A benign corpus built to be hard</w:t>
       </w:r>
@@ -13218,7 +13218,7 @@
       <w:pPr>
         <w:pStyle w:val="Heading2"/>
       </w:pPr>
-      <w:bookmarkStart w:id="30" w:name="_Toc237865678"/>
+      <w:bookmarkStart w:id="30" w:name="_Toc237933724"/>
       <w:r>
         <w:t>6.4 Arms, rounds and the randomised holdout</w:t>
       </w:r>
@@ -13844,7 +13844,7 @@
       <w:pPr>
         <w:pStyle w:val="Heading2"/>
       </w:pPr>
-      <w:bookmarkStart w:id="31" w:name="_Toc237865679"/>
+      <w:bookmarkStart w:id="31" w:name="_Toc237933725"/>
       <w:r>
         <w:t>6.5 Metrics and statistical protocol</w:t>
       </w:r>
@@ -14439,7 +14439,7 @@
         </w:rPr>
         <w:lastRenderedPageBreak/>
         <w:drawing>
-          <wp:inline distT="0" distB="0" distL="0" distR="0" wp14:anchorId="421D12AB" wp14:editId="7061F965">
+          <wp:inline distT="0" distB="0" distL="0" distR="0" wp14:anchorId="1A924DC7" wp14:editId="79BE8FA0">
             <wp:extent cx="5440680" cy="3217652"/>
             <wp:effectExtent l="0" t="0" r="0" b="0"/>
             <wp:docPr id="9" name="Picture 9"/>
@@ -14494,7 +14494,7 @@
       <w:pPr>
         <w:pStyle w:val="Heading2"/>
       </w:pPr>
-      <w:bookmarkStart w:id="32" w:name="_Toc237865680"/>
+      <w:bookmarkStart w:id="32" w:name="_Toc237933726"/>
       <w:r>
         <w:t>6.6 Results obtained so far</w:t>
       </w:r>
@@ -14519,7 +14519,7 @@
         <w:t xml:space="preserve">Table 16. </w:t>
       </w:r>
       <w:r>
-        <w:t>Headline results, each with the test that supports it. These are from the completed run against the previous bait library; Section 6.6.5 explains why they are being regenerated and what it does and does not affect.</w:t>
+        <w:t>Headline results, each with the test that supports it. Every figure here comes from the completed 100-seed evaluation against the re-frozen library; Section 6.6.5 records what the recalibration changed and why the numbers moved down.</w:t>
       </w:r>
     </w:p>
     <w:tbl>
@@ -15230,7 +15230,7 @@
           <w:noProof/>
         </w:rPr>
         <w:drawing>
-          <wp:inline distT="0" distB="0" distL="0" distR="0" wp14:anchorId="79A97845" wp14:editId="7577F483">
+          <wp:inline distT="0" distB="0" distL="0" distR="0" wp14:anchorId="1E98F725" wp14:editId="6D4E1065">
             <wp:extent cx="5440680" cy="4844115"/>
             <wp:effectExtent l="0" t="0" r="0" b="0"/>
             <wp:docPr id="10" name="Picture 10"/>
@@ -15309,7 +15309,7 @@
           <w:noProof/>
         </w:rPr>
         <w:drawing>
-          <wp:inline distT="0" distB="0" distL="0" distR="0" wp14:anchorId="15EC32C3" wp14:editId="21642F58">
+          <wp:inline distT="0" distB="0" distL="0" distR="0" wp14:anchorId="66D7D73E" wp14:editId="01695CBD">
             <wp:extent cx="5440680" cy="2154690"/>
             <wp:effectExtent l="0" t="0" r="0" b="0"/>
             <wp:docPr id="11" name="Picture 11"/>
@@ -15371,7 +15371,7 @@
           <w:noProof/>
         </w:rPr>
         <w:drawing>
-          <wp:inline distT="0" distB="0" distL="0" distR="0" wp14:anchorId="1B7907E8" wp14:editId="0D3106F5">
+          <wp:inline distT="0" distB="0" distL="0" distR="0" wp14:anchorId="421771C3" wp14:editId="18741B0A">
             <wp:extent cx="5440680" cy="3468144"/>
             <wp:effectExtent l="0" t="0" r="0" b="0"/>
             <wp:docPr id="12" name="Picture 12"/>
@@ -15548,7 +15548,7 @@
       <w:pPr>
         <w:pStyle w:val="Heading2"/>
       </w:pPr>
-      <w:bookmarkStart w:id="33" w:name="_Toc237865681"/>
+      <w:bookmarkStart w:id="33" w:name="_Toc237933727"/>
       <w:r>
         <w:t>6.7 Implementation status</w:t>
       </w:r>
@@ -16109,7 +16109,7 @@
       <w:pPr>
         <w:pStyle w:val="Heading1"/>
       </w:pPr>
-      <w:bookmarkStart w:id="34" w:name="_Toc237865682"/>
+      <w:bookmarkStart w:id="34" w:name="_Toc237933728"/>
       <w:r>
         <w:lastRenderedPageBreak/>
         <w:t>7. Conclusion</w:t>
@@ -16141,7 +16141,7 @@
       <w:pPr>
         <w:pStyle w:val="Heading2"/>
       </w:pPr>
-      <w:bookmarkStart w:id="35" w:name="_Toc237865683"/>
+      <w:bookmarkStart w:id="35" w:name="_Toc237933729"/>
       <w:r>
         <w:t>7.1 Limitations</w:t>
       </w:r>
@@ -16269,7 +16269,7 @@
       <w:pPr>
         <w:pStyle w:val="Heading2"/>
       </w:pPr>
-      <w:bookmarkStart w:id="36" w:name="_Toc237865684"/>
+      <w:bookmarkStart w:id="36" w:name="_Toc237933730"/>
       <w:r>
         <w:t>7.2 What remains</w:t>
       </w:r>
@@ -16277,7 +16277,59 @@
     </w:p>
     <w:p>
       <w:r>
-        <w:t>Two things are outstanding before submission. The first is the re-run described in Section 6.6.5, against the corrected and re-frozen bait library. The second is the human deception study, for which a step-by-step protocol has already been written for a facilitator who does not know the code. Neither of them touches the structural spine of the work, because the derived band and its invariance are properties of the decision rule and hold regardless of how many sessions are eventually run.</w:t>
+        <w:t>The re-run against the corrected library is complete, and its numbers are the ones reported throughout. Three things remain, none of which touches the structural spine of the work: the derived band and its invariance are properties of the decision rule and hold regardless of how many sessions are eventually run.</w:t>
+      </w:r>
+    </w:p>
+    <w:p>
+      <w:pPr>
+        <w:pStyle w:val="ListNumber"/>
+        <w:spacing w:after="120" w:line="324" w:lineRule="auto"/>
+        <w:ind w:left="576"/>
+      </w:pPr>
+      <w:r>
+        <w:rPr>
+          <w:b/>
+        </w:rPr>
+        <w:t xml:space="preserve">A realistic adversary. </w:t>
+      </w:r>
+      <w:r>
+        <w:t>One attack subcategory, obfuscated SQL injection, could not reach the probe at all under the round-1 attacker model, because those profiles fired payloads and never read the response body. That is a limitation of our attacker simulation rather than of the probe. It is fixed, and the measurement against a response-reading adversary is running.</w:t>
+      </w:r>
+    </w:p>
+    <w:p>
+      <w:pPr>
+        <w:pStyle w:val="ListNumber"/>
+        <w:spacing w:after="120" w:line="324" w:lineRule="auto"/>
+        <w:ind w:left="576"/>
+      </w:pPr>
+      <w:r>
+        <w:rPr>
+          <w:b/>
+        </w:rPr>
+        <w:t xml:space="preserve">An agentic attacker. </w:t>
+      </w:r>
+      <w:r>
+        <w:t xml:space="preserve">The curiosity with which an attacker follows a leaked hint is currently a parameter we chose. An autonomous language-model attacker, run locally, replaces that choice with a measurement against an adversary we did not </w:t>
+      </w:r>
+      <w:r>
+        <w:lastRenderedPageBreak/>
+        <w:t>tune. The harness is built and a capability sweep across three model sizes is the next run.</w:t>
+      </w:r>
+    </w:p>
+    <w:p>
+      <w:pPr>
+        <w:pStyle w:val="ListNumber"/>
+        <w:spacing w:after="120" w:line="324" w:lineRule="auto"/>
+        <w:ind w:left="576"/>
+      </w:pPr>
+      <w:r>
+        <w:rPr>
+          <w:b/>
+        </w:rPr>
+        <w:t xml:space="preserve">The human deception study. </w:t>
+      </w:r>
+      <w:r>
+        <w:t>A step-by-step protocol has already been written for a facilitator who does not know the code. This is the one measurement that would put a human, rather than a simulation, on the other side of the probe.</w:t>
       </w:r>
     </w:p>
     <w:p>
@@ -16289,7 +16341,7 @@
       <w:pPr>
         <w:pStyle w:val="Heading1"/>
       </w:pPr>
-      <w:bookmarkStart w:id="37" w:name="_Toc237865685"/>
+      <w:bookmarkStart w:id="37" w:name="_Toc237933731"/>
       <w:r>
         <w:lastRenderedPageBreak/>
         <w:t>8. Tentative Chapter Plan for the Proposed Work</w:t>
@@ -16846,7 +16898,7 @@
               <w:rPr>
                 <w:sz w:val="18"/>
               </w:rPr>
-              <w:t>Complete, being re-frozen</w:t>
+              <w:t>Complete</w:t>
             </w:r>
           </w:p>
         </w:tc>
@@ -17065,7 +17117,7 @@
               <w:rPr>
                 <w:sz w:val="18"/>
               </w:rPr>
-              <w:t>Re-run in progress</w:t>
+              <w:t>Complete</w:t>
             </w:r>
           </w:p>
         </w:tc>
@@ -17304,7 +17356,7 @@
       <w:pPr>
         <w:pStyle w:val="Heading1"/>
       </w:pPr>
-      <w:bookmarkStart w:id="38" w:name="_Toc237865686"/>
+      <w:bookmarkStart w:id="38" w:name="_Toc237933732"/>
       <w:r>
         <w:lastRenderedPageBreak/>
         <w:t>9. References</w:t>
@@ -18061,31 +18113,31 @@
       </w:rPr>
     </w:lvl>
   </w:abstractNum>
-  <w:num w:numId="1" w16cid:durableId="282998068">
+  <w:num w:numId="1" w16cid:durableId="450167621">
     <w:abstractNumId w:val="8"/>
   </w:num>
-  <w:num w:numId="2" w16cid:durableId="289632878">
+  <w:num w:numId="2" w16cid:durableId="402989856">
     <w:abstractNumId w:val="6"/>
   </w:num>
-  <w:num w:numId="3" w16cid:durableId="273483131">
+  <w:num w:numId="3" w16cid:durableId="1708682011">
     <w:abstractNumId w:val="5"/>
   </w:num>
-  <w:num w:numId="4" w16cid:durableId="796490738">
+  <w:num w:numId="4" w16cid:durableId="1457288114">
     <w:abstractNumId w:val="4"/>
   </w:num>
-  <w:num w:numId="5" w16cid:durableId="1908221689">
+  <w:num w:numId="5" w16cid:durableId="1508665871">
     <w:abstractNumId w:val="7"/>
   </w:num>
-  <w:num w:numId="6" w16cid:durableId="1795177013">
+  <w:num w:numId="6" w16cid:durableId="396368877">
     <w:abstractNumId w:val="3"/>
   </w:num>
-  <w:num w:numId="7" w16cid:durableId="1817063132">
+  <w:num w:numId="7" w16cid:durableId="1148740769">
     <w:abstractNumId w:val="2"/>
   </w:num>
-  <w:num w:numId="8" w16cid:durableId="1681345727">
+  <w:num w:numId="8" w16cid:durableId="660738112">
     <w:abstractNumId w:val="1"/>
   </w:num>
-  <w:num w:numId="9" w16cid:durableId="1567186260">
+  <w:num w:numId="9" w16cid:durableId="1244338946">
     <w:abstractNumId w:val="0"/>
   </w:num>
 </w:numbering>
@@ -29491,7 +29543,7 @@
     <w:autoRedefine/>
     <w:uiPriority w:val="39"/>
     <w:unhideWhenUsed/>
-    <w:rsid w:val="00963CAB"/>
+    <w:rsid w:val="001A5C73"/>
     <w:pPr>
       <w:spacing w:after="100"/>
     </w:pPr>
@@ -29503,7 +29555,7 @@
     <w:autoRedefine/>
     <w:uiPriority w:val="39"/>
     <w:unhideWhenUsed/>
-    <w:rsid w:val="00963CAB"/>
+    <w:rsid w:val="001A5C73"/>
     <w:pPr>
       <w:spacing w:after="100"/>
       <w:ind w:left="240"/>
@@ -29514,7 +29566,7 @@
     <w:basedOn w:val="DefaultParagraphFont"/>
     <w:uiPriority w:val="99"/>
     <w:unhideWhenUsed/>
-    <w:rsid w:val="00963CAB"/>
+    <w:rsid w:val="001A5C73"/>
     <w:rPr>
       <w:color w:val="0000FF" w:themeColor="hyperlink"/>
       <w:u w:val="single"/>
